--- a/docx/final/21_结题答辩演讲稿.docx
+++ b/docx/final/21_结题答辩演讲稿.docx
@@ -1295,7 +1295,7 @@
         <w:rPr>
           <w:rFonts w:ascii="宋体" w:hAnsi="宋体" w:eastAsia="宋体"/>
         </w:rPr>
-        <w:t xml:space="preserve">生成特征之后，我们再按时间顺序把多个快照组成 feature sequence。RUL 标签按当前时间到寿命结束的剩余时间计算。这样模型看到的是一段连续变化，而不是孤立的一个采样点。</w:t>
+        <w:t xml:space="preserve">生成特征之后，我们再按时间顺序把多个快照组成 feature sequence。RUL 标签按当前时间到寿命结束的剩余时间计算；如果只按文件序号生成，就在输出里标注为快照级 RUL。XJTU-SY 可以按约 1 分钟快照间隔换算，PHM2012 则要结合约 10 秒文件间隔和官方 Test_set 终止 RUL 条目。这样模型看到的是一段连续变化，而不是孤立的一个采样点。</w:t>
       </w:r>
     </w:p>
     <w:bookmarkEnd w:id="29"/>
@@ -1330,7 +1330,7 @@
         <w:rPr>
           <w:rFonts w:ascii="宋体" w:hAnsi="宋体" w:eastAsia="宋体"/>
         </w:rPr>
-        <w:t xml:space="preserve">第一层是数据接入，负责读取 XJTU-SY 和 PHM2012，并整理工况、采样率、通道和时间顺序。第二层是特征与标签，负责提取 19 维时频域特征，并构造特征序列和秒级 RUL 标签。第三层是模型训练，包括 baseline、CNN-LSTM-AM 和 xLSTM-Transformer。第四层是评价与展示，负责输出误差指标、RUL 曲线、预测文件和复现实验对比表。</w:t>
+        <w:t xml:space="preserve">第一层是数据接入，负责读取 XJTU-SY 和 PHM2012，并整理工况、采样率、通道和时间顺序。第二层是特征与标签，负责提取 19 维时频域特征，并按数据集时间间隔构造 RUL 标签。第三层是模型训练，包括 baseline、CNN-LSTM-AM 和 xLSTM-Transformer。第四层是评价与展示，负责输出误差指标、RUL 曲线、预测文件和复现实验对比表。</w:t>
       </w:r>
     </w:p>
     <w:p>

--- a/docx/final/21_结题答辩演讲稿.docx
+++ b/docx/final/21_结题答辩演讲稿.docx
@@ -36,9 +36,9 @@
       </w:pPr>
       <w:r>
         <w:rPr>
-          <w:rFonts w:ascii="黑体" w:hAnsi="黑体" w:eastAsia="黑体"/>
+          <w:rFonts w:ascii="宋体" w:hAnsi="宋体" w:eastAsia="宋体"/>
           <w:b/>
-          <w:sz w:val="40"/>
+          <w:sz w:val="48"/>
         </w:rPr>
         <w:t xml:space="preserve">工业轴承设备剩余寿命预测系统的实现：结题答辩演讲稿</w:t>
       </w:r>
@@ -50,7 +50,7 @@
       </w:pPr>
       <w:r>
         <w:rPr>
-          <w:rFonts w:ascii="黑体" w:hAnsi="黑体" w:eastAsia="黑体"/>
+          <w:rFonts w:ascii="宋体" w:hAnsi="宋体" w:eastAsia="宋体"/>
         </w:rPr>
         <w:t xml:space="preserve">文档信息</w:t>
       </w:r>
@@ -61,19 +61,19 @@
         <w:tblW w:type="pct" w:w="0.0"/>
         <w:tblLook w:firstRow="1" w:lastRow="0" w:firstColumn="0" w:lastColumn="0" w:noHBand="0" w:noVBand="0" w:val="0020"/>
         <w:tblBorders>
-          <w:top w:val="single" w:sz="4" w:space="0" w:color="BFBFBF"/>
-          <w:left w:val="single" w:sz="4" w:space="0" w:color="BFBFBF"/>
-          <w:bottom w:val="single" w:sz="4" w:space="0" w:color="BFBFBF"/>
-          <w:right w:val="single" w:sz="4" w:space="0" w:color="BFBFBF"/>
-          <w:insideH w:val="single" w:sz="4" w:space="0" w:color="BFBFBF"/>
-          <w:insideV w:val="single" w:sz="4" w:space="0" w:color="BFBFBF"/>
+          <w:top w:val="single" w:sz="4" w:space="0" w:color="000000"/>
+          <w:left w:val="single" w:sz="4" w:space="0" w:color="000000"/>
+          <w:bottom w:val="single" w:sz="4" w:space="0" w:color="000000"/>
+          <w:right w:val="single" w:sz="4" w:space="0" w:color="000000"/>
+          <w:insideH w:val="single" w:sz="4" w:space="0" w:color="000000"/>
+          <w:insideV w:val="single" w:sz="4" w:space="0" w:color="000000"/>
         </w:tblBorders>
       </w:tblPr>
       <w:tblGrid/>
       <w:tr>
         <w:tc>
           <w:tcPr>
-            <w:shd w:fill="EAEAEA"/>
+            <w:shd w:fill="FFFFFF"/>
           </w:tcPr>
           <w:p>
             <w:pPr>
@@ -84,7 +84,8 @@
             <w:r>
               <w:rPr>
                 <w:rFonts w:ascii="宋体" w:hAnsi="宋体" w:eastAsia="宋体"/>
-                <w:sz w:val="19"/>
+                <w:b/>
+                <w:sz w:val="21"/>
               </w:rPr>
               <w:t xml:space="preserve">项目</w:t>
             </w:r>
@@ -92,7 +93,7 @@
         </w:tc>
         <w:tc>
           <w:tcPr>
-            <w:shd w:fill="EAEAEA"/>
+            <w:shd w:fill="FFFFFF"/>
           </w:tcPr>
           <w:p>
             <w:pPr>
@@ -103,7 +104,8 @@
             <w:r>
               <w:rPr>
                 <w:rFonts w:ascii="宋体" w:hAnsi="宋体" w:eastAsia="宋体"/>
-                <w:sz w:val="19"/>
+                <w:b/>
+                <w:sz w:val="21"/>
               </w:rPr>
               <w:t xml:space="preserve">内容</w:t>
             </w:r>
@@ -121,7 +123,7 @@
             <w:r>
               <w:rPr>
                 <w:rFonts w:ascii="宋体" w:hAnsi="宋体" w:eastAsia="宋体"/>
-                <w:sz w:val="19"/>
+                <w:sz w:val="21"/>
               </w:rPr>
               <w:t xml:space="preserve">文档名称</w:t>
             </w:r>
@@ -137,7 +139,7 @@
             <w:r>
               <w:rPr>
                 <w:rFonts w:ascii="宋体" w:hAnsi="宋体" w:eastAsia="宋体"/>
-                <w:sz w:val="19"/>
+                <w:sz w:val="21"/>
               </w:rPr>
               <w:t xml:space="preserve">结题答辩演讲稿</w:t>
             </w:r>
@@ -155,7 +157,7 @@
             <w:r>
               <w:rPr>
                 <w:rFonts w:ascii="宋体" w:hAnsi="宋体" w:eastAsia="宋体"/>
-                <w:sz w:val="19"/>
+                <w:sz w:val="21"/>
               </w:rPr>
               <w:t xml:space="preserve">文档编号</w:t>
             </w:r>
@@ -171,7 +173,7 @@
             <w:r>
               <w:rPr>
                 <w:rFonts w:ascii="宋体" w:hAnsi="宋体" w:eastAsia="宋体"/>
-                <w:sz w:val="19"/>
+                <w:sz w:val="21"/>
               </w:rPr>
               <w:t xml:space="preserve">SE-PHM-FINAL-21</w:t>
             </w:r>
@@ -189,7 +191,7 @@
             <w:r>
               <w:rPr>
                 <w:rFonts w:ascii="宋体" w:hAnsi="宋体" w:eastAsia="宋体"/>
-                <w:sz w:val="19"/>
+                <w:sz w:val="21"/>
               </w:rPr>
               <w:t xml:space="preserve">文档阶段</w:t>
             </w:r>
@@ -205,7 +207,7 @@
             <w:r>
               <w:rPr>
                 <w:rFonts w:ascii="宋体" w:hAnsi="宋体" w:eastAsia="宋体"/>
-                <w:sz w:val="19"/>
+                <w:sz w:val="21"/>
               </w:rPr>
               <w:t xml:space="preserve">结题</w:t>
             </w:r>
@@ -223,7 +225,7 @@
             <w:r>
               <w:rPr>
                 <w:rFonts w:ascii="宋体" w:hAnsi="宋体" w:eastAsia="宋体"/>
-                <w:sz w:val="19"/>
+                <w:sz w:val="21"/>
               </w:rPr>
               <w:t xml:space="preserve">项目名称</w:t>
             </w:r>
@@ -239,7 +241,7 @@
             <w:r>
               <w:rPr>
                 <w:rFonts w:ascii="宋体" w:hAnsi="宋体" w:eastAsia="宋体"/>
-                <w:sz w:val="19"/>
+                <w:sz w:val="21"/>
               </w:rPr>
               <w:t xml:space="preserve">工业轴承设备剩余寿命预测系统的实现</w:t>
             </w:r>
@@ -257,7 +259,7 @@
             <w:r>
               <w:rPr>
                 <w:rFonts w:ascii="宋体" w:hAnsi="宋体" w:eastAsia="宋体"/>
-                <w:sz w:val="19"/>
+                <w:sz w:val="21"/>
               </w:rPr>
               <w:t xml:space="preserve">课程</w:t>
             </w:r>
@@ -273,7 +275,7 @@
             <w:r>
               <w:rPr>
                 <w:rFonts w:ascii="宋体" w:hAnsi="宋体" w:eastAsia="宋体"/>
-                <w:sz w:val="19"/>
+                <w:sz w:val="21"/>
               </w:rPr>
               <w:t xml:space="preserve">中国科学技术大学软件学院《软件工程》</w:t>
             </w:r>
@@ -291,7 +293,7 @@
             <w:r>
               <w:rPr>
                 <w:rFonts w:ascii="宋体" w:hAnsi="宋体" w:eastAsia="宋体"/>
-                <w:sz w:val="19"/>
+                <w:sz w:val="21"/>
               </w:rPr>
               <w:t xml:space="preserve">指导老师</w:t>
             </w:r>
@@ -307,7 +309,7 @@
             <w:r>
               <w:rPr>
                 <w:rFonts w:ascii="宋体" w:hAnsi="宋体" w:eastAsia="宋体"/>
-                <w:sz w:val="19"/>
+                <w:sz w:val="21"/>
               </w:rPr>
               <w:t xml:space="preserve">zjf</w:t>
             </w:r>
@@ -325,7 +327,7 @@
             <w:r>
               <w:rPr>
                 <w:rFonts w:ascii="宋体" w:hAnsi="宋体" w:eastAsia="宋体"/>
-                <w:sz w:val="19"/>
+                <w:sz w:val="21"/>
               </w:rPr>
               <w:t xml:space="preserve">小组成员</w:t>
             </w:r>
@@ -341,7 +343,7 @@
             <w:r>
               <w:rPr>
                 <w:rFonts w:ascii="宋体" w:hAnsi="宋体" w:eastAsia="宋体"/>
-                <w:sz w:val="19"/>
+                <w:sz w:val="21"/>
               </w:rPr>
               <w:t xml:space="preserve">zyj、cyy、zdh、zy</w:t>
             </w:r>
@@ -359,7 +361,7 @@
             <w:r>
               <w:rPr>
                 <w:rFonts w:ascii="宋体" w:hAnsi="宋体" w:eastAsia="宋体"/>
-                <w:sz w:val="19"/>
+                <w:sz w:val="21"/>
               </w:rPr>
               <w:t xml:space="preserve">文档负责人</w:t>
             </w:r>
@@ -375,7 +377,7 @@
             <w:r>
               <w:rPr>
                 <w:rFonts w:ascii="宋体" w:hAnsi="宋体" w:eastAsia="宋体"/>
-                <w:sz w:val="19"/>
+                <w:sz w:val="21"/>
               </w:rPr>
               <w:t xml:space="preserve">zy</w:t>
             </w:r>
@@ -393,7 +395,7 @@
             <w:r>
               <w:rPr>
                 <w:rFonts w:ascii="宋体" w:hAnsi="宋体" w:eastAsia="宋体"/>
-                <w:sz w:val="19"/>
+                <w:sz w:val="21"/>
               </w:rPr>
               <w:t xml:space="preserve">参与编写</w:t>
             </w:r>
@@ -409,7 +411,7 @@
             <w:r>
               <w:rPr>
                 <w:rFonts w:ascii="宋体" w:hAnsi="宋体" w:eastAsia="宋体"/>
-                <w:sz w:val="19"/>
+                <w:sz w:val="21"/>
               </w:rPr>
               <w:t xml:space="preserve">zyj、cyy、zdh</w:t>
             </w:r>
@@ -427,7 +429,7 @@
             <w:r>
               <w:rPr>
                 <w:rFonts w:ascii="宋体" w:hAnsi="宋体" w:eastAsia="宋体"/>
-                <w:sz w:val="19"/>
+                <w:sz w:val="21"/>
               </w:rPr>
               <w:t xml:space="preserve">版本</w:t>
             </w:r>
@@ -443,7 +445,7 @@
             <w:r>
               <w:rPr>
                 <w:rFonts w:ascii="宋体" w:hAnsi="宋体" w:eastAsia="宋体"/>
-                <w:sz w:val="19"/>
+                <w:sz w:val="21"/>
               </w:rPr>
               <w:t xml:space="preserve">V3.0</w:t>
             </w:r>
@@ -461,7 +463,7 @@
             <w:r>
               <w:rPr>
                 <w:rFonts w:ascii="宋体" w:hAnsi="宋体" w:eastAsia="宋体"/>
-                <w:sz w:val="19"/>
+                <w:sz w:val="21"/>
               </w:rPr>
               <w:t xml:space="preserve">修订日期</w:t>
             </w:r>
@@ -477,7 +479,7 @@
             <w:r>
               <w:rPr>
                 <w:rFonts w:ascii="宋体" w:hAnsi="宋体" w:eastAsia="宋体"/>
-                <w:sz w:val="19"/>
+                <w:sz w:val="21"/>
               </w:rPr>
               <w:t xml:space="preserve">2026-06-14</w:t>
             </w:r>
@@ -495,7 +497,7 @@
             <w:r>
               <w:rPr>
                 <w:rFonts w:ascii="宋体" w:hAnsi="宋体" w:eastAsia="宋体"/>
-                <w:sz w:val="19"/>
+                <w:sz w:val="21"/>
               </w:rPr>
               <w:t xml:space="preserve">归档形式</w:t>
             </w:r>
@@ -511,7 +513,7 @@
             <w:r>
               <w:rPr>
                 <w:rFonts w:ascii="宋体" w:hAnsi="宋体" w:eastAsia="宋体"/>
-                <w:sz w:val="19"/>
+                <w:sz w:val="21"/>
               </w:rPr>
               <w:t xml:space="preserve">Markdown 源文件、PDF、DOCX</w:t>
             </w:r>
@@ -529,7 +531,7 @@
             <w:r>
               <w:rPr>
                 <w:rFonts w:ascii="宋体" w:hAnsi="宋体" w:eastAsia="宋体"/>
-                <w:sz w:val="19"/>
+                <w:sz w:val="21"/>
               </w:rPr>
               <w:t xml:space="preserve">内容基线</w:t>
             </w:r>
@@ -545,7 +547,7 @@
             <w:r>
               <w:rPr>
                 <w:rFonts w:ascii="宋体" w:hAnsi="宋体" w:eastAsia="宋体"/>
-                <w:sz w:val="19"/>
+                <w:sz w:val="21"/>
               </w:rPr>
               <w:t xml:space="preserve">正式汇报讲稿、页间衔接和答问口径</w:t>
             </w:r>
@@ -561,7 +563,7 @@
       </w:pPr>
       <w:r>
         <w:rPr>
-          <w:rFonts w:ascii="黑体" w:hAnsi="黑体" w:eastAsia="黑体"/>
+          <w:rFonts w:ascii="宋体" w:hAnsi="宋体" w:eastAsia="宋体"/>
         </w:rPr>
         <w:t xml:space="preserve">修订记录</w:t>
       </w:r>
@@ -572,19 +574,19 @@
         <w:tblW w:type="pct" w:w="0.0"/>
         <w:tblLook w:firstRow="1" w:lastRow="0" w:firstColumn="0" w:lastColumn="0" w:noHBand="0" w:noVBand="0" w:val="0020"/>
         <w:tblBorders>
-          <w:top w:val="single" w:sz="4" w:space="0" w:color="BFBFBF"/>
-          <w:left w:val="single" w:sz="4" w:space="0" w:color="BFBFBF"/>
-          <w:bottom w:val="single" w:sz="4" w:space="0" w:color="BFBFBF"/>
-          <w:right w:val="single" w:sz="4" w:space="0" w:color="BFBFBF"/>
-          <w:insideH w:val="single" w:sz="4" w:space="0" w:color="BFBFBF"/>
-          <w:insideV w:val="single" w:sz="4" w:space="0" w:color="BFBFBF"/>
+          <w:top w:val="single" w:sz="4" w:space="0" w:color="000000"/>
+          <w:left w:val="single" w:sz="4" w:space="0" w:color="000000"/>
+          <w:bottom w:val="single" w:sz="4" w:space="0" w:color="000000"/>
+          <w:right w:val="single" w:sz="4" w:space="0" w:color="000000"/>
+          <w:insideH w:val="single" w:sz="4" w:space="0" w:color="000000"/>
+          <w:insideV w:val="single" w:sz="4" w:space="0" w:color="000000"/>
         </w:tblBorders>
       </w:tblPr>
       <w:tblGrid/>
       <w:tr>
         <w:tc>
           <w:tcPr>
-            <w:shd w:fill="EAEAEA"/>
+            <w:shd w:fill="FFFFFF"/>
           </w:tcPr>
           <w:p>
             <w:pPr>
@@ -595,7 +597,8 @@
             <w:r>
               <w:rPr>
                 <w:rFonts w:ascii="宋体" w:hAnsi="宋体" w:eastAsia="宋体"/>
-                <w:sz w:val="19"/>
+                <w:b/>
+                <w:sz w:val="21"/>
               </w:rPr>
               <w:t xml:space="preserve">版本</w:t>
             </w:r>
@@ -603,7 +606,7 @@
         </w:tc>
         <w:tc>
           <w:tcPr>
-            <w:shd w:fill="EAEAEA"/>
+            <w:shd w:fill="FFFFFF"/>
           </w:tcPr>
           <w:p>
             <w:pPr>
@@ -614,7 +617,8 @@
             <w:r>
               <w:rPr>
                 <w:rFonts w:ascii="宋体" w:hAnsi="宋体" w:eastAsia="宋体"/>
-                <w:sz w:val="19"/>
+                <w:b/>
+                <w:sz w:val="21"/>
               </w:rPr>
               <w:t xml:space="preserve">日期</w:t>
             </w:r>
@@ -622,7 +626,7 @@
         </w:tc>
         <w:tc>
           <w:tcPr>
-            <w:shd w:fill="EAEAEA"/>
+            <w:shd w:fill="FFFFFF"/>
           </w:tcPr>
           <w:p>
             <w:pPr>
@@ -633,7 +637,8 @@
             <w:r>
               <w:rPr>
                 <w:rFonts w:ascii="宋体" w:hAnsi="宋体" w:eastAsia="宋体"/>
-                <w:sz w:val="19"/>
+                <w:b/>
+                <w:sz w:val="21"/>
               </w:rPr>
               <w:t xml:space="preserve">编写人</w:t>
             </w:r>
@@ -641,7 +646,7 @@
         </w:tc>
         <w:tc>
           <w:tcPr>
-            <w:shd w:fill="EAEAEA"/>
+            <w:shd w:fill="FFFFFF"/>
           </w:tcPr>
           <w:p>
             <w:pPr>
@@ -652,7 +657,8 @@
             <w:r>
               <w:rPr>
                 <w:rFonts w:ascii="宋体" w:hAnsi="宋体" w:eastAsia="宋体"/>
-                <w:sz w:val="19"/>
+                <w:b/>
+                <w:sz w:val="21"/>
               </w:rPr>
               <w:t xml:space="preserve">说明</w:t>
             </w:r>
@@ -670,7 +676,7 @@
             <w:r>
               <w:rPr>
                 <w:rFonts w:ascii="宋体" w:hAnsi="宋体" w:eastAsia="宋体"/>
-                <w:sz w:val="19"/>
+                <w:sz w:val="21"/>
               </w:rPr>
               <w:t xml:space="preserve">V1.0</w:t>
             </w:r>
@@ -686,7 +692,7 @@
             <w:r>
               <w:rPr>
                 <w:rFonts w:ascii="宋体" w:hAnsi="宋体" w:eastAsia="宋体"/>
-                <w:sz w:val="19"/>
+                <w:sz w:val="21"/>
               </w:rPr>
               <w:t xml:space="preserve">2025-11-10</w:t>
             </w:r>
@@ -702,7 +708,7 @@
             <w:r>
               <w:rPr>
                 <w:rFonts w:ascii="宋体" w:hAnsi="宋体" w:eastAsia="宋体"/>
-                <w:sz w:val="19"/>
+                <w:sz w:val="21"/>
               </w:rPr>
               <w:t xml:space="preserve">项目组</w:t>
             </w:r>
@@ -718,7 +724,7 @@
             <w:r>
               <w:rPr>
                 <w:rFonts w:ascii="宋体" w:hAnsi="宋体" w:eastAsia="宋体"/>
-                <w:sz w:val="19"/>
+                <w:sz w:val="21"/>
               </w:rPr>
               <w:t xml:space="preserve">完成初版课程文档</w:t>
             </w:r>
@@ -736,7 +742,7 @@
             <w:r>
               <w:rPr>
                 <w:rFonts w:ascii="宋体" w:hAnsi="宋体" w:eastAsia="宋体"/>
-                <w:sz w:val="19"/>
+                <w:sz w:val="21"/>
               </w:rPr>
               <w:t xml:space="preserve">V2.0</w:t>
             </w:r>
@@ -752,7 +758,7 @@
             <w:r>
               <w:rPr>
                 <w:rFonts w:ascii="宋体" w:hAnsi="宋体" w:eastAsia="宋体"/>
-                <w:sz w:val="19"/>
+                <w:sz w:val="21"/>
               </w:rPr>
               <w:t xml:space="preserve">2026-03-12</w:t>
             </w:r>
@@ -768,7 +774,7 @@
             <w:r>
               <w:rPr>
                 <w:rFonts w:ascii="宋体" w:hAnsi="宋体" w:eastAsia="宋体"/>
-                <w:sz w:val="19"/>
+                <w:sz w:val="21"/>
               </w:rPr>
               <w:t xml:space="preserve">项目组</w:t>
             </w:r>
@@ -784,7 +790,7 @@
             <w:r>
               <w:rPr>
                 <w:rFonts w:ascii="宋体" w:hAnsi="宋体" w:eastAsia="宋体"/>
-                <w:sz w:val="19"/>
+                <w:sz w:val="21"/>
               </w:rPr>
               <w:t xml:space="preserve">统一项目名称、技术基线和阶段交付内容</w:t>
             </w:r>
@@ -802,7 +808,7 @@
             <w:r>
               <w:rPr>
                 <w:rFonts w:ascii="宋体" w:hAnsi="宋体" w:eastAsia="宋体"/>
-                <w:sz w:val="19"/>
+                <w:sz w:val="21"/>
               </w:rPr>
               <w:t xml:space="preserve">V3.0</w:t>
             </w:r>
@@ -818,7 +824,7 @@
             <w:r>
               <w:rPr>
                 <w:rFonts w:ascii="宋体" w:hAnsi="宋体" w:eastAsia="宋体"/>
-                <w:sz w:val="19"/>
+                <w:sz w:val="21"/>
               </w:rPr>
               <w:t xml:space="preserve">2026-06-14</w:t>
             </w:r>
@@ -834,7 +840,7 @@
             <w:r>
               <w:rPr>
                 <w:rFonts w:ascii="宋体" w:hAnsi="宋体" w:eastAsia="宋体"/>
-                <w:sz w:val="19"/>
+                <w:sz w:val="21"/>
               </w:rPr>
               <w:t xml:space="preserve">项目组</w:t>
             </w:r>
@@ -850,7 +856,7 @@
             <w:r>
               <w:rPr>
                 <w:rFonts w:ascii="宋体" w:hAnsi="宋体" w:eastAsia="宋体"/>
-                <w:sz w:val="19"/>
+                <w:sz w:val="21"/>
               </w:rPr>
               <w:t xml:space="preserve">参考课程交付样例统一封面与归档格式，补充数据理解、技术难点、测试验收和 DOCX 交付信息</w:t>
             </w:r>
@@ -866,7 +872,7 @@
       </w:pPr>
       <w:r>
         <w:rPr>
-          <w:rFonts w:ascii="黑体" w:hAnsi="黑体" w:eastAsia="黑体"/>
+          <w:rFonts w:ascii="宋体" w:hAnsi="宋体" w:eastAsia="宋体"/>
         </w:rPr>
         <w:t xml:space="preserve">使用说明</w:t>
       </w:r>
@@ -874,6 +880,8 @@
     <w:p>
       <w:pPr>
         <w:pStyle w:val="FirstParagraph"/>
+        <w:spacing w:line="276" w:lineRule="auto" w:after="0"/>
+        <w:ind w:firstLine="420"/>
       </w:pPr>
       <w:r>
         <w:rPr>
@@ -914,7 +922,7 @@
       </w:pPr>
       <w:r>
         <w:rPr>
-          <w:rFonts w:ascii="黑体" w:hAnsi="黑体" w:eastAsia="黑体"/>
+          <w:rFonts w:ascii="宋体" w:hAnsi="宋体" w:eastAsia="宋体"/>
         </w:rPr>
         <w:t xml:space="preserve">第 1 页：标题页</w:t>
       </w:r>
@@ -922,6 +930,8 @@
     <w:p>
       <w:pPr>
         <w:pStyle w:val="FirstParagraph"/>
+        <w:spacing w:line="276" w:lineRule="auto" w:after="0"/>
+        <w:ind w:firstLine="420"/>
       </w:pPr>
       <w:r>
         <w:rPr>
@@ -957,6 +967,8 @@
     <w:p>
       <w:pPr>
         <w:pStyle w:val="BodyText"/>
+        <w:spacing w:line="276" w:lineRule="auto" w:after="0"/>
+        <w:ind w:firstLine="420"/>
       </w:pPr>
       <w:r>
         <w:rPr>
@@ -973,7 +985,7 @@
       </w:pPr>
       <w:r>
         <w:rPr>
-          <w:rFonts w:ascii="黑体" w:hAnsi="黑体" w:eastAsia="黑体"/>
+          <w:rFonts w:ascii="宋体" w:hAnsi="宋体" w:eastAsia="宋体"/>
         </w:rPr>
         <w:t xml:space="preserve">第 2 页：项目目标与交付物</w:t>
       </w:r>
@@ -981,6 +993,8 @@
     <w:p>
       <w:pPr>
         <w:pStyle w:val="FirstParagraph"/>
+        <w:spacing w:line="276" w:lineRule="auto" w:after="0"/>
+        <w:ind w:firstLine="420"/>
       </w:pPr>
       <w:r>
         <w:rPr>
@@ -992,6 +1006,8 @@
     <w:p>
       <w:pPr>
         <w:pStyle w:val="BodyText"/>
+        <w:spacing w:line="276" w:lineRule="auto" w:after="0"/>
+        <w:ind w:firstLine="420"/>
       </w:pPr>
       <w:r>
         <w:rPr>
@@ -1027,6 +1043,8 @@
     <w:p>
       <w:pPr>
         <w:pStyle w:val="BodyText"/>
+        <w:spacing w:line="276" w:lineRule="auto" w:after="0"/>
+        <w:ind w:firstLine="420"/>
       </w:pPr>
       <w:r>
         <w:rPr>
@@ -1043,7 +1061,7 @@
       </w:pPr>
       <w:r>
         <w:rPr>
-          <w:rFonts w:ascii="黑体" w:hAnsi="黑体" w:eastAsia="黑体"/>
+          <w:rFonts w:ascii="宋体" w:hAnsi="宋体" w:eastAsia="宋体"/>
         </w:rPr>
         <w:t xml:space="preserve">第 3 页：任务定义：为什么做 RUL</w:t>
       </w:r>
@@ -1051,6 +1069,8 @@
     <w:p>
       <w:pPr>
         <w:pStyle w:val="FirstParagraph"/>
+        <w:spacing w:line="276" w:lineRule="auto" w:after="0"/>
+        <w:ind w:firstLine="420"/>
       </w:pPr>
       <w:r>
         <w:rPr>
@@ -1062,6 +1082,8 @@
     <w:p>
       <w:pPr>
         <w:pStyle w:val="BodyText"/>
+        <w:spacing w:line="276" w:lineRule="auto" w:after="0"/>
+        <w:ind w:firstLine="420"/>
       </w:pPr>
       <w:r>
         <w:rPr>
@@ -1073,6 +1095,8 @@
     <w:p>
       <w:pPr>
         <w:pStyle w:val="BodyText"/>
+        <w:spacing w:line="276" w:lineRule="auto" w:after="0"/>
+        <w:ind w:firstLine="420"/>
       </w:pPr>
       <w:r>
         <w:rPr>
@@ -1089,7 +1113,7 @@
       </w:pPr>
       <w:r>
         <w:rPr>
-          <w:rFonts w:ascii="黑体" w:hAnsi="黑体" w:eastAsia="黑体"/>
+          <w:rFonts w:ascii="宋体" w:hAnsi="宋体" w:eastAsia="宋体"/>
         </w:rPr>
         <w:t xml:space="preserve">第 4 页：数据来源与时间语义</w:t>
       </w:r>
@@ -1097,6 +1121,8 @@
     <w:p>
       <w:pPr>
         <w:pStyle w:val="FirstParagraph"/>
+        <w:spacing w:line="276" w:lineRule="auto" w:after="0"/>
+        <w:ind w:firstLine="420"/>
       </w:pPr>
       <w:r>
         <w:rPr>
@@ -1108,6 +1134,8 @@
     <w:p>
       <w:pPr>
         <w:pStyle w:val="BodyText"/>
+        <w:spacing w:line="276" w:lineRule="auto" w:after="0"/>
+        <w:ind w:firstLine="420"/>
       </w:pPr>
       <w:r>
         <w:rPr>
@@ -1119,6 +1147,8 @@
     <w:p>
       <w:pPr>
         <w:pStyle w:val="BodyText"/>
+        <w:spacing w:line="276" w:lineRule="auto" w:after="0"/>
+        <w:ind w:firstLine="420"/>
       </w:pPr>
       <w:r>
         <w:rPr>
@@ -1130,6 +1160,8 @@
     <w:p>
       <w:pPr>
         <w:pStyle w:val="BodyText"/>
+        <w:spacing w:line="276" w:lineRule="auto" w:after="0"/>
+        <w:ind w:firstLine="420"/>
       </w:pPr>
       <w:r>
         <w:rPr>
@@ -1146,7 +1178,7 @@
       </w:pPr>
       <w:r>
         <w:rPr>
-          <w:rFonts w:ascii="黑体" w:hAnsi="黑体" w:eastAsia="黑体"/>
+          <w:rFonts w:ascii="宋体" w:hAnsi="宋体" w:eastAsia="宋体"/>
         </w:rPr>
         <w:t xml:space="preserve">第 5 页：XJTU-SY 数据特点与曲线分析</w:t>
       </w:r>
@@ -1154,6 +1186,8 @@
     <w:p>
       <w:pPr>
         <w:pStyle w:val="FirstParagraph"/>
+        <w:spacing w:line="276" w:lineRule="auto" w:after="0"/>
+        <w:ind w:firstLine="420"/>
       </w:pPr>
       <w:r>
         <w:rPr>
@@ -1165,6 +1199,8 @@
     <w:p>
       <w:pPr>
         <w:pStyle w:val="BodyText"/>
+        <w:spacing w:line="276" w:lineRule="auto" w:after="0"/>
+        <w:ind w:firstLine="420"/>
       </w:pPr>
       <w:r>
         <w:rPr>
@@ -1176,6 +1212,8 @@
     <w:p>
       <w:pPr>
         <w:pStyle w:val="BodyText"/>
+        <w:spacing w:line="276" w:lineRule="auto" w:after="0"/>
+        <w:ind w:firstLine="420"/>
       </w:pPr>
       <w:r>
         <w:rPr>
@@ -1187,6 +1225,8 @@
     <w:p>
       <w:pPr>
         <w:pStyle w:val="BodyText"/>
+        <w:spacing w:line="276" w:lineRule="auto" w:after="0"/>
+        <w:ind w:firstLine="420"/>
       </w:pPr>
       <w:r>
         <w:rPr>
@@ -1203,7 +1243,7 @@
       </w:pPr>
       <w:r>
         <w:rPr>
-          <w:rFonts w:ascii="黑体" w:hAnsi="黑体" w:eastAsia="黑体"/>
+          <w:rFonts w:ascii="宋体" w:hAnsi="宋体" w:eastAsia="宋体"/>
         </w:rPr>
         <w:t xml:space="preserve">第 6 页：PHM2012 数据特点与差异</w:t>
       </w:r>
@@ -1211,6 +1251,8 @@
     <w:p>
       <w:pPr>
         <w:pStyle w:val="FirstParagraph"/>
+        <w:spacing w:line="276" w:lineRule="auto" w:after="0"/>
+        <w:ind w:firstLine="420"/>
       </w:pPr>
       <w:r>
         <w:rPr>
@@ -1222,6 +1264,8 @@
     <w:p>
       <w:pPr>
         <w:pStyle w:val="BodyText"/>
+        <w:spacing w:line="276" w:lineRule="auto" w:after="0"/>
+        <w:ind w:firstLine="420"/>
       </w:pPr>
       <w:r>
         <w:rPr>
@@ -1233,6 +1277,8 @@
     <w:p>
       <w:pPr>
         <w:pStyle w:val="BodyText"/>
+        <w:spacing w:line="276" w:lineRule="auto" w:after="0"/>
+        <w:ind w:firstLine="420"/>
       </w:pPr>
       <w:r>
         <w:rPr>
@@ -1244,6 +1290,8 @@
     <w:p>
       <w:pPr>
         <w:pStyle w:val="BodyText"/>
+        <w:spacing w:line="276" w:lineRule="auto" w:after="0"/>
+        <w:ind w:firstLine="420"/>
       </w:pPr>
       <w:r>
         <w:rPr>
@@ -1260,7 +1308,7 @@
       </w:pPr>
       <w:r>
         <w:rPr>
-          <w:rFonts w:ascii="黑体" w:hAnsi="黑体" w:eastAsia="黑体"/>
+          <w:rFonts w:ascii="宋体" w:hAnsi="宋体" w:eastAsia="宋体"/>
         </w:rPr>
         <w:t xml:space="preserve">第 7 页：特征工程与 RUL 标签构造</w:t>
       </w:r>
@@ -1268,6 +1316,8 @@
     <w:p>
       <w:pPr>
         <w:pStyle w:val="FirstParagraph"/>
+        <w:spacing w:line="276" w:lineRule="auto" w:after="0"/>
+        <w:ind w:firstLine="420"/>
       </w:pPr>
       <w:r>
         <w:rPr>
@@ -1279,6 +1329,8 @@
     <w:p>
       <w:pPr>
         <w:pStyle w:val="BodyText"/>
+        <w:spacing w:line="276" w:lineRule="auto" w:after="0"/>
+        <w:ind w:firstLine="420"/>
       </w:pPr>
       <w:r>
         <w:rPr>
@@ -1290,6 +1342,8 @@
     <w:p>
       <w:pPr>
         <w:pStyle w:val="BodyText"/>
+        <w:spacing w:line="276" w:lineRule="auto" w:after="0"/>
+        <w:ind w:firstLine="420"/>
       </w:pPr>
       <w:r>
         <w:rPr>
@@ -1306,7 +1360,7 @@
       </w:pPr>
       <w:r>
         <w:rPr>
-          <w:rFonts w:ascii="黑体" w:hAnsi="黑体" w:eastAsia="黑体"/>
+          <w:rFonts w:ascii="宋体" w:hAnsi="宋体" w:eastAsia="宋体"/>
         </w:rPr>
         <w:t xml:space="preserve">第 8 页：系统总体架构</w:t>
       </w:r>
@@ -1314,6 +1368,8 @@
     <w:p>
       <w:pPr>
         <w:pStyle w:val="FirstParagraph"/>
+        <w:spacing w:line="276" w:lineRule="auto" w:after="0"/>
+        <w:ind w:firstLine="420"/>
       </w:pPr>
       <w:r>
         <w:rPr>
@@ -1325,6 +1381,8 @@
     <w:p>
       <w:pPr>
         <w:pStyle w:val="BodyText"/>
+        <w:spacing w:line="276" w:lineRule="auto" w:after="0"/>
+        <w:ind w:firstLine="420"/>
       </w:pPr>
       <w:r>
         <w:rPr>
@@ -1336,6 +1394,8 @@
     <w:p>
       <w:pPr>
         <w:pStyle w:val="BodyText"/>
+        <w:spacing w:line="276" w:lineRule="auto" w:after="0"/>
+        <w:ind w:firstLine="420"/>
       </w:pPr>
       <w:r>
         <w:rPr>
@@ -1377,7 +1437,7 @@
       </w:pPr>
       <w:r>
         <w:rPr>
-          <w:rFonts w:ascii="黑体" w:hAnsi="黑体" w:eastAsia="黑体"/>
+          <w:rFonts w:ascii="宋体" w:hAnsi="宋体" w:eastAsia="宋体"/>
         </w:rPr>
         <w:t xml:space="preserve">第 9 页：难点一：异构数据集统一</w:t>
       </w:r>
@@ -1385,6 +1445,8 @@
     <w:p>
       <w:pPr>
         <w:pStyle w:val="FirstParagraph"/>
+        <w:spacing w:line="276" w:lineRule="auto" w:after="0"/>
+        <w:ind w:firstLine="420"/>
       </w:pPr>
       <w:r>
         <w:rPr>
@@ -1396,6 +1458,8 @@
     <w:p>
       <w:pPr>
         <w:pStyle w:val="BodyText"/>
+        <w:spacing w:line="276" w:lineRule="auto" w:after="0"/>
+        <w:ind w:firstLine="420"/>
       </w:pPr>
       <w:r>
         <w:rPr>
@@ -1407,6 +1471,8 @@
     <w:p>
       <w:pPr>
         <w:pStyle w:val="BodyText"/>
+        <w:spacing w:line="276" w:lineRule="auto" w:after="0"/>
+        <w:ind w:firstLine="420"/>
       </w:pPr>
       <w:r>
         <w:rPr>
@@ -1418,6 +1484,8 @@
     <w:p>
       <w:pPr>
         <w:pStyle w:val="BodyText"/>
+        <w:spacing w:line="276" w:lineRule="auto" w:after="0"/>
+        <w:ind w:firstLine="420"/>
       </w:pPr>
       <w:r>
         <w:rPr>
@@ -1453,7 +1521,7 @@
       </w:pPr>
       <w:r>
         <w:rPr>
-          <w:rFonts w:ascii="黑体" w:hAnsi="黑体" w:eastAsia="黑体"/>
+          <w:rFonts w:ascii="宋体" w:hAnsi="宋体" w:eastAsia="宋体"/>
         </w:rPr>
         <w:t xml:space="preserve">第 10 页：难点二：信号到序列特征</w:t>
       </w:r>
@@ -1461,6 +1529,8 @@
     <w:p>
       <w:pPr>
         <w:pStyle w:val="FirstParagraph"/>
+        <w:spacing w:line="276" w:lineRule="auto" w:after="0"/>
+        <w:ind w:firstLine="420"/>
       </w:pPr>
       <w:r>
         <w:rPr>
@@ -1472,6 +1542,8 @@
     <w:p>
       <w:pPr>
         <w:pStyle w:val="BodyText"/>
+        <w:spacing w:line="276" w:lineRule="auto" w:after="0"/>
+        <w:ind w:firstLine="420"/>
       </w:pPr>
       <w:r>
         <w:rPr>
@@ -1483,6 +1555,8 @@
     <w:p>
       <w:pPr>
         <w:pStyle w:val="BodyText"/>
+        <w:spacing w:line="276" w:lineRule="auto" w:after="0"/>
+        <w:ind w:firstLine="420"/>
       </w:pPr>
       <w:r>
         <w:rPr>
@@ -1499,7 +1573,7 @@
       </w:pPr>
       <w:r>
         <w:rPr>
-          <w:rFonts w:ascii="黑体" w:hAnsi="黑体" w:eastAsia="黑体"/>
+          <w:rFonts w:ascii="宋体" w:hAnsi="宋体" w:eastAsia="宋体"/>
         </w:rPr>
         <w:t xml:space="preserve">第 11 页：RUL 模型与复现实验设计</w:t>
       </w:r>
@@ -1507,6 +1581,8 @@
     <w:p>
       <w:pPr>
         <w:pStyle w:val="FirstParagraph"/>
+        <w:spacing w:line="276" w:lineRule="auto" w:after="0"/>
+        <w:ind w:firstLine="420"/>
       </w:pPr>
       <w:r>
         <w:rPr>
@@ -1518,6 +1594,8 @@
     <w:p>
       <w:pPr>
         <w:pStyle w:val="BodyText"/>
+        <w:spacing w:line="276" w:lineRule="auto" w:after="0"/>
+        <w:ind w:firstLine="420"/>
       </w:pPr>
       <w:r>
         <w:rPr>
@@ -1529,6 +1607,8 @@
     <w:p>
       <w:pPr>
         <w:pStyle w:val="BodyText"/>
+        <w:spacing w:line="276" w:lineRule="auto" w:after="0"/>
+        <w:ind w:firstLine="420"/>
       </w:pPr>
       <w:r>
         <w:rPr>
@@ -1540,6 +1620,8 @@
     <w:p>
       <w:pPr>
         <w:pStyle w:val="BodyText"/>
+        <w:spacing w:line="276" w:lineRule="auto" w:after="0"/>
+        <w:ind w:firstLine="420"/>
       </w:pPr>
       <w:r>
         <w:rPr>
@@ -1551,6 +1633,8 @@
     <w:p>
       <w:pPr>
         <w:pStyle w:val="BodyText"/>
+        <w:spacing w:line="276" w:lineRule="auto" w:after="0"/>
+        <w:ind w:firstLine="420"/>
       </w:pPr>
       <w:r>
         <w:rPr>
@@ -1567,7 +1651,7 @@
       </w:pPr>
       <w:r>
         <w:rPr>
-          <w:rFonts w:ascii="黑体" w:hAnsi="黑体" w:eastAsia="黑体"/>
+          <w:rFonts w:ascii="宋体" w:hAnsi="宋体" w:eastAsia="宋体"/>
         </w:rPr>
         <w:t xml:space="preserve">第 12 页：评价指标与实验结果解释</w:t>
       </w:r>
@@ -1575,6 +1659,8 @@
     <w:p>
       <w:pPr>
         <w:pStyle w:val="FirstParagraph"/>
+        <w:spacing w:line="276" w:lineRule="auto" w:after="0"/>
+        <w:ind w:firstLine="420"/>
       </w:pPr>
       <w:r>
         <w:rPr>
@@ -1586,6 +1672,8 @@
     <w:p>
       <w:pPr>
         <w:pStyle w:val="BodyText"/>
+        <w:spacing w:line="276" w:lineRule="auto" w:after="0"/>
+        <w:ind w:firstLine="420"/>
       </w:pPr>
       <w:r>
         <w:rPr>
@@ -1597,6 +1685,8 @@
     <w:p>
       <w:pPr>
         <w:pStyle w:val="BodyText"/>
+        <w:spacing w:line="276" w:lineRule="auto" w:after="0"/>
+        <w:ind w:firstLine="420"/>
       </w:pPr>
       <w:r>
         <w:rPr>
@@ -1613,7 +1703,7 @@
       </w:pPr>
       <w:r>
         <w:rPr>
-          <w:rFonts w:ascii="黑体" w:hAnsi="黑体" w:eastAsia="黑体"/>
+          <w:rFonts w:ascii="宋体" w:hAnsi="宋体" w:eastAsia="宋体"/>
         </w:rPr>
         <w:t xml:space="preserve">第 13 页：测试方案与验收证据</w:t>
       </w:r>
@@ -1621,6 +1711,8 @@
     <w:p>
       <w:pPr>
         <w:pStyle w:val="FirstParagraph"/>
+        <w:spacing w:line="276" w:lineRule="auto" w:after="0"/>
+        <w:ind w:firstLine="420"/>
       </w:pPr>
       <w:r>
         <w:rPr>
@@ -1632,6 +1724,8 @@
     <w:p>
       <w:pPr>
         <w:pStyle w:val="BodyText"/>
+        <w:spacing w:line="276" w:lineRule="auto" w:after="0"/>
+        <w:ind w:firstLine="420"/>
       </w:pPr>
       <w:r>
         <w:rPr>
@@ -1668,6 +1762,8 @@
     <w:p>
       <w:pPr>
         <w:pStyle w:val="BodyText"/>
+        <w:spacing w:line="276" w:lineRule="auto" w:after="0"/>
+        <w:ind w:firstLine="420"/>
       </w:pPr>
       <w:r>
         <w:rPr>
@@ -1679,6 +1775,8 @@
     <w:p>
       <w:pPr>
         <w:pStyle w:val="BodyText"/>
+        <w:spacing w:line="276" w:lineRule="auto" w:after="0"/>
+        <w:ind w:firstLine="420"/>
       </w:pPr>
       <w:r>
         <w:rPr>
@@ -1785,6 +1883,8 @@
     <w:p>
       <w:pPr>
         <w:pStyle w:val="BodyText"/>
+        <w:spacing w:line="276" w:lineRule="auto" w:after="0"/>
+        <w:ind w:firstLine="420"/>
       </w:pPr>
       <w:r>
         <w:rPr>
@@ -1801,7 +1901,7 @@
       </w:pPr>
       <w:r>
         <w:rPr>
-          <w:rFonts w:ascii="黑体" w:hAnsi="黑体" w:eastAsia="黑体"/>
+          <w:rFonts w:ascii="宋体" w:hAnsi="宋体" w:eastAsia="宋体"/>
         </w:rPr>
         <w:t xml:space="preserve">第 14 页：成员分工、不足与总结</w:t>
       </w:r>
@@ -1809,6 +1909,8 @@
     <w:p>
       <w:pPr>
         <w:pStyle w:val="FirstParagraph"/>
+        <w:spacing w:line="276" w:lineRule="auto" w:after="0"/>
+        <w:ind w:firstLine="420"/>
       </w:pPr>
       <w:r>
         <w:rPr>
@@ -1820,6 +1922,8 @@
     <w:p>
       <w:pPr>
         <w:pStyle w:val="BodyText"/>
+        <w:spacing w:line="276" w:lineRule="auto" w:after="0"/>
+        <w:ind w:firstLine="420"/>
       </w:pPr>
       <w:r>
         <w:rPr>
@@ -1831,6 +1935,8 @@
     <w:p>
       <w:pPr>
         <w:pStyle w:val="BodyText"/>
+        <w:spacing w:line="276" w:lineRule="auto" w:after="0"/>
+        <w:ind w:firstLine="420"/>
       </w:pPr>
       <w:r>
         <w:rPr>
@@ -1842,6 +1948,8 @@
     <w:p>
       <w:pPr>
         <w:pStyle w:val="BodyText"/>
+        <w:spacing w:line="276" w:lineRule="auto" w:after="0"/>
+        <w:ind w:firstLine="420"/>
       </w:pPr>
       <w:r>
         <w:rPr>
@@ -1858,7 +1966,7 @@
       </w:pPr>
       <w:r>
         <w:rPr>
-          <w:rFonts w:ascii="黑体" w:hAnsi="黑体" w:eastAsia="黑体"/>
+          <w:rFonts w:ascii="宋体" w:hAnsi="宋体" w:eastAsia="宋体"/>
         </w:rPr>
         <w:t xml:space="preserve">汇报语气提醒</w:t>
       </w:r>
@@ -1866,6 +1974,8 @@
     <w:p>
       <w:pPr>
         <w:pStyle w:val="FirstParagraph"/>
+        <w:spacing w:line="276" w:lineRule="auto" w:after="0"/>
+        <w:ind w:firstLine="420"/>
       </w:pPr>
       <w:r>
         <w:rPr>
@@ -1930,7 +2040,7 @@
       </w:pPr>
       <w:r>
         <w:rPr>
-          <w:rFonts w:ascii="黑体" w:hAnsi="黑体" w:eastAsia="黑体"/>
+          <w:rFonts w:ascii="宋体" w:hAnsi="宋体" w:eastAsia="宋体"/>
         </w:rPr>
         <w:t xml:space="preserve">备答补充</w:t>
       </w:r>
@@ -1942,25 +2052,25 @@
       </w:pPr>
       <w:r>
         <w:rPr>
-          <w:rFonts w:ascii="黑体" w:hAnsi="黑体" w:eastAsia="黑体"/>
+          <w:rFonts w:ascii="宋体" w:hAnsi="宋体" w:eastAsia="宋体"/>
         </w:rPr>
         <w:t xml:space="preserve">如果问</w:t>
       </w:r>
       <w:r>
         <w:rPr>
-          <w:rFonts w:ascii="黑体" w:hAnsi="黑体" w:eastAsia="黑体"/>
+          <w:rFonts w:ascii="宋体" w:hAnsi="宋体" w:eastAsia="宋体"/>
         </w:rPr>
         <w:t xml:space="preserve">“</w:t>
       </w:r>
       <w:r>
         <w:rPr>
-          <w:rFonts w:ascii="黑体" w:hAnsi="黑体" w:eastAsia="黑体"/>
+          <w:rFonts w:ascii="宋体" w:hAnsi="宋体" w:eastAsia="宋体"/>
         </w:rPr>
         <w:t xml:space="preserve">为什么不直接输入原始信号？</w:t>
       </w:r>
       <w:r>
         <w:rPr>
-          <w:rFonts w:ascii="黑体" w:hAnsi="黑体" w:eastAsia="黑体"/>
+          <w:rFonts w:ascii="宋体" w:hAnsi="宋体" w:eastAsia="宋体"/>
         </w:rPr>
         <w:t xml:space="preserve">”</w:t>
       </w:r>
@@ -1968,6 +2078,8 @@
     <w:p>
       <w:pPr>
         <w:pStyle w:val="FirstParagraph"/>
+        <w:spacing w:line="276" w:lineRule="auto" w:after="0"/>
+        <w:ind w:firstLine="420"/>
       </w:pPr>
       <w:r>
         <w:rPr>
@@ -1984,25 +2096,25 @@
       </w:pPr>
       <w:r>
         <w:rPr>
-          <w:rFonts w:ascii="黑体" w:hAnsi="黑体" w:eastAsia="黑体"/>
+          <w:rFonts w:ascii="宋体" w:hAnsi="宋体" w:eastAsia="宋体"/>
         </w:rPr>
         <w:t xml:space="preserve">如果问</w:t>
       </w:r>
       <w:r>
         <w:rPr>
-          <w:rFonts w:ascii="黑体" w:hAnsi="黑体" w:eastAsia="黑体"/>
+          <w:rFonts w:ascii="宋体" w:hAnsi="宋体" w:eastAsia="宋体"/>
         </w:rPr>
         <w:t xml:space="preserve">“</w:t>
       </w:r>
       <w:r>
         <w:rPr>
-          <w:rFonts w:ascii="黑体" w:hAnsi="黑体" w:eastAsia="黑体"/>
+          <w:rFonts w:ascii="宋体" w:hAnsi="宋体" w:eastAsia="宋体"/>
         </w:rPr>
         <w:t xml:space="preserve">有没有做细致的数据分析？</w:t>
       </w:r>
       <w:r>
         <w:rPr>
-          <w:rFonts w:ascii="黑体" w:hAnsi="黑体" w:eastAsia="黑体"/>
+          <w:rFonts w:ascii="宋体" w:hAnsi="宋体" w:eastAsia="宋体"/>
         </w:rPr>
         <w:t xml:space="preserve">”</w:t>
       </w:r>
@@ -2010,6 +2122,8 @@
     <w:p>
       <w:pPr>
         <w:pStyle w:val="FirstParagraph"/>
+        <w:spacing w:line="276" w:lineRule="auto" w:after="0"/>
+        <w:ind w:firstLine="420"/>
       </w:pPr>
       <w:r>
         <w:rPr>
@@ -2026,25 +2140,25 @@
       </w:pPr>
       <w:r>
         <w:rPr>
-          <w:rFonts w:ascii="黑体" w:hAnsi="黑体" w:eastAsia="黑体"/>
+          <w:rFonts w:ascii="宋体" w:hAnsi="宋体" w:eastAsia="宋体"/>
         </w:rPr>
         <w:t xml:space="preserve">如果问</w:t>
       </w:r>
       <w:r>
         <w:rPr>
-          <w:rFonts w:ascii="黑体" w:hAnsi="黑体" w:eastAsia="黑体"/>
+          <w:rFonts w:ascii="宋体" w:hAnsi="宋体" w:eastAsia="宋体"/>
         </w:rPr>
         <w:t xml:space="preserve">“</w:t>
       </w:r>
       <w:r>
         <w:rPr>
-          <w:rFonts w:ascii="黑体" w:hAnsi="黑体" w:eastAsia="黑体"/>
+          <w:rFonts w:ascii="宋体" w:hAnsi="宋体" w:eastAsia="宋体"/>
         </w:rPr>
         <w:t xml:space="preserve">如何避免数据泄漏？</w:t>
       </w:r>
       <w:r>
         <w:rPr>
-          <w:rFonts w:ascii="黑体" w:hAnsi="黑体" w:eastAsia="黑体"/>
+          <w:rFonts w:ascii="宋体" w:hAnsi="宋体" w:eastAsia="宋体"/>
         </w:rPr>
         <w:t xml:space="preserve">”</w:t>
       </w:r>
@@ -2052,6 +2166,8 @@
     <w:p>
       <w:pPr>
         <w:pStyle w:val="FirstParagraph"/>
+        <w:spacing w:line="276" w:lineRule="auto" w:after="0"/>
+        <w:ind w:firstLine="420"/>
       </w:pPr>
       <w:r>
         <w:rPr>
@@ -2068,25 +2184,25 @@
       </w:pPr>
       <w:r>
         <w:rPr>
-          <w:rFonts w:ascii="黑体" w:hAnsi="黑体" w:eastAsia="黑体"/>
+          <w:rFonts w:ascii="宋体" w:hAnsi="宋体" w:eastAsia="宋体"/>
         </w:rPr>
         <w:t xml:space="preserve">如果问</w:t>
       </w:r>
       <w:r>
         <w:rPr>
-          <w:rFonts w:ascii="黑体" w:hAnsi="黑体" w:eastAsia="黑体"/>
+          <w:rFonts w:ascii="宋体" w:hAnsi="宋体" w:eastAsia="宋体"/>
         </w:rPr>
         <w:t xml:space="preserve">“</w:t>
       </w:r>
       <w:r>
         <w:rPr>
-          <w:rFonts w:ascii="黑体" w:hAnsi="黑体" w:eastAsia="黑体"/>
+          <w:rFonts w:ascii="宋体" w:hAnsi="宋体" w:eastAsia="宋体"/>
         </w:rPr>
         <w:t xml:space="preserve">复现指标为什么和论文完整表格不一样？</w:t>
       </w:r>
       <w:r>
         <w:rPr>
-          <w:rFonts w:ascii="黑体" w:hAnsi="黑体" w:eastAsia="黑体"/>
+          <w:rFonts w:ascii="宋体" w:hAnsi="宋体" w:eastAsia="宋体"/>
         </w:rPr>
         <w:t xml:space="preserve">”</w:t>
       </w:r>
@@ -2094,6 +2210,8 @@
     <w:p>
       <w:pPr>
         <w:pStyle w:val="FirstParagraph"/>
+        <w:spacing w:line="276" w:lineRule="auto" w:after="0"/>
+        <w:ind w:firstLine="420"/>
       </w:pPr>
       <w:r>
         <w:rPr>
@@ -2110,25 +2228,25 @@
       </w:pPr>
       <w:r>
         <w:rPr>
-          <w:rFonts w:ascii="黑体" w:hAnsi="黑体" w:eastAsia="黑体"/>
+          <w:rFonts w:ascii="宋体" w:hAnsi="宋体" w:eastAsia="宋体"/>
         </w:rPr>
         <w:t xml:space="preserve">如果问</w:t>
       </w:r>
       <w:r>
         <w:rPr>
-          <w:rFonts w:ascii="黑体" w:hAnsi="黑体" w:eastAsia="黑体"/>
+          <w:rFonts w:ascii="宋体" w:hAnsi="宋体" w:eastAsia="宋体"/>
         </w:rPr>
         <w:t xml:space="preserve">“</w:t>
       </w:r>
       <w:r>
         <w:rPr>
-          <w:rFonts w:ascii="黑体" w:hAnsi="黑体" w:eastAsia="黑体"/>
+          <w:rFonts w:ascii="宋体" w:hAnsi="宋体" w:eastAsia="宋体"/>
         </w:rPr>
         <w:t xml:space="preserve">attention 或 xLSTM 是否明显优于 baseline？</w:t>
       </w:r>
       <w:r>
         <w:rPr>
-          <w:rFonts w:ascii="黑体" w:hAnsi="黑体" w:eastAsia="黑体"/>
+          <w:rFonts w:ascii="宋体" w:hAnsi="宋体" w:eastAsia="宋体"/>
         </w:rPr>
         <w:t xml:space="preserve">”</w:t>
       </w:r>
@@ -2136,6 +2254,8 @@
     <w:p>
       <w:pPr>
         <w:pStyle w:val="FirstParagraph"/>
+        <w:spacing w:line="276" w:lineRule="auto" w:after="0"/>
+        <w:ind w:firstLine="420"/>
       </w:pPr>
       <w:r>
         <w:rPr>
@@ -2152,25 +2272,25 @@
       </w:pPr>
       <w:r>
         <w:rPr>
-          <w:rFonts w:ascii="黑体" w:hAnsi="黑体" w:eastAsia="黑体"/>
+          <w:rFonts w:ascii="宋体" w:hAnsi="宋体" w:eastAsia="宋体"/>
         </w:rPr>
         <w:t xml:space="preserve">如果问</w:t>
       </w:r>
       <w:r>
         <w:rPr>
-          <w:rFonts w:ascii="黑体" w:hAnsi="黑体" w:eastAsia="黑体"/>
+          <w:rFonts w:ascii="宋体" w:hAnsi="宋体" w:eastAsia="宋体"/>
         </w:rPr>
         <w:t xml:space="preserve">“</w:t>
       </w:r>
       <w:r>
         <w:rPr>
-          <w:rFonts w:ascii="黑体" w:hAnsi="黑体" w:eastAsia="黑体"/>
+          <w:rFonts w:ascii="宋体" w:hAnsi="宋体" w:eastAsia="宋体"/>
         </w:rPr>
         <w:t xml:space="preserve">软件工程价值在哪里？</w:t>
       </w:r>
       <w:r>
         <w:rPr>
-          <w:rFonts w:ascii="黑体" w:hAnsi="黑体" w:eastAsia="黑体"/>
+          <w:rFonts w:ascii="宋体" w:hAnsi="宋体" w:eastAsia="宋体"/>
         </w:rPr>
         <w:t xml:space="preserve">”</w:t>
       </w:r>
@@ -2178,6 +2298,8 @@
     <w:p>
       <w:pPr>
         <w:pStyle w:val="FirstParagraph"/>
+        <w:spacing w:line="276" w:lineRule="auto" w:after="0"/>
+        <w:ind w:firstLine="420"/>
       </w:pPr>
       <w:r>
         <w:rPr>
@@ -2215,7 +2337,7 @@
     <w:bookmarkEnd w:id="44"/>
     <w:bookmarkEnd w:id="45"/>
     <w:sectPr>
-      <w:pgMar w:top="1361" w:bottom="1247" w:left="1417" w:right="1417"/>
+      <w:pgMar w:top="1440" w:bottom="1440" w:left="1797" w:right="1797"/>
     </w:sectPr>
   </w:body>
 </w:document>
@@ -2362,12 +2484,20 @@
       <w:spacing w:after="180" w:before="180"/>
     </w:pPr>
     <w:qFormat/>
+    <w:rPr>
+      <w:rFonts w:ascii="宋体" w:hAnsi="宋体" w:eastAsia="宋体"/>
+      <w:sz w:val="21"/>
+    </w:rPr>
   </w:style>
   <w:style w:customStyle="1" w:styleId="FirstParagraph" w:type="paragraph">
     <w:name w:val="First Paragraph"/>
     <w:basedOn w:val="BodyText"/>
     <w:next w:val="BodyText"/>
     <w:qFormat/>
+    <w:rPr>
+      <w:rFonts w:ascii="宋体" w:hAnsi="宋体" w:eastAsia="宋体"/>
+      <w:sz w:val="21"/>
+    </w:rPr>
   </w:style>
   <w:style w:customStyle="1" w:styleId="Compact" w:type="paragraph">
     <w:name w:val="Compact"/>
@@ -2376,6 +2506,10 @@
     <w:pPr>
       <w:spacing w:after="36" w:before="36"/>
     </w:pPr>
+    <w:rPr>
+      <w:rFonts w:ascii="宋体" w:hAnsi="宋体" w:eastAsia="宋体"/>
+      <w:sz w:val="21"/>
+    </w:rPr>
   </w:style>
   <w:style w:styleId="Title" w:type="paragraph">
     <w:name w:val="Title"/>
@@ -2393,7 +2527,7 @@
       <w:b/>
       <w:bCs/>
       <w:color w:themeColor="accent1" w:themeShade="B5" w:val="345A8A"/>
-      <w:sz w:val="40"/>
+      <w:sz w:val="36"/>
       <w:szCs w:val="36"/>
     </w:rPr>
   </w:style>
@@ -2469,11 +2603,11 @@
       <w:outlineLvl w:val="0"/>
     </w:pPr>
     <w:rPr>
-      <w:rFonts w:asciiTheme="majorHAnsi" w:cstheme="majorBidi" w:eastAsiaTheme="majorEastAsia" w:hAnsiTheme="majorHAnsi"/>
+      <w:rFonts w:asciiTheme="majorHAnsi" w:cstheme="majorBidi" w:eastAsiaTheme="majorEastAsia" w:hAnsiTheme="majorHAnsi" w:ascii="宋体" w:hAnsi="宋体" w:eastAsia="宋体"/>
       <w:b/>
       <w:bCs/>
       <w:color w:themeColor="accent1" w:val="4F81BD"/>
-      <w:sz w:val="32"/>
+      <w:sz w:val="48"/>
       <w:szCs w:val="32"/>
     </w:rPr>
   </w:style>
@@ -2491,11 +2625,11 @@
       <w:outlineLvl w:val="1"/>
     </w:pPr>
     <w:rPr>
-      <w:rFonts w:asciiTheme="majorHAnsi" w:cstheme="majorBidi" w:eastAsiaTheme="majorEastAsia" w:hAnsiTheme="majorHAnsi"/>
+      <w:rFonts w:asciiTheme="majorHAnsi" w:cstheme="majorBidi" w:eastAsiaTheme="majorEastAsia" w:hAnsiTheme="majorHAnsi" w:ascii="宋体" w:hAnsi="宋体" w:eastAsia="宋体"/>
       <w:b/>
       <w:bCs/>
       <w:color w:themeColor="accent1" w:val="4F81BD"/>
-      <w:sz w:val="28"/>
+      <w:sz w:val="36"/>
       <w:szCs w:val="28"/>
     </w:rPr>
   </w:style>
@@ -2513,11 +2647,11 @@
       <w:outlineLvl w:val="2"/>
     </w:pPr>
     <w:rPr>
-      <w:rFonts w:asciiTheme="majorHAnsi" w:cstheme="majorBidi" w:eastAsiaTheme="majorEastAsia" w:hAnsiTheme="majorHAnsi"/>
+      <w:rFonts w:asciiTheme="majorHAnsi" w:cstheme="majorBidi" w:eastAsiaTheme="majorEastAsia" w:hAnsiTheme="majorHAnsi" w:ascii="宋体" w:hAnsi="宋体" w:eastAsia="宋体"/>
       <w:b/>
       <w:bCs/>
       <w:color w:themeColor="accent1" w:val="4F81BD"/>
-      <w:sz w:val="24"/>
+      <w:sz w:val="27"/>
       <w:szCs w:val="24"/>
     </w:rPr>
   </w:style>
@@ -2535,8 +2669,9 @@
       <w:outlineLvl w:val="3"/>
     </w:pPr>
     <w:rPr>
-      <w:rFonts w:asciiTheme="majorHAnsi" w:cstheme="majorBidi" w:eastAsiaTheme="majorEastAsia" w:hAnsiTheme="majorHAnsi"/>
+      <w:rFonts w:asciiTheme="majorHAnsi" w:cstheme="majorBidi" w:eastAsiaTheme="majorEastAsia" w:hAnsiTheme="majorHAnsi" w:ascii="宋体" w:hAnsi="宋体" w:eastAsia="宋体"/>
       <w:i/>
+      <w:b/>
       <w:bCs/>
       <w:color w:themeColor="accent1" w:val="4F81BD"/>
       <w:sz w:val="24"/>

--- a/docx/final/21_结题答辩演讲稿.docx
+++ b/docx/final/21_结题答辩演讲稿.docx
@@ -38,6 +38,7 @@
         <w:rPr>
           <w:rFonts w:ascii="宋体" w:hAnsi="宋体" w:eastAsia="宋体"/>
           <w:b/>
+          <w:color w:val="000000"/>
           <w:sz w:val="48"/>
         </w:rPr>
         <w:t xml:space="preserve">工业轴承设备剩余寿命预测系统的实现：结题答辩演讲稿</w:t>
@@ -51,6 +52,7 @@
       <w:r>
         <w:rPr>
           <w:rFonts w:ascii="宋体" w:hAnsi="宋体" w:eastAsia="宋体"/>
+          <w:color w:val="000000"/>
         </w:rPr>
         <w:t xml:space="preserve">文档信息</w:t>
       </w:r>
@@ -85,6 +87,7 @@
               <w:rPr>
                 <w:rFonts w:ascii="宋体" w:hAnsi="宋体" w:eastAsia="宋体"/>
                 <w:b/>
+                <w:color w:val="000000"/>
                 <w:sz w:val="21"/>
               </w:rPr>
               <w:t xml:space="preserve">项目</w:t>
@@ -105,6 +108,7 @@
               <w:rPr>
                 <w:rFonts w:ascii="宋体" w:hAnsi="宋体" w:eastAsia="宋体"/>
                 <w:b/>
+                <w:color w:val="000000"/>
                 <w:sz w:val="21"/>
               </w:rPr>
               <w:t xml:space="preserve">内容</w:t>
@@ -123,6 +127,7 @@
             <w:r>
               <w:rPr>
                 <w:rFonts w:ascii="宋体" w:hAnsi="宋体" w:eastAsia="宋体"/>
+                <w:color w:val="000000"/>
                 <w:sz w:val="21"/>
               </w:rPr>
               <w:t xml:space="preserve">文档名称</w:t>
@@ -139,6 +144,7 @@
             <w:r>
               <w:rPr>
                 <w:rFonts w:ascii="宋体" w:hAnsi="宋体" w:eastAsia="宋体"/>
+                <w:color w:val="000000"/>
                 <w:sz w:val="21"/>
               </w:rPr>
               <w:t xml:space="preserve">结题答辩演讲稿</w:t>
@@ -157,6 +163,7 @@
             <w:r>
               <w:rPr>
                 <w:rFonts w:ascii="宋体" w:hAnsi="宋体" w:eastAsia="宋体"/>
+                <w:color w:val="000000"/>
                 <w:sz w:val="21"/>
               </w:rPr>
               <w:t xml:space="preserve">文档编号</w:t>
@@ -173,6 +180,7 @@
             <w:r>
               <w:rPr>
                 <w:rFonts w:ascii="宋体" w:hAnsi="宋体" w:eastAsia="宋体"/>
+                <w:color w:val="000000"/>
                 <w:sz w:val="21"/>
               </w:rPr>
               <w:t xml:space="preserve">SE-PHM-FINAL-21</w:t>
@@ -191,6 +199,7 @@
             <w:r>
               <w:rPr>
                 <w:rFonts w:ascii="宋体" w:hAnsi="宋体" w:eastAsia="宋体"/>
+                <w:color w:val="000000"/>
                 <w:sz w:val="21"/>
               </w:rPr>
               <w:t xml:space="preserve">文档阶段</w:t>
@@ -207,6 +216,7 @@
             <w:r>
               <w:rPr>
                 <w:rFonts w:ascii="宋体" w:hAnsi="宋体" w:eastAsia="宋体"/>
+                <w:color w:val="000000"/>
                 <w:sz w:val="21"/>
               </w:rPr>
               <w:t xml:space="preserve">结题</w:t>
@@ -225,6 +235,7 @@
             <w:r>
               <w:rPr>
                 <w:rFonts w:ascii="宋体" w:hAnsi="宋体" w:eastAsia="宋体"/>
+                <w:color w:val="000000"/>
                 <w:sz w:val="21"/>
               </w:rPr>
               <w:t xml:space="preserve">项目名称</w:t>
@@ -241,6 +252,7 @@
             <w:r>
               <w:rPr>
                 <w:rFonts w:ascii="宋体" w:hAnsi="宋体" w:eastAsia="宋体"/>
+                <w:color w:val="000000"/>
                 <w:sz w:val="21"/>
               </w:rPr>
               <w:t xml:space="preserve">工业轴承设备剩余寿命预测系统的实现</w:t>
@@ -259,6 +271,7 @@
             <w:r>
               <w:rPr>
                 <w:rFonts w:ascii="宋体" w:hAnsi="宋体" w:eastAsia="宋体"/>
+                <w:color w:val="000000"/>
                 <w:sz w:val="21"/>
               </w:rPr>
               <w:t xml:space="preserve">课程</w:t>
@@ -275,6 +288,7 @@
             <w:r>
               <w:rPr>
                 <w:rFonts w:ascii="宋体" w:hAnsi="宋体" w:eastAsia="宋体"/>
+                <w:color w:val="000000"/>
                 <w:sz w:val="21"/>
               </w:rPr>
               <w:t xml:space="preserve">中国科学技术大学软件学院《软件工程》</w:t>
@@ -293,6 +307,7 @@
             <w:r>
               <w:rPr>
                 <w:rFonts w:ascii="宋体" w:hAnsi="宋体" w:eastAsia="宋体"/>
+                <w:color w:val="000000"/>
                 <w:sz w:val="21"/>
               </w:rPr>
               <w:t xml:space="preserve">指导老师</w:t>
@@ -309,6 +324,7 @@
             <w:r>
               <w:rPr>
                 <w:rFonts w:ascii="宋体" w:hAnsi="宋体" w:eastAsia="宋体"/>
+                <w:color w:val="000000"/>
                 <w:sz w:val="21"/>
               </w:rPr>
               <w:t xml:space="preserve">zjf</w:t>
@@ -327,6 +343,7 @@
             <w:r>
               <w:rPr>
                 <w:rFonts w:ascii="宋体" w:hAnsi="宋体" w:eastAsia="宋体"/>
+                <w:color w:val="000000"/>
                 <w:sz w:val="21"/>
               </w:rPr>
               <w:t xml:space="preserve">小组成员</w:t>
@@ -343,6 +360,7 @@
             <w:r>
               <w:rPr>
                 <w:rFonts w:ascii="宋体" w:hAnsi="宋体" w:eastAsia="宋体"/>
+                <w:color w:val="000000"/>
                 <w:sz w:val="21"/>
               </w:rPr>
               <w:t xml:space="preserve">zyj、cyy、zdh、zy</w:t>
@@ -361,6 +379,7 @@
             <w:r>
               <w:rPr>
                 <w:rFonts w:ascii="宋体" w:hAnsi="宋体" w:eastAsia="宋体"/>
+                <w:color w:val="000000"/>
                 <w:sz w:val="21"/>
               </w:rPr>
               <w:t xml:space="preserve">文档负责人</w:t>
@@ -377,6 +396,7 @@
             <w:r>
               <w:rPr>
                 <w:rFonts w:ascii="宋体" w:hAnsi="宋体" w:eastAsia="宋体"/>
+                <w:color w:val="000000"/>
                 <w:sz w:val="21"/>
               </w:rPr>
               <w:t xml:space="preserve">zy</w:t>
@@ -395,6 +415,7 @@
             <w:r>
               <w:rPr>
                 <w:rFonts w:ascii="宋体" w:hAnsi="宋体" w:eastAsia="宋体"/>
+                <w:color w:val="000000"/>
                 <w:sz w:val="21"/>
               </w:rPr>
               <w:t xml:space="preserve">参与编写</w:t>
@@ -411,6 +432,7 @@
             <w:r>
               <w:rPr>
                 <w:rFonts w:ascii="宋体" w:hAnsi="宋体" w:eastAsia="宋体"/>
+                <w:color w:val="000000"/>
                 <w:sz w:val="21"/>
               </w:rPr>
               <w:t xml:space="preserve">zyj、cyy、zdh</w:t>
@@ -429,6 +451,7 @@
             <w:r>
               <w:rPr>
                 <w:rFonts w:ascii="宋体" w:hAnsi="宋体" w:eastAsia="宋体"/>
+                <w:color w:val="000000"/>
                 <w:sz w:val="21"/>
               </w:rPr>
               <w:t xml:space="preserve">版本</w:t>
@@ -445,6 +468,7 @@
             <w:r>
               <w:rPr>
                 <w:rFonts w:ascii="宋体" w:hAnsi="宋体" w:eastAsia="宋体"/>
+                <w:color w:val="000000"/>
                 <w:sz w:val="21"/>
               </w:rPr>
               <w:t xml:space="preserve">V3.0</w:t>
@@ -463,6 +487,7 @@
             <w:r>
               <w:rPr>
                 <w:rFonts w:ascii="宋体" w:hAnsi="宋体" w:eastAsia="宋体"/>
+                <w:color w:val="000000"/>
                 <w:sz w:val="21"/>
               </w:rPr>
               <w:t xml:space="preserve">修订日期</w:t>
@@ -479,6 +504,7 @@
             <w:r>
               <w:rPr>
                 <w:rFonts w:ascii="宋体" w:hAnsi="宋体" w:eastAsia="宋体"/>
+                <w:color w:val="000000"/>
                 <w:sz w:val="21"/>
               </w:rPr>
               <w:t xml:space="preserve">2026-06-14</w:t>
@@ -497,6 +523,7 @@
             <w:r>
               <w:rPr>
                 <w:rFonts w:ascii="宋体" w:hAnsi="宋体" w:eastAsia="宋体"/>
+                <w:color w:val="000000"/>
                 <w:sz w:val="21"/>
               </w:rPr>
               <w:t xml:space="preserve">归档形式</w:t>
@@ -513,6 +540,7 @@
             <w:r>
               <w:rPr>
                 <w:rFonts w:ascii="宋体" w:hAnsi="宋体" w:eastAsia="宋体"/>
+                <w:color w:val="000000"/>
                 <w:sz w:val="21"/>
               </w:rPr>
               <w:t xml:space="preserve">Markdown 源文件、PDF、DOCX</w:t>
@@ -531,6 +559,7 @@
             <w:r>
               <w:rPr>
                 <w:rFonts w:ascii="宋体" w:hAnsi="宋体" w:eastAsia="宋体"/>
+                <w:color w:val="000000"/>
                 <w:sz w:val="21"/>
               </w:rPr>
               <w:t xml:space="preserve">内容基线</w:t>
@@ -547,6 +576,7 @@
             <w:r>
               <w:rPr>
                 <w:rFonts w:ascii="宋体" w:hAnsi="宋体" w:eastAsia="宋体"/>
+                <w:color w:val="000000"/>
                 <w:sz w:val="21"/>
               </w:rPr>
               <w:t xml:space="preserve">正式汇报讲稿、页间衔接和答问口径</w:t>
@@ -564,6 +594,7 @@
       <w:r>
         <w:rPr>
           <w:rFonts w:ascii="宋体" w:hAnsi="宋体" w:eastAsia="宋体"/>
+          <w:color w:val="000000"/>
         </w:rPr>
         <w:t xml:space="preserve">修订记录</w:t>
       </w:r>
@@ -598,6 +629,7 @@
               <w:rPr>
                 <w:rFonts w:ascii="宋体" w:hAnsi="宋体" w:eastAsia="宋体"/>
                 <w:b/>
+                <w:color w:val="000000"/>
                 <w:sz w:val="21"/>
               </w:rPr>
               <w:t xml:space="preserve">版本</w:t>
@@ -618,6 +650,7 @@
               <w:rPr>
                 <w:rFonts w:ascii="宋体" w:hAnsi="宋体" w:eastAsia="宋体"/>
                 <w:b/>
+                <w:color w:val="000000"/>
                 <w:sz w:val="21"/>
               </w:rPr>
               <w:t xml:space="preserve">日期</w:t>
@@ -638,6 +671,7 @@
               <w:rPr>
                 <w:rFonts w:ascii="宋体" w:hAnsi="宋体" w:eastAsia="宋体"/>
                 <w:b/>
+                <w:color w:val="000000"/>
                 <w:sz w:val="21"/>
               </w:rPr>
               <w:t xml:space="preserve">编写人</w:t>
@@ -658,6 +692,7 @@
               <w:rPr>
                 <w:rFonts w:ascii="宋体" w:hAnsi="宋体" w:eastAsia="宋体"/>
                 <w:b/>
+                <w:color w:val="000000"/>
                 <w:sz w:val="21"/>
               </w:rPr>
               <w:t xml:space="preserve">说明</w:t>
@@ -676,6 +711,7 @@
             <w:r>
               <w:rPr>
                 <w:rFonts w:ascii="宋体" w:hAnsi="宋体" w:eastAsia="宋体"/>
+                <w:color w:val="000000"/>
                 <w:sz w:val="21"/>
               </w:rPr>
               <w:t xml:space="preserve">V1.0</w:t>
@@ -692,6 +728,7 @@
             <w:r>
               <w:rPr>
                 <w:rFonts w:ascii="宋体" w:hAnsi="宋体" w:eastAsia="宋体"/>
+                <w:color w:val="000000"/>
                 <w:sz w:val="21"/>
               </w:rPr>
               <w:t xml:space="preserve">2025-11-10</w:t>
@@ -708,6 +745,7 @@
             <w:r>
               <w:rPr>
                 <w:rFonts w:ascii="宋体" w:hAnsi="宋体" w:eastAsia="宋体"/>
+                <w:color w:val="000000"/>
                 <w:sz w:val="21"/>
               </w:rPr>
               <w:t xml:space="preserve">项目组</w:t>
@@ -724,6 +762,7 @@
             <w:r>
               <w:rPr>
                 <w:rFonts w:ascii="宋体" w:hAnsi="宋体" w:eastAsia="宋体"/>
+                <w:color w:val="000000"/>
                 <w:sz w:val="21"/>
               </w:rPr>
               <w:t xml:space="preserve">完成初版课程文档</w:t>
@@ -742,6 +781,7 @@
             <w:r>
               <w:rPr>
                 <w:rFonts w:ascii="宋体" w:hAnsi="宋体" w:eastAsia="宋体"/>
+                <w:color w:val="000000"/>
                 <w:sz w:val="21"/>
               </w:rPr>
               <w:t xml:space="preserve">V2.0</w:t>
@@ -758,6 +798,7 @@
             <w:r>
               <w:rPr>
                 <w:rFonts w:ascii="宋体" w:hAnsi="宋体" w:eastAsia="宋体"/>
+                <w:color w:val="000000"/>
                 <w:sz w:val="21"/>
               </w:rPr>
               <w:t xml:space="preserve">2026-03-12</w:t>
@@ -774,6 +815,7 @@
             <w:r>
               <w:rPr>
                 <w:rFonts w:ascii="宋体" w:hAnsi="宋体" w:eastAsia="宋体"/>
+                <w:color w:val="000000"/>
                 <w:sz w:val="21"/>
               </w:rPr>
               <w:t xml:space="preserve">项目组</w:t>
@@ -790,6 +832,7 @@
             <w:r>
               <w:rPr>
                 <w:rFonts w:ascii="宋体" w:hAnsi="宋体" w:eastAsia="宋体"/>
+                <w:color w:val="000000"/>
                 <w:sz w:val="21"/>
               </w:rPr>
               <w:t xml:space="preserve">统一项目名称、技术基线和阶段交付内容</w:t>
@@ -808,6 +851,7 @@
             <w:r>
               <w:rPr>
                 <w:rFonts w:ascii="宋体" w:hAnsi="宋体" w:eastAsia="宋体"/>
+                <w:color w:val="000000"/>
                 <w:sz w:val="21"/>
               </w:rPr>
               <w:t xml:space="preserve">V3.0</w:t>
@@ -824,6 +868,7 @@
             <w:r>
               <w:rPr>
                 <w:rFonts w:ascii="宋体" w:hAnsi="宋体" w:eastAsia="宋体"/>
+                <w:color w:val="000000"/>
                 <w:sz w:val="21"/>
               </w:rPr>
               <w:t xml:space="preserve">2026-06-14</w:t>
@@ -840,6 +885,7 @@
             <w:r>
               <w:rPr>
                 <w:rFonts w:ascii="宋体" w:hAnsi="宋体" w:eastAsia="宋体"/>
+                <w:color w:val="000000"/>
                 <w:sz w:val="21"/>
               </w:rPr>
               <w:t xml:space="preserve">项目组</w:t>
@@ -856,6 +902,7 @@
             <w:r>
               <w:rPr>
                 <w:rFonts w:ascii="宋体" w:hAnsi="宋体" w:eastAsia="宋体"/>
+                <w:color w:val="000000"/>
                 <w:sz w:val="21"/>
               </w:rPr>
               <w:t xml:space="preserve">参考课程交付样例统一封面与归档格式，补充数据理解、技术难点、测试验收和 DOCX 交付信息</w:t>
@@ -873,6 +920,7 @@
       <w:r>
         <w:rPr>
           <w:rFonts w:ascii="宋体" w:hAnsi="宋体" w:eastAsia="宋体"/>
+          <w:color w:val="000000"/>
         </w:rPr>
         <w:t xml:space="preserve">使用说明</w:t>
       </w:r>
@@ -886,30 +934,35 @@
       <w:r>
         <w:rPr>
           <w:rFonts w:ascii="宋体" w:hAnsi="宋体" w:eastAsia="宋体"/>
+          <w:color w:val="000000"/>
         </w:rPr>
         <w:t xml:space="preserve">本讲稿对应新版 14 页网页 PPT。正式汇报建议控制在 8-10 分钟，讲述重点是</w:t>
       </w:r>
       <w:r>
         <w:rPr>
           <w:rFonts w:ascii="宋体" w:hAnsi="宋体" w:eastAsia="宋体"/>
+          <w:color w:val="000000"/>
         </w:rPr>
         <w:t xml:space="preserve">“</w:t>
       </w:r>
       <w:r>
         <w:rPr>
           <w:rFonts w:ascii="宋体" w:hAnsi="宋体" w:eastAsia="宋体"/>
+          <w:color w:val="000000"/>
         </w:rPr>
         <w:t xml:space="preserve">真实数据理解、特征分析、工程实现、测试验收</w:t>
       </w:r>
       <w:r>
         <w:rPr>
           <w:rFonts w:ascii="宋体" w:hAnsi="宋体" w:eastAsia="宋体"/>
+          <w:color w:val="000000"/>
         </w:rPr>
         <w:t xml:space="preserve">”</w:t>
       </w:r>
       <w:r>
         <w:rPr>
           <w:rFonts w:ascii="宋体" w:hAnsi="宋体" w:eastAsia="宋体"/>
+          <w:color w:val="000000"/>
         </w:rPr>
         <w:t xml:space="preserve">，不要把汇报讲成模型宣传。</w:t>
       </w:r>
@@ -923,6 +976,7 @@
       <w:r>
         <w:rPr>
           <w:rFonts w:ascii="宋体" w:hAnsi="宋体" w:eastAsia="宋体"/>
+          <w:color w:val="000000"/>
         </w:rPr>
         <w:t xml:space="preserve">第 1 页：标题页</w:t>
       </w:r>
@@ -936,30 +990,35 @@
       <w:r>
         <w:rPr>
           <w:rFonts w:ascii="宋体" w:hAnsi="宋体" w:eastAsia="宋体"/>
+          <w:color w:val="000000"/>
         </w:rPr>
         <w:t xml:space="preserve">各位老师、同学好，我们小组汇报的题目是</w:t>
       </w:r>
       <w:r>
         <w:rPr>
           <w:rFonts w:ascii="宋体" w:hAnsi="宋体" w:eastAsia="宋体"/>
+          <w:color w:val="000000"/>
         </w:rPr>
         <w:t xml:space="preserve">“</w:t>
       </w:r>
       <w:r>
         <w:rPr>
           <w:rFonts w:ascii="宋体" w:hAnsi="宋体" w:eastAsia="宋体"/>
+          <w:color w:val="000000"/>
         </w:rPr>
         <w:t xml:space="preserve">工业轴承设备剩余寿命预测系统的实现</w:t>
       </w:r>
       <w:r>
         <w:rPr>
           <w:rFonts w:ascii="宋体" w:hAnsi="宋体" w:eastAsia="宋体"/>
+          <w:color w:val="000000"/>
         </w:rPr>
         <w:t xml:space="preserve">”</w:t>
       </w:r>
       <w:r>
         <w:rPr>
           <w:rFonts w:ascii="宋体" w:hAnsi="宋体" w:eastAsia="宋体"/>
+          <w:color w:val="000000"/>
         </w:rPr>
         <w:t xml:space="preserve">。</w:t>
       </w:r>
@@ -973,6 +1032,7 @@
       <w:r>
         <w:rPr>
           <w:rFonts w:ascii="宋体" w:hAnsi="宋体" w:eastAsia="宋体"/>
+          <w:color w:val="000000"/>
         </w:rPr>
         <w:t xml:space="preserve">简单说，这个项目是根据轴承运行过程中的振动信号，估计它大概还能稳定运行多久，为预测性维护提供参考。我们的工作从真实轴承退化数据出发，完成了数据读取、特征分析、RUL 建模、论文复现、测试和课程文档交付。</w:t>
       </w:r>
@@ -986,6 +1046,7 @@
       <w:r>
         <w:rPr>
           <w:rFonts w:ascii="宋体" w:hAnsi="宋体" w:eastAsia="宋体"/>
+          <w:color w:val="000000"/>
         </w:rPr>
         <w:t xml:space="preserve">第 2 页：项目目标与交付物</w:t>
       </w:r>
@@ -999,6 +1060,7 @@
       <w:r>
         <w:rPr>
           <w:rFonts w:ascii="宋体" w:hAnsi="宋体" w:eastAsia="宋体"/>
+          <w:color w:val="000000"/>
         </w:rPr>
         <w:t xml:space="preserve">这一页先说明整个汇报主线。</w:t>
       </w:r>
@@ -1012,30 +1074,35 @@
       <w:r>
         <w:rPr>
           <w:rFonts w:ascii="宋体" w:hAnsi="宋体" w:eastAsia="宋体"/>
+          <w:color w:val="000000"/>
         </w:rPr>
         <w:t xml:space="preserve">我们不是一上来先讲模型，而是按照</w:t>
       </w:r>
       <w:r>
         <w:rPr>
           <w:rFonts w:ascii="宋体" w:hAnsi="宋体" w:eastAsia="宋体"/>
+          <w:color w:val="000000"/>
         </w:rPr>
         <w:t xml:space="preserve">“</w:t>
       </w:r>
       <w:r>
         <w:rPr>
           <w:rFonts w:ascii="宋体" w:hAnsi="宋体" w:eastAsia="宋体"/>
+          <w:color w:val="000000"/>
         </w:rPr>
         <w:t xml:space="preserve">问题、数据、特征、系统、实验、验收</w:t>
       </w:r>
       <w:r>
         <w:rPr>
           <w:rFonts w:ascii="宋体" w:hAnsi="宋体" w:eastAsia="宋体"/>
+          <w:color w:val="000000"/>
         </w:rPr>
         <w:t xml:space="preserve">”</w:t>
       </w:r>
       <w:r>
         <w:rPr>
           <w:rFonts w:ascii="宋体" w:hAnsi="宋体" w:eastAsia="宋体"/>
+          <w:color w:val="000000"/>
         </w:rPr>
         <w:t xml:space="preserve">的顺序讲。第一步是明确任务，为什么要预测剩余寿命；第二步是理解 XJTU-SY 和 PHM2012 两个数据集；第三步是说明怎么把原始振动信号转换成特征序列；之后再讲系统结构、两篇论文复现实验，以及最后的测试和交付材料。</w:t>
       </w:r>
@@ -1049,6 +1116,7 @@
       <w:r>
         <w:rPr>
           <w:rFonts w:ascii="宋体" w:hAnsi="宋体" w:eastAsia="宋体"/>
+          <w:color w:val="000000"/>
         </w:rPr>
         <w:t xml:space="preserve">这页里的数字也对应了项目交付：两个真实数据集，19 维特征，两篇 RUL 论文复现，31 个自动化测试和 8 个 notebook 示例。</w:t>
       </w:r>
@@ -1062,6 +1130,7 @@
       <w:r>
         <w:rPr>
           <w:rFonts w:ascii="宋体" w:hAnsi="宋体" w:eastAsia="宋体"/>
+          <w:color w:val="000000"/>
         </w:rPr>
         <w:t xml:space="preserve">第 3 页：任务定义：为什么做 RUL</w:t>
       </w:r>
@@ -1075,6 +1144,7 @@
       <w:r>
         <w:rPr>
           <w:rFonts w:ascii="宋体" w:hAnsi="宋体" w:eastAsia="宋体"/>
+          <w:color w:val="000000"/>
         </w:rPr>
         <w:t xml:space="preserve">这个项目的核心不是判断轴承当前属于哪个离散状态，而是估计从当前状态到寿命结束还剩多少时间，也就是 Remaining Useful Life，简称 RUL。</w:t>
       </w:r>
@@ -1088,6 +1158,7 @@
       <w:r>
         <w:rPr>
           <w:rFonts w:ascii="宋体" w:hAnsi="宋体" w:eastAsia="宋体"/>
+          <w:color w:val="000000"/>
         </w:rPr>
         <w:t xml:space="preserve">预测性维护最关心的是设备还能稳定运行多久。如果能提前估计剩余寿命，就可以更合理地安排检修时间，降低突发停机风险，也避免过早维护带来的浪费。</w:t>
       </w:r>
@@ -1101,6 +1172,7 @@
       <w:r>
         <w:rPr>
           <w:rFonts w:ascii="宋体" w:hAnsi="宋体" w:eastAsia="宋体"/>
+          <w:color w:val="000000"/>
         </w:rPr>
         <w:t xml:space="preserve">所以本项目的输入是轴承运行过程中的水平、垂直振动快照，输出是连续的 RUL 数值，同时配套健康趋势曲线和误差指标。本次答辩主线始终是 RUL 回归预测。</w:t>
       </w:r>
@@ -1114,6 +1186,7 @@
       <w:r>
         <w:rPr>
           <w:rFonts w:ascii="宋体" w:hAnsi="宋体" w:eastAsia="宋体"/>
+          <w:color w:val="000000"/>
         </w:rPr>
         <w:t xml:space="preserve">第 4 页：数据来源与时间语义</w:t>
       </w:r>
@@ -1127,6 +1200,7 @@
       <w:r>
         <w:rPr>
           <w:rFonts w:ascii="宋体" w:hAnsi="宋体" w:eastAsia="宋体"/>
+          <w:color w:val="000000"/>
         </w:rPr>
         <w:t xml:space="preserve">数据上我们主要使用两个真实退化数据集：XJTU-SY 和 PHM2012/FEMTO。它们都能反映轴承从早期运行到后期退化的过程，但时间组织方式不一样。</w:t>
       </w:r>
@@ -1140,6 +1214,7 @@
       <w:r>
         <w:rPr>
           <w:rFonts w:ascii="宋体" w:hAnsi="宋体" w:eastAsia="宋体"/>
+          <w:color w:val="000000"/>
         </w:rPr>
         <w:t xml:space="preserve">XJTU-SY 有三种工况、十五个轴承，采样率是 25.6 kHz。每个振动快照有 32768 个点，大约覆盖 1.28 秒，相邻快照间隔 1 分钟。</w:t>
       </w:r>
@@ -1153,6 +1228,7 @@
       <w:r>
         <w:rPr>
           <w:rFonts w:ascii="宋体" w:hAnsi="宋体" w:eastAsia="宋体"/>
+          <w:color w:val="000000"/>
         </w:rPr>
         <w:t xml:space="preserve">PHM2012 的采样率同样是 25.6 kHz，但每个加速度文件只有 2560 个点，大约覆盖 0.1 秒，相邻快照约 10 秒。它还包含温度文件，本次主线先使用振动特征，温度信息在 loader 中保留。</w:t>
       </w:r>
@@ -1166,6 +1242,7 @@
       <w:r>
         <w:rPr>
           <w:rFonts w:ascii="宋体" w:hAnsi="宋体" w:eastAsia="宋体"/>
+          <w:color w:val="000000"/>
         </w:rPr>
         <w:t xml:space="preserve">这里的关键不是把文件读出来就结束，而是要把不同格式的数据统一整理成模型能用的样本和标签。</w:t>
       </w:r>
@@ -1179,6 +1256,7 @@
       <w:r>
         <w:rPr>
           <w:rFonts w:ascii="宋体" w:hAnsi="宋体" w:eastAsia="宋体"/>
+          <w:color w:val="000000"/>
         </w:rPr>
         <w:t xml:space="preserve">第 5 页：XJTU-SY 数据特点与曲线分析</w:t>
       </w:r>
@@ -1192,6 +1270,7 @@
       <w:r>
         <w:rPr>
           <w:rFonts w:ascii="宋体" w:hAnsi="宋体" w:eastAsia="宋体"/>
+          <w:color w:val="000000"/>
         </w:rPr>
         <w:t xml:space="preserve">这一页是 XJTU-SY 的真实数据分析。</w:t>
       </w:r>
@@ -1205,6 +1284,7 @@
       <w:r>
         <w:rPr>
           <w:rFonts w:ascii="宋体" w:hAnsi="宋体" w:eastAsia="宋体"/>
+          <w:color w:val="000000"/>
         </w:rPr>
         <w:t xml:space="preserve">我们选取了 XJTU-SY 中 Bearing1_1，也就是 35Hz12kN 工况下的一条轴承数据，使用水平振动通道。从 123 个快照中均匀抽取 80 个快照，计算 RMS、峰值和综合健康指标。这里的均匀抽样只是为了展示趋势和控制分析规模，不等于训练测试随机打乱。</w:t>
       </w:r>
@@ -1218,6 +1298,7 @@
       <w:r>
         <w:rPr>
           <w:rFonts w:ascii="宋体" w:hAnsi="宋体" w:eastAsia="宋体"/>
+          <w:color w:val="000000"/>
         </w:rPr>
         <w:t xml:space="preserve">从图上可以看到，早期曲线比较平稳，后期 RMS 和峰值明显抬升。RMS 从大约 0.56 上升到 7.27，说明振动强度在寿命后期明显增强。图里的 Health indicator 是把 RMS、峭度、峰值因子和谱能量标准化后合成的，用来辅助观察整体退化趋势。</w:t>
       </w:r>
@@ -1231,6 +1312,7 @@
       <w:r>
         <w:rPr>
           <w:rFonts w:ascii="宋体" w:hAnsi="宋体" w:eastAsia="宋体"/>
+          <w:color w:val="000000"/>
         </w:rPr>
         <w:t xml:space="preserve">这个现象对建模有一个直接影响：训练和测试划分必须尊重时间顺序。如果把相邻退化片段随机打散，就会破坏真实退化过程，也容易造成不严谨的评估。</w:t>
       </w:r>
@@ -1244,6 +1326,7 @@
       <w:r>
         <w:rPr>
           <w:rFonts w:ascii="宋体" w:hAnsi="宋体" w:eastAsia="宋体"/>
+          <w:color w:val="000000"/>
         </w:rPr>
         <w:t xml:space="preserve">第 6 页：PHM2012 数据特点与差异</w:t>
       </w:r>
@@ -1257,6 +1340,7 @@
       <w:r>
         <w:rPr>
           <w:rFonts w:ascii="宋体" w:hAnsi="宋体" w:eastAsia="宋体"/>
+          <w:color w:val="000000"/>
         </w:rPr>
         <w:t xml:space="preserve">这一页是 PHM2012 的真实数据分析。</w:t>
       </w:r>
@@ -1270,6 +1354,7 @@
       <w:r>
         <w:rPr>
           <w:rFonts w:ascii="宋体" w:hAnsi="宋体" w:eastAsia="宋体"/>
+          <w:color w:val="000000"/>
         </w:rPr>
         <w:t xml:space="preserve">我们选取 PHM2012 Learning_set 中的 Bearing1_1，Condition 1，仍然使用水平振动通道。从 2803 个快照中均匀抽取 80 个快照进行特征趋势分析。</w:t>
       </w:r>
@@ -1283,6 +1368,7 @@
       <w:r>
         <w:rPr>
           <w:rFonts w:ascii="宋体" w:hAnsi="宋体" w:eastAsia="宋体"/>
+          <w:color w:val="000000"/>
         </w:rPr>
         <w:t xml:space="preserve">PHM2012 的曲线也能看到后期振动增强，RMS 从大约 0.56 上升到 5.61。这里的 Health indicator 采用同样的构造方式。和 XJTU-SY 不同的是，PHM2012 的单个快照更短，但文件数量更密，另外还有温度文件。</w:t>
       </w:r>
@@ -1296,6 +1382,7 @@
       <w:r>
         <w:rPr>
           <w:rFonts w:ascii="宋体" w:hAnsi="宋体" w:eastAsia="宋体"/>
+          <w:color w:val="000000"/>
         </w:rPr>
         <w:t xml:space="preserve">所以两个数据集的处理重点不同：XJTU-SY 更像完整寿命过程的分钟级采样，PHM2012 更强调竞赛数据的 split 语义和更密的快照组织。系统需要在 loader 层处理这些差异，后面的模型才可以共用同一套训练流程。</w:t>
       </w:r>
@@ -1309,6 +1396,7 @@
       <w:r>
         <w:rPr>
           <w:rFonts w:ascii="宋体" w:hAnsi="宋体" w:eastAsia="宋体"/>
+          <w:color w:val="000000"/>
         </w:rPr>
         <w:t xml:space="preserve">第 7 页：特征工程与 RUL 标签构造</w:t>
       </w:r>
@@ -1322,6 +1410,7 @@
       <w:r>
         <w:rPr>
           <w:rFonts w:ascii="宋体" w:hAnsi="宋体" w:eastAsia="宋体"/>
+          <w:color w:val="000000"/>
         </w:rPr>
         <w:t xml:space="preserve">原始振动信号很长，直接全部输入模型成本高，也不容易解释。因此我们先把每个快照转换成 19 维时频域特征。</w:t>
       </w:r>
@@ -1335,6 +1424,7 @@
       <w:r>
         <w:rPr>
           <w:rFonts w:ascii="宋体" w:hAnsi="宋体" w:eastAsia="宋体"/>
+          <w:color w:val="000000"/>
         </w:rPr>
         <w:t xml:space="preserve">这些特征不需要逐个背，可以按三类理解。第一类是强度特征，比如 RMS、峰值、谱能量，用来看振动强度是否增强。第二类是冲击变化相关特征，比如峭度、峰值因子、脉冲因子，对后期尖峰和波动更敏感。第三类是频谱特征，比如主频、谱质心、谱熵，用来补充说明频率分布的变化。</w:t>
       </w:r>
@@ -1348,6 +1438,7 @@
       <w:r>
         <w:rPr>
           <w:rFonts w:ascii="宋体" w:hAnsi="宋体" w:eastAsia="宋体"/>
+          <w:color w:val="000000"/>
         </w:rPr>
         <w:t xml:space="preserve">生成特征之后，我们再按时间顺序把多个快照组成 feature sequence。RUL 标签按当前时间到寿命结束的剩余时间计算；如果只按文件序号生成，就在输出里标注为快照级 RUL。XJTU-SY 可以按约 1 分钟快照间隔换算，PHM2012 则要结合约 10 秒文件间隔和官方 Test_set 终止 RUL 条目。这样模型看到的是一段连续变化，而不是孤立的一个采样点。</w:t>
       </w:r>
@@ -1361,6 +1452,7 @@
       <w:r>
         <w:rPr>
           <w:rFonts w:ascii="宋体" w:hAnsi="宋体" w:eastAsia="宋体"/>
+          <w:color w:val="000000"/>
         </w:rPr>
         <w:t xml:space="preserve">第 8 页：系统总体架构</w:t>
       </w:r>
@@ -1374,6 +1466,7 @@
       <w:r>
         <w:rPr>
           <w:rFonts w:ascii="宋体" w:hAnsi="宋体" w:eastAsia="宋体"/>
+          <w:color w:val="000000"/>
         </w:rPr>
         <w:t xml:space="preserve">系统结构上，我们按 RUL 预测的数据流分成四层。</w:t>
       </w:r>
@@ -1387,6 +1480,7 @@
       <w:r>
         <w:rPr>
           <w:rFonts w:ascii="宋体" w:hAnsi="宋体" w:eastAsia="宋体"/>
+          <w:color w:val="000000"/>
         </w:rPr>
         <w:t xml:space="preserve">第一层是数据接入，负责读取 XJTU-SY 和 PHM2012，并整理工况、采样率、通道和时间顺序。第二层是特征与标签，负责提取 19 维时频域特征，并按数据集时间间隔构造 RUL 标签。第三层是模型训练，包括 baseline、CNN-LSTM-AM 和 xLSTM-Transformer。第四层是评价与展示，负责输出误差指标、RUL 曲线、预测文件和复现实验对比表。</w:t>
       </w:r>
@@ -1400,12 +1494,14 @@
       <w:r>
         <w:rPr>
           <w:rFonts w:ascii="宋体" w:hAnsi="宋体" w:eastAsia="宋体"/>
+          <w:color w:val="000000"/>
         </w:rPr>
         <w:t xml:space="preserve">这里的原则是：数据读取、特征构造、模型训练和评价输出分开实现。这样后续替换数据集或替换模型时，影响范围比较清楚。核心逻辑在</w:t>
       </w:r>
       <w:r>
         <w:rPr>
           <w:rFonts w:ascii="宋体" w:hAnsi="宋体" w:eastAsia="宋体"/>
+          <w:color w:val="000000"/>
         </w:rPr>
         <w:t xml:space="preserve"> </w:t>
       </w:r>
@@ -1413,18 +1509,21 @@
         <w:rPr>
           <w:rStyle w:val="VerbatimChar"/>
           <w:rFonts w:ascii="宋体" w:hAnsi="宋体" w:eastAsia="宋体"/>
+          <w:color w:val="000000"/>
         </w:rPr>
         <w:t xml:space="preserve">src</w:t>
       </w:r>
       <w:r>
         <w:rPr>
           <w:rFonts w:ascii="宋体" w:hAnsi="宋体" w:eastAsia="宋体"/>
+          <w:color w:val="000000"/>
         </w:rPr>
         <w:t xml:space="preserve"> </w:t>
       </w:r>
       <w:r>
         <w:rPr>
           <w:rFonts w:ascii="宋体" w:hAnsi="宋体" w:eastAsia="宋体"/>
+          <w:color w:val="000000"/>
         </w:rPr>
         <w:t xml:space="preserve">包内，notebook 主要作为示例运行和论文复现实验入口。</w:t>
       </w:r>
@@ -1438,6 +1537,7 @@
       <w:r>
         <w:rPr>
           <w:rFonts w:ascii="宋体" w:hAnsi="宋体" w:eastAsia="宋体"/>
+          <w:color w:val="000000"/>
         </w:rPr>
         <w:t xml:space="preserve">第 9 页：难点一：异构数据集统一</w:t>
       </w:r>
@@ -1451,6 +1551,7 @@
       <w:r>
         <w:rPr>
           <w:rFonts w:ascii="宋体" w:hAnsi="宋体" w:eastAsia="宋体"/>
+          <w:color w:val="000000"/>
         </w:rPr>
         <w:t xml:space="preserve">第一个实现难点是两个数据集的格式并不一致。</w:t>
       </w:r>
@@ -1464,6 +1565,7 @@
       <w:r>
         <w:rPr>
           <w:rFonts w:ascii="宋体" w:hAnsi="宋体" w:eastAsia="宋体"/>
+          <w:color w:val="000000"/>
         </w:rPr>
         <w:t xml:space="preserve">XJTU-SY 和 PHM2012 的快照长度、时间间隔、目录结构、split 语义和终止 RUL 信息都不同。如果训练代码直接依赖原始目录结构，后续每换一个数据集都要重写一套流程。</w:t>
       </w:r>
@@ -1477,6 +1579,7 @@
       <w:r>
         <w:rPr>
           <w:rFonts w:ascii="宋体" w:hAnsi="宋体" w:eastAsia="宋体"/>
+          <w:color w:val="000000"/>
         </w:rPr>
         <w:t xml:space="preserve">我们的处理方式是把差异收在 loader 层。loader 负责把原始文件整理成统一实体，后续模块只看样本表、时间戳、通道数据和 RUL 单位。</w:t>
       </w:r>
@@ -1490,6 +1593,7 @@
       <w:r>
         <w:rPr>
           <w:rFonts w:ascii="宋体" w:hAnsi="宋体" w:eastAsia="宋体"/>
+          <w:color w:val="000000"/>
         </w:rPr>
         <w:t xml:space="preserve">另外，</w:t>
       </w:r>
@@ -1497,18 +1601,21 @@
         <w:rPr>
           <w:rStyle w:val="VerbatimChar"/>
           <w:rFonts w:ascii="宋体" w:hAnsi="宋体" w:eastAsia="宋体"/>
+          <w:color w:val="000000"/>
         </w:rPr>
         <w:t xml:space="preserve">max_samples</w:t>
       </w:r>
       <w:r>
         <w:rPr>
           <w:rFonts w:ascii="宋体" w:hAnsi="宋体" w:eastAsia="宋体"/>
+          <w:color w:val="000000"/>
         </w:rPr>
         <w:t xml:space="preserve"> </w:t>
       </w:r>
       <w:r>
         <w:rPr>
           <w:rFonts w:ascii="宋体" w:hAnsi="宋体" w:eastAsia="宋体"/>
+          <w:color w:val="000000"/>
         </w:rPr>
         <w:t xml:space="preserve">不是简单截取前几个文件，而是在读文件前做均匀抽样，用来控制课程项目的训练时间，同时保留早期、中期和后期片段。</w:t>
       </w:r>
@@ -1522,6 +1629,7 @@
       <w:r>
         <w:rPr>
           <w:rFonts w:ascii="宋体" w:hAnsi="宋体" w:eastAsia="宋体"/>
+          <w:color w:val="000000"/>
         </w:rPr>
         <w:t xml:space="preserve">第 10 页：难点二：信号到序列特征</w:t>
       </w:r>
@@ -1535,6 +1643,7 @@
       <w:r>
         <w:rPr>
           <w:rFonts w:ascii="宋体" w:hAnsi="宋体" w:eastAsia="宋体"/>
+          <w:color w:val="000000"/>
         </w:rPr>
         <w:t xml:space="preserve">第二个难点是如何把长振动信号变成模型能稳定学习的输入。</w:t>
       </w:r>
@@ -1548,6 +1657,7 @@
       <w:r>
         <w:rPr>
           <w:rFonts w:ascii="宋体" w:hAnsi="宋体" w:eastAsia="宋体"/>
+          <w:color w:val="000000"/>
         </w:rPr>
         <w:t xml:space="preserve">我们的流程是：先读取原始快照，再提取 19 维 feature vector；然后把连续多个时间步组织成 feature sequence；接着生成对应的 RUL label；最后由模型输出预测值。</w:t>
       </w:r>
@@ -1561,6 +1671,7 @@
       <w:r>
         <w:rPr>
           <w:rFonts w:ascii="宋体" w:hAnsi="宋体" w:eastAsia="宋体"/>
+          <w:color w:val="000000"/>
         </w:rPr>
         <w:t xml:space="preserve">这样做有两个好处。第一，特征有明确物理含义，答辩时可以解释；第二，模型输入是一段连续变化，可以学习退化趋势，而不是只看某一个瞬间。</w:t>
       </w:r>
@@ -1574,6 +1685,7 @@
       <w:r>
         <w:rPr>
           <w:rFonts w:ascii="宋体" w:hAnsi="宋体" w:eastAsia="宋体"/>
+          <w:color w:val="000000"/>
         </w:rPr>
         <w:t xml:space="preserve">第 11 页：RUL 模型与复现实验设计</w:t>
       </w:r>
@@ -1587,6 +1699,7 @@
       <w:r>
         <w:rPr>
           <w:rFonts w:ascii="宋体" w:hAnsi="宋体" w:eastAsia="宋体"/>
+          <w:color w:val="000000"/>
         </w:rPr>
         <w:t xml:space="preserve">模型部分我们做了两篇论文复现实验。</w:t>
       </w:r>
@@ -1600,6 +1713,7 @@
       <w:r>
         <w:rPr>
           <w:rFonts w:ascii="宋体" w:hAnsi="宋体" w:eastAsia="宋体"/>
+          <w:color w:val="000000"/>
         </w:rPr>
         <w:t xml:space="preserve">第一篇是 Huang 等人在 2024 年提出的 CNN-LSTM-AM。它的思路是用 CNN 提取局部模式，用 LSTM 建模时间依赖，再用 attention 聚合关键时间步。</w:t>
       </w:r>
@@ -1613,6 +1727,7 @@
       <w:r>
         <w:rPr>
           <w:rFonts w:ascii="宋体" w:hAnsi="宋体" w:eastAsia="宋体"/>
+          <w:color w:val="000000"/>
         </w:rPr>
         <w:t xml:space="preserve">第二篇是 Jiang 等人在 2026 年提出的 xLSTM-Transformer。我们参考论文结构实现 xLSTM-Transformer，并适配本项目的 19 维特征序列输入，同时保留 Feature-Transformer 和 LSTM-Transformer 作为 baseline。</w:t>
       </w:r>
@@ -1626,6 +1741,7 @@
       <w:r>
         <w:rPr>
           <w:rFonts w:ascii="宋体" w:hAnsi="宋体" w:eastAsia="宋体"/>
+          <w:color w:val="000000"/>
         </w:rPr>
         <w:t xml:space="preserve">这里需要说明边界：我们的复现是课程范围内的小样本真实训练验收，训练 8 epoch，重点证明结构、数据链路和指标输出能够跑通，不把它说成作者完整实验设置下的数值对齐。</w:t>
       </w:r>
@@ -1639,6 +1755,7 @@
       <w:r>
         <w:rPr>
           <w:rFonts w:ascii="宋体" w:hAnsi="宋体" w:eastAsia="宋体"/>
+          <w:color w:val="000000"/>
         </w:rPr>
         <w:t xml:space="preserve">这一点在看下一页结果表时也要保持一致：表格主要用于说明流程可复跑和指标口径清楚，不作为模型优劣的最终结论。</w:t>
       </w:r>
@@ -1652,6 +1769,7 @@
       <w:r>
         <w:rPr>
           <w:rFonts w:ascii="宋体" w:hAnsi="宋体" w:eastAsia="宋体"/>
+          <w:color w:val="000000"/>
         </w:rPr>
         <w:t xml:space="preserve">第 12 页：评价指标与实验结果解释</w:t>
       </w:r>
@@ -1665,6 +1783,7 @@
       <w:r>
         <w:rPr>
           <w:rFonts w:ascii="宋体" w:hAnsi="宋体" w:eastAsia="宋体"/>
+          <w:color w:val="000000"/>
         </w:rPr>
         <w:t xml:space="preserve">评价上我们没有只看一个指标，而是分开看三类。</w:t>
       </w:r>
@@ -1678,6 +1797,7 @@
       <w:r>
         <w:rPr>
           <w:rFonts w:ascii="宋体" w:hAnsi="宋体" w:eastAsia="宋体"/>
+          <w:color w:val="000000"/>
         </w:rPr>
         <w:t xml:space="preserve">第一类是普通回归误差，比如 RMSE、MAE、SMAPE 和 R2，用来说明预测值和真实 RUL 的差距。第二类是 RUL 任务中的 score，比如 Huang 论文原版 Score 和 PHM/RUL 惩罚 Score。第三类是方向倾向，比如 over prediction rate 和 under prediction rate，用来判断模型更偏早预测还是偏晚预测。</w:t>
       </w:r>
@@ -1691,6 +1811,7 @@
       <w:r>
         <w:rPr>
           <w:rFonts w:ascii="宋体" w:hAnsi="宋体" w:eastAsia="宋体"/>
+          <w:color w:val="000000"/>
         </w:rPr>
         <w:t xml:space="preserve">表格里列的是两个复现实验中的代表性结果。RMSE 数值在小样本、短 epoch 设置下不低，所以这里不把结果解释为某个模型一定优于所有 baseline，而是说明训练、评价和输出文件可以稳定复跑，并且不同指标口径没有混用。</w:t>
       </w:r>
@@ -1704,6 +1825,7 @@
       <w:r>
         <w:rPr>
           <w:rFonts w:ascii="宋体" w:hAnsi="宋体" w:eastAsia="宋体"/>
+          <w:color w:val="000000"/>
         </w:rPr>
         <w:t xml:space="preserve">第 13 页：测试方案与验收证据</w:t>
       </w:r>
@@ -1717,6 +1839,7 @@
       <w:r>
         <w:rPr>
           <w:rFonts w:ascii="宋体" w:hAnsi="宋体" w:eastAsia="宋体"/>
+          <w:color w:val="000000"/>
         </w:rPr>
         <w:t xml:space="preserve">测试验收主要分成几层。</w:t>
       </w:r>
@@ -1730,12 +1853,14 @@
       <w:r>
         <w:rPr>
           <w:rFonts w:ascii="宋体" w:hAnsi="宋体" w:eastAsia="宋体"/>
+          <w:color w:val="000000"/>
         </w:rPr>
         <w:t xml:space="preserve">第一，全量</w:t>
       </w:r>
       <w:r>
         <w:rPr>
           <w:rFonts w:ascii="宋体" w:hAnsi="宋体" w:eastAsia="宋体"/>
+          <w:color w:val="000000"/>
         </w:rPr>
         <w:t xml:space="preserve"> </w:t>
       </w:r>
@@ -1743,18 +1868,21 @@
         <w:rPr>
           <w:rStyle w:val="VerbatimChar"/>
           <w:rFonts w:ascii="宋体" w:hAnsi="宋体" w:eastAsia="宋体"/>
+          <w:color w:val="000000"/>
         </w:rPr>
         <w:t xml:space="preserve">uv run --extra dev pytest -q</w:t>
       </w:r>
       <w:r>
         <w:rPr>
           <w:rFonts w:ascii="宋体" w:hAnsi="宋体" w:eastAsia="宋体"/>
+          <w:color w:val="000000"/>
         </w:rPr>
         <w:t xml:space="preserve"> </w:t>
       </w:r>
       <w:r>
         <w:rPr>
           <w:rFonts w:ascii="宋体" w:hAnsi="宋体" w:eastAsia="宋体"/>
+          <w:color w:val="000000"/>
         </w:rPr>
         <w:t xml:space="preserve">通过，当前是 31 个测试，覆盖 loader、特征提取、标签生成、模型 forward、评价指标、论文 workflow 和 notebook smoke。</w:t>
       </w:r>
@@ -1768,6 +1896,7 @@
       <w:r>
         <w:rPr>
           <w:rFonts w:ascii="宋体" w:hAnsi="宋体" w:eastAsia="宋体"/>
+          <w:color w:val="000000"/>
         </w:rPr>
         <w:t xml:space="preserve">第二，examples 下的 8 个 notebook 都纳入执行验收，不只是检查文件是否存在。</w:t>
       </w:r>
@@ -1781,12 +1910,14 @@
       <w:r>
         <w:rPr>
           <w:rFonts w:ascii="宋体" w:hAnsi="宋体" w:eastAsia="宋体"/>
+          <w:color w:val="000000"/>
         </w:rPr>
         <w:t xml:space="preserve">第三，两篇论文复现都读取</w:t>
       </w:r>
       <w:r>
         <w:rPr>
           <w:rFonts w:ascii="宋体" w:hAnsi="宋体" w:eastAsia="宋体"/>
+          <w:color w:val="000000"/>
         </w:rPr>
         <w:t xml:space="preserve"> </w:t>
       </w:r>
@@ -1794,24 +1925,28 @@
         <w:rPr>
           <w:rStyle w:val="VerbatimChar"/>
           <w:rFonts w:ascii="宋体" w:hAnsi="宋体" w:eastAsia="宋体"/>
+          <w:color w:val="000000"/>
         </w:rPr>
         <w:t xml:space="preserve">data/external</w:t>
       </w:r>
       <w:r>
         <w:rPr>
           <w:rFonts w:ascii="宋体" w:hAnsi="宋体" w:eastAsia="宋体"/>
+          <w:color w:val="000000"/>
         </w:rPr>
         <w:t xml:space="preserve"> </w:t>
       </w:r>
       <w:r>
         <w:rPr>
           <w:rFonts w:ascii="宋体" w:hAnsi="宋体" w:eastAsia="宋体"/>
+          <w:color w:val="000000"/>
         </w:rPr>
         <w:t xml:space="preserve">下的真实数据，并落盘</w:t>
       </w:r>
       <w:r>
         <w:rPr>
           <w:rFonts w:ascii="宋体" w:hAnsi="宋体" w:eastAsia="宋体"/>
+          <w:color w:val="000000"/>
         </w:rPr>
         <w:t xml:space="preserve"> </w:t>
       </w:r>
@@ -1819,12 +1954,14 @@
         <w:rPr>
           <w:rStyle w:val="VerbatimChar"/>
           <w:rFonts w:ascii="宋体" w:hAnsi="宋体" w:eastAsia="宋体"/>
+          <w:color w:val="000000"/>
         </w:rPr>
         <w:t xml:space="preserve">history.csv</w:t>
       </w:r>
       <w:r>
         <w:rPr>
           <w:rFonts w:ascii="宋体" w:hAnsi="宋体" w:eastAsia="宋体"/>
+          <w:color w:val="000000"/>
         </w:rPr>
         <w:t xml:space="preserve">、</w:t>
       </w:r>
@@ -1832,12 +1969,14 @@
         <w:rPr>
           <w:rStyle w:val="VerbatimChar"/>
           <w:rFonts w:ascii="宋体" w:hAnsi="宋体" w:eastAsia="宋体"/>
+          <w:color w:val="000000"/>
         </w:rPr>
         <w:t xml:space="preserve">metrics.json</w:t>
       </w:r>
       <w:r>
         <w:rPr>
           <w:rFonts w:ascii="宋体" w:hAnsi="宋体" w:eastAsia="宋体"/>
+          <w:color w:val="000000"/>
         </w:rPr>
         <w:t xml:space="preserve">、</w:t>
       </w:r>
@@ -1845,24 +1984,28 @@
         <w:rPr>
           <w:rStyle w:val="VerbatimChar"/>
           <w:rFonts w:ascii="宋体" w:hAnsi="宋体" w:eastAsia="宋体"/>
+          <w:color w:val="000000"/>
         </w:rPr>
         <w:t xml:space="preserve">predictions.csv</w:t>
       </w:r>
       <w:r>
         <w:rPr>
           <w:rFonts w:ascii="宋体" w:hAnsi="宋体" w:eastAsia="宋体"/>
+          <w:color w:val="000000"/>
         </w:rPr>
         <w:t xml:space="preserve"> </w:t>
       </w:r>
       <w:r>
         <w:rPr>
           <w:rFonts w:ascii="宋体" w:hAnsi="宋体" w:eastAsia="宋体"/>
+          <w:color w:val="000000"/>
         </w:rPr>
         <w:t xml:space="preserve">和</w:t>
       </w:r>
       <w:r>
         <w:rPr>
           <w:rFonts w:ascii="宋体" w:hAnsi="宋体" w:eastAsia="宋体"/>
+          <w:color w:val="000000"/>
         </w:rPr>
         <w:t xml:space="preserve"> </w:t>
       </w:r>
@@ -1870,12 +2013,14 @@
         <w:rPr>
           <w:rStyle w:val="VerbatimChar"/>
           <w:rFonts w:ascii="宋体" w:hAnsi="宋体" w:eastAsia="宋体"/>
+          <w:color w:val="000000"/>
         </w:rPr>
         <w:t xml:space="preserve">comparison_metrics.csv</w:t>
       </w:r>
       <w:r>
         <w:rPr>
           <w:rFonts w:ascii="宋体" w:hAnsi="宋体" w:eastAsia="宋体"/>
+          <w:color w:val="000000"/>
         </w:rPr>
         <w:t xml:space="preserve">。</w:t>
       </w:r>
@@ -1889,6 +2034,7 @@
       <w:r>
         <w:rPr>
           <w:rFonts w:ascii="宋体" w:hAnsi="宋体" w:eastAsia="宋体"/>
+          <w:color w:val="000000"/>
         </w:rPr>
         <w:t xml:space="preserve">所以这个项目不是只有展示页，而是从代码、实验输出到文档都有对应证据。</w:t>
       </w:r>
@@ -1902,6 +2048,7 @@
       <w:r>
         <w:rPr>
           <w:rFonts w:ascii="宋体" w:hAnsi="宋体" w:eastAsia="宋体"/>
+          <w:color w:val="000000"/>
         </w:rPr>
         <w:t xml:space="preserve">第 14 页：成员分工、不足与总结</w:t>
       </w:r>
@@ -1915,6 +2062,7 @@
       <w:r>
         <w:rPr>
           <w:rFonts w:ascii="宋体" w:hAnsi="宋体" w:eastAsia="宋体"/>
+          <w:color w:val="000000"/>
         </w:rPr>
         <w:t xml:space="preserve">最后说明分工和不足。</w:t>
       </w:r>
@@ -1928,6 +2076,7 @@
       <w:r>
         <w:rPr>
           <w:rFonts w:ascii="宋体" w:hAnsi="宋体" w:eastAsia="宋体"/>
+          <w:color w:val="000000"/>
         </w:rPr>
         <w:t xml:space="preserve">zyj 主要负责系统架构、RUL 模型、训练 workflow 和论文复现，贡献比例 35%。cyy 主要负责数据处理、特征工程、loader 和数据文档，贡献比例 25%。zdh 负责概率分析基础能力、评价支持和测试报告，zy 负责可视化、用户文档和答辩材料，两位各 20%。</w:t>
       </w:r>
@@ -1941,6 +2090,7 @@
       <w:r>
         <w:rPr>
           <w:rFonts w:ascii="宋体" w:hAnsi="宋体" w:eastAsia="宋体"/>
+          <w:color w:val="000000"/>
         </w:rPr>
         <w:t xml:space="preserve">不足方面，当前复现实验还是小样本、8 epoch 的课程验收设置，没有做多随机种子统计，也没有充分展开跨工况长时间训练。PHM2012 里的温度信息目前保留在接口中，后续可以进一步融合。</w:t>
       </w:r>
@@ -1954,6 +2104,7 @@
       <w:r>
         <w:rPr>
           <w:rFonts w:ascii="宋体" w:hAnsi="宋体" w:eastAsia="宋体"/>
+          <w:color w:val="000000"/>
         </w:rPr>
         <w:t xml:space="preserve">总结来说，我们把真实数据读取、特征提取、RUL 建模、评价输出和课程文档交付这条流程实际跑通了。我的汇报到这里，谢谢老师和同学，欢迎提问。</w:t>
       </w:r>
@@ -1967,6 +2118,7 @@
       <w:r>
         <w:rPr>
           <w:rFonts w:ascii="宋体" w:hAnsi="宋体" w:eastAsia="宋体"/>
+          <w:color w:val="000000"/>
         </w:rPr>
         <w:t xml:space="preserve">汇报语气提醒</w:t>
       </w:r>
@@ -1980,54 +2132,63 @@
       <w:r>
         <w:rPr>
           <w:rFonts w:ascii="宋体" w:hAnsi="宋体" w:eastAsia="宋体"/>
+          <w:color w:val="000000"/>
         </w:rPr>
         <w:t xml:space="preserve">正式汇报时建议保持课程项目口吻：多用</w:t>
       </w:r>
       <w:r>
         <w:rPr>
           <w:rFonts w:ascii="宋体" w:hAnsi="宋体" w:eastAsia="宋体"/>
+          <w:color w:val="000000"/>
         </w:rPr>
         <w:t xml:space="preserve">“</w:t>
       </w:r>
       <w:r>
         <w:rPr>
           <w:rFonts w:ascii="宋体" w:hAnsi="宋体" w:eastAsia="宋体"/>
+          <w:color w:val="000000"/>
         </w:rPr>
         <w:t xml:space="preserve">我们完成了、我们验证了、目前的边界是</w:t>
       </w:r>
       <w:r>
         <w:rPr>
           <w:rFonts w:ascii="宋体" w:hAnsi="宋体" w:eastAsia="宋体"/>
+          <w:color w:val="000000"/>
         </w:rPr>
         <w:t xml:space="preserve">”</w:t>
       </w:r>
       <w:r>
         <w:rPr>
           <w:rFonts w:ascii="宋体" w:hAnsi="宋体" w:eastAsia="宋体"/>
+          <w:color w:val="000000"/>
         </w:rPr>
         <w:t xml:space="preserve">，少用</w:t>
       </w:r>
       <w:r>
         <w:rPr>
           <w:rFonts w:ascii="宋体" w:hAnsi="宋体" w:eastAsia="宋体"/>
+          <w:color w:val="000000"/>
         </w:rPr>
         <w:t xml:space="preserve">“</w:t>
       </w:r>
       <w:r>
         <w:rPr>
           <w:rFonts w:ascii="宋体" w:hAnsi="宋体" w:eastAsia="宋体"/>
+          <w:color w:val="000000"/>
         </w:rPr>
         <w:t xml:space="preserve">领先、显著优越、工业级部署</w:t>
       </w:r>
       <w:r>
         <w:rPr>
           <w:rFonts w:ascii="宋体" w:hAnsi="宋体" w:eastAsia="宋体"/>
+          <w:color w:val="000000"/>
         </w:rPr>
         <w:t xml:space="preserve">”</w:t>
       </w:r>
       <w:r>
         <w:rPr>
           <w:rFonts w:ascii="宋体" w:hAnsi="宋体" w:eastAsia="宋体"/>
+          <w:color w:val="000000"/>
         </w:rPr>
         <w:t xml:space="preserve">等无法由当前实验直接证明的表述。讲到论文复现时，要主动说明这是基于本项目特征管线的小规模真实训练复现，重点是结构、流程和指标体系可复跑。</w:t>
       </w:r>
@@ -2041,6 +2202,7 @@
       <w:r>
         <w:rPr>
           <w:rFonts w:ascii="宋体" w:hAnsi="宋体" w:eastAsia="宋体"/>
+          <w:color w:val="000000"/>
         </w:rPr>
         <w:t xml:space="preserve">备答补充</w:t>
       </w:r>
@@ -2053,24 +2215,28 @@
       <w:r>
         <w:rPr>
           <w:rFonts w:ascii="宋体" w:hAnsi="宋体" w:eastAsia="宋体"/>
+          <w:color w:val="000000"/>
         </w:rPr>
         <w:t xml:space="preserve">如果问</w:t>
       </w:r>
       <w:r>
         <w:rPr>
           <w:rFonts w:ascii="宋体" w:hAnsi="宋体" w:eastAsia="宋体"/>
+          <w:color w:val="000000"/>
         </w:rPr>
         <w:t xml:space="preserve">“</w:t>
       </w:r>
       <w:r>
         <w:rPr>
           <w:rFonts w:ascii="宋体" w:hAnsi="宋体" w:eastAsia="宋体"/>
+          <w:color w:val="000000"/>
         </w:rPr>
         <w:t xml:space="preserve">为什么不直接输入原始信号？</w:t>
       </w:r>
       <w:r>
         <w:rPr>
           <w:rFonts w:ascii="宋体" w:hAnsi="宋体" w:eastAsia="宋体"/>
+          <w:color w:val="000000"/>
         </w:rPr>
         <w:t xml:space="preserve">”</w:t>
       </w:r>
@@ -2084,6 +2250,7 @@
       <w:r>
         <w:rPr>
           <w:rFonts w:ascii="宋体" w:hAnsi="宋体" w:eastAsia="宋体"/>
+          <w:color w:val="000000"/>
         </w:rPr>
         <w:t xml:space="preserve">可以回答：原始信号快照较长，XJTU-SY 每个快照有 32768 个点，PHM2012 每个快照有 2560 个点。课程项目需要稳定复现和可解释分析，所以先提取 19 维时频域特征，再按时间顺序组织成序列。</w:t>
       </w:r>
@@ -2097,24 +2264,28 @@
       <w:r>
         <w:rPr>
           <w:rFonts w:ascii="宋体" w:hAnsi="宋体" w:eastAsia="宋体"/>
+          <w:color w:val="000000"/>
         </w:rPr>
         <w:t xml:space="preserve">如果问</w:t>
       </w:r>
       <w:r>
         <w:rPr>
           <w:rFonts w:ascii="宋体" w:hAnsi="宋体" w:eastAsia="宋体"/>
+          <w:color w:val="000000"/>
         </w:rPr>
         <w:t xml:space="preserve">“</w:t>
       </w:r>
       <w:r>
         <w:rPr>
           <w:rFonts w:ascii="宋体" w:hAnsi="宋体" w:eastAsia="宋体"/>
+          <w:color w:val="000000"/>
         </w:rPr>
         <w:t xml:space="preserve">有没有做细致的数据分析？</w:t>
       </w:r>
       <w:r>
         <w:rPr>
           <w:rFonts w:ascii="宋体" w:hAnsi="宋体" w:eastAsia="宋体"/>
+          <w:color w:val="000000"/>
         </w:rPr>
         <w:t xml:space="preserve">”</w:t>
       </w:r>
@@ -2128,6 +2299,7 @@
       <w:r>
         <w:rPr>
           <w:rFonts w:ascii="宋体" w:hAnsi="宋体" w:eastAsia="宋体"/>
+          <w:color w:val="000000"/>
         </w:rPr>
         <w:t xml:space="preserve">可以回答：有。答辩中展示了 XJTU-SY Bearing1_1 和 PHM2012 Bearing1_1 的真实特征曲线，均标注了数据集、轴承编号、通道、工况、抽样数量和时间单位。两条曲线都能看到寿命后期 RMS、峰值和健康指标抬升。</w:t>
       </w:r>
@@ -2141,24 +2313,28 @@
       <w:r>
         <w:rPr>
           <w:rFonts w:ascii="宋体" w:hAnsi="宋体" w:eastAsia="宋体"/>
+          <w:color w:val="000000"/>
         </w:rPr>
         <w:t xml:space="preserve">如果问</w:t>
       </w:r>
       <w:r>
         <w:rPr>
           <w:rFonts w:ascii="宋体" w:hAnsi="宋体" w:eastAsia="宋体"/>
+          <w:color w:val="000000"/>
         </w:rPr>
         <w:t xml:space="preserve">“</w:t>
       </w:r>
       <w:r>
         <w:rPr>
           <w:rFonts w:ascii="宋体" w:hAnsi="宋体" w:eastAsia="宋体"/>
+          <w:color w:val="000000"/>
         </w:rPr>
         <w:t xml:space="preserve">如何避免数据泄漏？</w:t>
       </w:r>
       <w:r>
         <w:rPr>
           <w:rFonts w:ascii="宋体" w:hAnsi="宋体" w:eastAsia="宋体"/>
+          <w:color w:val="000000"/>
         </w:rPr>
         <w:t xml:space="preserve">”</w:t>
       </w:r>
@@ -2172,6 +2348,7 @@
       <w:r>
         <w:rPr>
           <w:rFonts w:ascii="宋体" w:hAnsi="宋体" w:eastAsia="宋体"/>
+          <w:color w:val="000000"/>
         </w:rPr>
         <w:t xml:space="preserve">可以回答：RUL 是时间相关目标，不能把相邻时间窗口随机混到训练和测试。复现实验按轴承或论文工况划分，特征序列保持时间顺序。</w:t>
       </w:r>
@@ -2185,24 +2362,28 @@
       <w:r>
         <w:rPr>
           <w:rFonts w:ascii="宋体" w:hAnsi="宋体" w:eastAsia="宋体"/>
+          <w:color w:val="000000"/>
         </w:rPr>
         <w:t xml:space="preserve">如果问</w:t>
       </w:r>
       <w:r>
         <w:rPr>
           <w:rFonts w:ascii="宋体" w:hAnsi="宋体" w:eastAsia="宋体"/>
+          <w:color w:val="000000"/>
         </w:rPr>
         <w:t xml:space="preserve">“</w:t>
       </w:r>
       <w:r>
         <w:rPr>
           <w:rFonts w:ascii="宋体" w:hAnsi="宋体" w:eastAsia="宋体"/>
+          <w:color w:val="000000"/>
         </w:rPr>
         <w:t xml:space="preserve">复现指标为什么和论文完整表格不一样？</w:t>
       </w:r>
       <w:r>
         <w:rPr>
           <w:rFonts w:ascii="宋体" w:hAnsi="宋体" w:eastAsia="宋体"/>
+          <w:color w:val="000000"/>
         </w:rPr>
         <w:t xml:space="preserve">”</w:t>
       </w:r>
@@ -2216,6 +2397,7 @@
       <w:r>
         <w:rPr>
           <w:rFonts w:ascii="宋体" w:hAnsi="宋体" w:eastAsia="宋体"/>
+          <w:color w:val="000000"/>
         </w:rPr>
         <w:t xml:space="preserve">可以回答：本地复现是小样本、8 epoch、普通机器可运行的课程验收设置。目标是证明真实训练、指标体系和工程流程可以复跑，不等同于作者完整样本、完整 epoch 和作者源码条件下的结果。</w:t>
       </w:r>
@@ -2229,24 +2411,28 @@
       <w:r>
         <w:rPr>
           <w:rFonts w:ascii="宋体" w:hAnsi="宋体" w:eastAsia="宋体"/>
+          <w:color w:val="000000"/>
         </w:rPr>
         <w:t xml:space="preserve">如果问</w:t>
       </w:r>
       <w:r>
         <w:rPr>
           <w:rFonts w:ascii="宋体" w:hAnsi="宋体" w:eastAsia="宋体"/>
+          <w:color w:val="000000"/>
         </w:rPr>
         <w:t xml:space="preserve">“</w:t>
       </w:r>
       <w:r>
         <w:rPr>
           <w:rFonts w:ascii="宋体" w:hAnsi="宋体" w:eastAsia="宋体"/>
+          <w:color w:val="000000"/>
         </w:rPr>
         <w:t xml:space="preserve">attention 或 xLSTM 是否明显优于 baseline？</w:t>
       </w:r>
       <w:r>
         <w:rPr>
           <w:rFonts w:ascii="宋体" w:hAnsi="宋体" w:eastAsia="宋体"/>
+          <w:color w:val="000000"/>
         </w:rPr>
         <w:t xml:space="preserve">”</w:t>
       </w:r>
@@ -2260,6 +2446,7 @@
       <w:r>
         <w:rPr>
           <w:rFonts w:ascii="宋体" w:hAnsi="宋体" w:eastAsia="宋体"/>
+          <w:color w:val="000000"/>
         </w:rPr>
         <w:t xml:space="preserve">可以回答：在当前小样本、短 epoch 设置下，不把结果解释为模型显著优于 baseline。更严谨的结论需要扩大样本、增加 epoch，并做多随机种子统计。</w:t>
       </w:r>
@@ -2273,24 +2460,28 @@
       <w:r>
         <w:rPr>
           <w:rFonts w:ascii="宋体" w:hAnsi="宋体" w:eastAsia="宋体"/>
+          <w:color w:val="000000"/>
         </w:rPr>
         <w:t xml:space="preserve">如果问</w:t>
       </w:r>
       <w:r>
         <w:rPr>
           <w:rFonts w:ascii="宋体" w:hAnsi="宋体" w:eastAsia="宋体"/>
+          <w:color w:val="000000"/>
         </w:rPr>
         <w:t xml:space="preserve">“</w:t>
       </w:r>
       <w:r>
         <w:rPr>
           <w:rFonts w:ascii="宋体" w:hAnsi="宋体" w:eastAsia="宋体"/>
+          <w:color w:val="000000"/>
         </w:rPr>
         <w:t xml:space="preserve">软件工程价值在哪里？</w:t>
       </w:r>
       <w:r>
         <w:rPr>
           <w:rFonts w:ascii="宋体" w:hAnsi="宋体" w:eastAsia="宋体"/>
+          <w:color w:val="000000"/>
         </w:rPr>
         <w:t xml:space="preserve">”</w:t>
       </w:r>
@@ -2304,12 +2495,14 @@
       <w:r>
         <w:rPr>
           <w:rFonts w:ascii="宋体" w:hAnsi="宋体" w:eastAsia="宋体"/>
+          <w:color w:val="000000"/>
         </w:rPr>
         <w:t xml:space="preserve">可以回答：系统把数据读取、特征提取、标签生成、模型训练、评价输出和文档交付拆成了清晰模块；notebook 只是示例入口，核心逻辑在</w:t>
       </w:r>
       <w:r>
         <w:rPr>
           <w:rFonts w:ascii="宋体" w:hAnsi="宋体" w:eastAsia="宋体"/>
+          <w:color w:val="000000"/>
         </w:rPr>
         <w:t xml:space="preserve"> </w:t>
       </w:r>
@@ -2317,18 +2510,21 @@
         <w:rPr>
           <w:rStyle w:val="VerbatimChar"/>
           <w:rFonts w:ascii="宋体" w:hAnsi="宋体" w:eastAsia="宋体"/>
+          <w:color w:val="000000"/>
         </w:rPr>
         <w:t xml:space="preserve">src/USTC/SSE/BearingPrediction</w:t>
       </w:r>
       <w:r>
         <w:rPr>
           <w:rFonts w:ascii="宋体" w:hAnsi="宋体" w:eastAsia="宋体"/>
+          <w:color w:val="000000"/>
         </w:rPr>
         <w:t xml:space="preserve"> </w:t>
       </w:r>
       <w:r>
         <w:rPr>
           <w:rFonts w:ascii="宋体" w:hAnsi="宋体" w:eastAsia="宋体"/>
+          <w:color w:val="000000"/>
         </w:rPr>
         <w:t xml:space="preserve">包内；测试覆盖了关键流程。</w:t>
       </w:r>
@@ -2473,6 +2669,7 @@
     <w:qFormat/>
     <w:rPr>
       <w:rFonts w:ascii="宋体" w:hAnsi="宋体" w:eastAsia="宋体"/>
+      <w:color w:val="000000"/>
       <w:sz w:val="21"/>
     </w:rPr>
   </w:style>
@@ -2486,6 +2683,7 @@
     <w:qFormat/>
     <w:rPr>
       <w:rFonts w:ascii="宋体" w:hAnsi="宋体" w:eastAsia="宋体"/>
+      <w:color w:val="000000"/>
       <w:sz w:val="21"/>
     </w:rPr>
   </w:style>
@@ -2496,6 +2694,7 @@
     <w:qFormat/>
     <w:rPr>
       <w:rFonts w:ascii="宋体" w:hAnsi="宋体" w:eastAsia="宋体"/>
+      <w:color w:val="000000"/>
       <w:sz w:val="21"/>
     </w:rPr>
   </w:style>
@@ -2508,6 +2707,7 @@
     </w:pPr>
     <w:rPr>
       <w:rFonts w:ascii="宋体" w:hAnsi="宋体" w:eastAsia="宋体"/>
+      <w:color w:val="000000"/>
       <w:sz w:val="21"/>
     </w:rPr>
   </w:style>
@@ -2526,7 +2726,7 @@
       <w:rFonts w:asciiTheme="majorHAnsi" w:cstheme="majorBidi" w:eastAsiaTheme="majorEastAsia" w:hAnsiTheme="majorHAnsi" w:ascii="黑体" w:hAnsi="黑体" w:eastAsia="黑体"/>
       <w:b/>
       <w:bCs/>
-      <w:color w:themeColor="accent1" w:themeShade="B5" w:val="345A8A"/>
+      <w:color w:val="000000"/>
       <w:sz w:val="36"/>
       <w:szCs w:val="36"/>
     </w:rPr>
@@ -2543,6 +2743,7 @@
       <w:jc w:val="center"/>
     </w:pPr>
     <w:rPr>
+      <w:color w:val="000000"/>
       <w:sz w:val="30"/>
       <w:szCs w:val="30"/>
     </w:rPr>
@@ -2606,7 +2807,7 @@
       <w:rFonts w:asciiTheme="majorHAnsi" w:cstheme="majorBidi" w:eastAsiaTheme="majorEastAsia" w:hAnsiTheme="majorHAnsi" w:ascii="宋体" w:hAnsi="宋体" w:eastAsia="宋体"/>
       <w:b/>
       <w:bCs/>
-      <w:color w:themeColor="accent1" w:val="4F81BD"/>
+      <w:color w:val="000000"/>
       <w:sz w:val="48"/>
       <w:szCs w:val="32"/>
     </w:rPr>
@@ -2628,7 +2829,7 @@
       <w:rFonts w:asciiTheme="majorHAnsi" w:cstheme="majorBidi" w:eastAsiaTheme="majorEastAsia" w:hAnsiTheme="majorHAnsi" w:ascii="宋体" w:hAnsi="宋体" w:eastAsia="宋体"/>
       <w:b/>
       <w:bCs/>
-      <w:color w:themeColor="accent1" w:val="4F81BD"/>
+      <w:color w:val="000000"/>
       <w:sz w:val="36"/>
       <w:szCs w:val="28"/>
     </w:rPr>
@@ -2650,7 +2851,7 @@
       <w:rFonts w:asciiTheme="majorHAnsi" w:cstheme="majorBidi" w:eastAsiaTheme="majorEastAsia" w:hAnsiTheme="majorHAnsi" w:ascii="宋体" w:hAnsi="宋体" w:eastAsia="宋体"/>
       <w:b/>
       <w:bCs/>
-      <w:color w:themeColor="accent1" w:val="4F81BD"/>
+      <w:color w:val="000000"/>
       <w:sz w:val="27"/>
       <w:szCs w:val="24"/>
     </w:rPr>
@@ -2673,7 +2874,7 @@
       <w:i/>
       <w:b/>
       <w:bCs/>
-      <w:color w:themeColor="accent1" w:val="4F81BD"/>
+      <w:color w:val="000000"/>
       <w:sz w:val="24"/>
       <w:szCs w:val="24"/>
     </w:rPr>
@@ -2692,10 +2893,11 @@
       <w:outlineLvl w:val="4"/>
     </w:pPr>
     <w:rPr>
-      <w:rFonts w:asciiTheme="majorHAnsi" w:cstheme="majorBidi" w:eastAsiaTheme="majorEastAsia" w:hAnsiTheme="majorHAnsi"/>
+      <w:rFonts w:asciiTheme="majorHAnsi" w:cstheme="majorBidi" w:eastAsiaTheme="majorEastAsia" w:hAnsiTheme="majorHAnsi" w:ascii="宋体" w:hAnsi="宋体" w:eastAsia="宋体"/>
+      <w:b/>
       <w:iCs/>
-      <w:color w:themeColor="accent1" w:val="4F81BD"/>
-      <w:sz w:val="24"/>
+      <w:color w:val="000000"/>
+      <w:sz w:val="21"/>
       <w:szCs w:val="24"/>
     </w:rPr>
   </w:style>
@@ -2713,9 +2915,10 @@
       <w:outlineLvl w:val="5"/>
     </w:pPr>
     <w:rPr>
-      <w:rFonts w:asciiTheme="majorHAnsi" w:cstheme="majorBidi" w:eastAsiaTheme="majorEastAsia" w:hAnsiTheme="majorHAnsi"/>
-      <w:color w:themeColor="accent1" w:val="4F81BD"/>
-      <w:sz w:val="24"/>
+      <w:rFonts w:asciiTheme="majorHAnsi" w:cstheme="majorBidi" w:eastAsiaTheme="majorEastAsia" w:hAnsiTheme="majorHAnsi" w:ascii="宋体" w:hAnsi="宋体" w:eastAsia="宋体"/>
+      <w:b/>
+      <w:color w:val="000000"/>
+      <w:sz w:val="21"/>
       <w:szCs w:val="24"/>
     </w:rPr>
   </w:style>
@@ -2733,9 +2936,10 @@
       <w:outlineLvl w:val="6"/>
     </w:pPr>
     <w:rPr>
-      <w:rFonts w:asciiTheme="majorHAnsi" w:cstheme="majorBidi" w:eastAsiaTheme="majorEastAsia" w:hAnsiTheme="majorHAnsi"/>
-      <w:color w:themeColor="accent1" w:val="4F81BD"/>
-      <w:sz w:val="24"/>
+      <w:rFonts w:asciiTheme="majorHAnsi" w:cstheme="majorBidi" w:eastAsiaTheme="majorEastAsia" w:hAnsiTheme="majorHAnsi" w:ascii="宋体" w:hAnsi="宋体" w:eastAsia="宋体"/>
+      <w:b/>
+      <w:color w:val="000000"/>
+      <w:sz w:val="21"/>
       <w:szCs w:val="24"/>
     </w:rPr>
   </w:style>
@@ -2753,9 +2957,10 @@
       <w:outlineLvl w:val="7"/>
     </w:pPr>
     <w:rPr>
-      <w:rFonts w:asciiTheme="majorHAnsi" w:cstheme="majorBidi" w:eastAsiaTheme="majorEastAsia" w:hAnsiTheme="majorHAnsi"/>
-      <w:color w:themeColor="accent1" w:val="4F81BD"/>
-      <w:sz w:val="24"/>
+      <w:rFonts w:asciiTheme="majorHAnsi" w:cstheme="majorBidi" w:eastAsiaTheme="majorEastAsia" w:hAnsiTheme="majorHAnsi" w:ascii="宋体" w:hAnsi="宋体" w:eastAsia="宋体"/>
+      <w:b/>
+      <w:color w:val="000000"/>
+      <w:sz w:val="21"/>
       <w:szCs w:val="24"/>
     </w:rPr>
   </w:style>
@@ -2773,9 +2978,10 @@
       <w:outlineLvl w:val="8"/>
     </w:pPr>
     <w:rPr>
-      <w:rFonts w:asciiTheme="majorHAnsi" w:cstheme="majorBidi" w:eastAsiaTheme="majorEastAsia" w:hAnsiTheme="majorHAnsi"/>
-      <w:color w:themeColor="accent1" w:val="4F81BD"/>
-      <w:sz w:val="24"/>
+      <w:rFonts w:asciiTheme="majorHAnsi" w:cstheme="majorBidi" w:eastAsiaTheme="majorEastAsia" w:hAnsiTheme="majorHAnsi" w:ascii="宋体" w:hAnsi="宋体" w:eastAsia="宋体"/>
+      <w:b/>
+      <w:color w:val="000000"/>
+      <w:sz w:val="21"/>
       <w:szCs w:val="24"/>
     </w:rPr>
   </w:style>
@@ -2913,7 +3119,7 @@
     <w:name w:val="Hyperlink"/>
     <w:basedOn w:val="BodyTextChar"/>
     <w:rPr>
-      <w:color w:themeColor="accent1" w:val="4F81BD"/>
+      <w:color w:val="000000"/>
     </w:rPr>
   </w:style>
   <w:style w:styleId="TOCHeading" w:type="paragraph">
@@ -2931,7 +3137,7 @@
       <w:rFonts w:asciiTheme="majorHAnsi" w:cstheme="majorBidi" w:eastAsiaTheme="majorEastAsia" w:hAnsiTheme="majorHAnsi"/>
       <w:b w:val="0"/>
       <w:bCs w:val="0"/>
-      <w:color w:themeColor="accent1" w:themeShade="BF" w:val="365F91"/>
+      <w:color w:val="000000"/>
     </w:rPr>
   </w:style>
   <w:style w:type="paragraph" w:customStyle="1" w:styleId="SourceCode">

--- a/docx/final/21_结题答辩演讲稿.docx
+++ b/docx/final/21_结题答辩演讲稿.docx
@@ -2176,7 +2176,7 @@
           <w:rFonts w:ascii="宋体" w:hAnsi="宋体" w:eastAsia="宋体"/>
           <w:color w:val="000000"/>
         </w:rPr>
-        <w:t xml:space="preserve">领先、显著优越、工业级部署</w:t>
+        <w:t xml:space="preserve">领先、显著优越、生产部署</w:t>
       </w:r>
       <w:r>
         <w:rPr>

--- a/docx/final/21_结题答辩演讲稿.docx
+++ b/docx/final/21_结题答辩演讲稿.docx
@@ -28,7 +28,7 @@
         </w:p>
       </w:sdtContent>
     </w:sdt>
-    <w:bookmarkStart w:id="45" w:name="工业轴承设备剩余寿命预测系统的实现结题答辩演讲稿"/>
+    <w:bookmarkStart w:id="46" w:name="工业轴承设备剩余寿命预测系统的实现结题答辩演讲稿"/>
     <w:p>
       <w:pPr>
         <w:pStyle w:val="Heading1"/>
@@ -471,7 +471,7 @@
                 <w:color w:val="000000"/>
                 <w:sz w:val="21"/>
               </w:rPr>
-              <w:t xml:space="preserve">V3.0</w:t>
+              <w:t xml:space="preserve">V4.0</w:t>
             </w:r>
           </w:p>
         </w:tc>
@@ -579,7 +579,7 @@
                 <w:color w:val="000000"/>
                 <w:sz w:val="21"/>
               </w:rPr>
-              <w:t xml:space="preserve">正式汇报讲稿、页间衔接和答问口径</w:t>
+              <w:t xml:space="preserve">16 页正式汇报讲稿、页间衔接和答问口径</w:t>
             </w:r>
           </w:p>
         </w:tc>
@@ -905,7 +905,77 @@
                 <w:color w:val="000000"/>
                 <w:sz w:val="21"/>
               </w:rPr>
-              <w:t xml:space="preserve">参考课程交付样例统一封面与归档格式，补充数据理解、技术难点、测试验收和 DOCX 交付信息</w:t>
+              <w:t xml:space="preserve">补充数据理解、技术难点、测试验收和 DOCX 交付信息</w:t>
+            </w:r>
+          </w:p>
+        </w:tc>
+      </w:tr>
+      <w:tr>
+        <w:tc>
+          <w:p>
+            <w:pPr>
+              <w:pStyle w:val="Compact"/>
+              <w:ind w:firstLine="0"/>
+              <w:jc w:val="left"/>
+            </w:pPr>
+            <w:r>
+              <w:rPr>
+                <w:rFonts w:ascii="宋体" w:hAnsi="宋体" w:eastAsia="宋体"/>
+                <w:color w:val="000000"/>
+                <w:sz w:val="21"/>
+              </w:rPr>
+              <w:t xml:space="preserve">V4.0</w:t>
+            </w:r>
+          </w:p>
+        </w:tc>
+        <w:tc>
+          <w:p>
+            <w:pPr>
+              <w:pStyle w:val="Compact"/>
+              <w:ind w:firstLine="0"/>
+              <w:jc w:val="left"/>
+            </w:pPr>
+            <w:r>
+              <w:rPr>
+                <w:rFonts w:ascii="宋体" w:hAnsi="宋体" w:eastAsia="宋体"/>
+                <w:color w:val="000000"/>
+                <w:sz w:val="21"/>
+              </w:rPr>
+              <w:t xml:space="preserve">2026-06-14</w:t>
+            </w:r>
+          </w:p>
+        </w:tc>
+        <w:tc>
+          <w:p>
+            <w:pPr>
+              <w:pStyle w:val="Compact"/>
+              <w:ind w:firstLine="0"/>
+              <w:jc w:val="left"/>
+            </w:pPr>
+            <w:r>
+              <w:rPr>
+                <w:rFonts w:ascii="宋体" w:hAnsi="宋体" w:eastAsia="宋体"/>
+                <w:color w:val="000000"/>
+                <w:sz w:val="21"/>
+              </w:rPr>
+              <w:t xml:space="preserve">项目组</w:t>
+            </w:r>
+          </w:p>
+        </w:tc>
+        <w:tc>
+          <w:p>
+            <w:pPr>
+              <w:pStyle w:val="Compact"/>
+              <w:ind w:firstLine="0"/>
+              <w:jc w:val="left"/>
+            </w:pPr>
+            <w:r>
+              <w:rPr>
+                <w:rFonts w:ascii="宋体" w:hAnsi="宋体" w:eastAsia="宋体"/>
+                <w:color w:val="000000"/>
+                <w:sz w:val="21"/>
+              </w:rPr>
+              <w:t xml:space="preserve">按新版 16 页网页 PPT 重写汇报语气、论文复现和指标边界</w:t>
             </w:r>
           </w:p>
         </w:tc>
@@ -936,7 +1006,7 @@
           <w:rFonts w:ascii="宋体" w:hAnsi="宋体" w:eastAsia="宋体"/>
           <w:color w:val="000000"/>
         </w:rPr>
-        <w:t xml:space="preserve">本讲稿对应新版 14 页网页 PPT。正式汇报建议控制在 8-10 分钟，讲述重点是</w:t>
+        <w:t xml:space="preserve">本讲稿对应新版 16 页网页 PPT。正式汇报建议控制在 9-11 分钟，讲述重点是</w:t>
       </w:r>
       <w:r>
         <w:rPr>
@@ -950,7 +1020,7 @@
           <w:rFonts w:ascii="宋体" w:hAnsi="宋体" w:eastAsia="宋体"/>
           <w:color w:val="000000"/>
         </w:rPr>
-        <w:t xml:space="preserve">真实数据理解、特征分析、工程实现、测试验收</w:t>
+        <w:t xml:space="preserve">真实数据理解、特征分析、工程实现、论文复现、测试验收</w:t>
       </w:r>
       <w:r>
         <w:rPr>
@@ -964,7 +1034,7 @@
           <w:rFonts w:ascii="宋体" w:hAnsi="宋体" w:eastAsia="宋体"/>
           <w:color w:val="000000"/>
         </w:rPr>
-        <w:t xml:space="preserve">，不要把汇报讲成模型宣传。</w:t>
+        <w:t xml:space="preserve">。汇报时应保持课程项目口吻，讲清完成、验证、边界和不足。</w:t>
       </w:r>
     </w:p>
     <w:bookmarkEnd w:id="22"/>
@@ -1118,7 +1188,7 @@
           <w:rFonts w:ascii="宋体" w:hAnsi="宋体" w:eastAsia="宋体"/>
           <w:color w:val="000000"/>
         </w:rPr>
-        <w:t xml:space="preserve">这页里的数字也对应了项目交付：两个真实数据集，19 维特征，两篇 RUL 论文复现，31 个自动化测试和 8 个 notebook 示例。</w:t>
+        <w:t xml:space="preserve">这页里的内容对应项目交付：两个真实数据集，19 维特征，两篇 RUL 论文复现，31 个自动化测试和 8 个 notebook 示例。</w:t>
       </w:r>
     </w:p>
     <w:bookmarkEnd w:id="24"/>
@@ -1216,7 +1286,7 @@
           <w:rFonts w:ascii="宋体" w:hAnsi="宋体" w:eastAsia="宋体"/>
           <w:color w:val="000000"/>
         </w:rPr>
-        <w:t xml:space="preserve">XJTU-SY 有三种工况、十五个轴承，采样率是 25.6 kHz。每个振动快照有 32768 个点，大约覆盖 1.28 秒，相邻快照间隔 1 分钟。</w:t>
+        <w:t xml:space="preserve">XJTU-SY 有三种工况、十五个轴承，采样率是 25.6 kHz。每个振动快照有 32768 个点，大约覆盖 1.28 秒，相邻快照间隔约 1 分钟。</w:t>
       </w:r>
     </w:p>
     <w:p>
@@ -1388,7 +1458,7 @@
       </w:r>
     </w:p>
     <w:bookmarkEnd w:id="28"/>
-    <w:bookmarkStart w:id="29" w:name="第-7-页特征工程与-rul-标签构造"/>
+    <w:bookmarkStart w:id="29" w:name="第-7-页多轴承特征摘要"/>
     <w:p>
       <w:pPr>
         <w:pStyle w:val="Heading2"/>
@@ -1398,7 +1468,7 @@
           <w:rFonts w:ascii="宋体" w:hAnsi="宋体" w:eastAsia="宋体"/>
           <w:color w:val="000000"/>
         </w:rPr>
-        <w:t xml:space="preserve">第 7 页：特征工程与 RUL 标签构造</w:t>
+        <w:t xml:space="preserve">第 7 页：多轴承特征摘要</w:t>
       </w:r>
     </w:p>
     <w:p>
@@ -1412,6 +1482,62 @@
           <w:rFonts w:ascii="宋体" w:hAnsi="宋体" w:eastAsia="宋体"/>
           <w:color w:val="000000"/>
         </w:rPr>
+        <w:t xml:space="preserve">前两页展示的是代表轴承曲线，这一页补充多轴承统计摘要。</w:t>
+      </w:r>
+    </w:p>
+    <w:p>
+      <w:pPr>
+        <w:pStyle w:val="BodyText"/>
+        <w:spacing w:line="276" w:lineRule="auto" w:after="0"/>
+        <w:ind w:firstLine="420"/>
+      </w:pPr>
+      <w:r>
+        <w:rPr>
+          <w:rFonts w:ascii="宋体" w:hAnsi="宋体" w:eastAsia="宋体"/>
+          <w:color w:val="000000"/>
+        </w:rPr>
+        <w:t xml:space="preserve">我们从 XJTU-SY 和 PHM2012 中各选取多个代表轴承，每个轴承抽样 80 个快照，比较早期和后期 RMS。XJTU-SY 的几个代表轴承后期 RMS 均明显高于早期，放大倍数大约在 4.47 到 6.61 之间。</w:t>
+      </w:r>
+    </w:p>
+    <w:p>
+      <w:pPr>
+        <w:pStyle w:val="BodyText"/>
+        <w:spacing w:line="276" w:lineRule="auto" w:after="0"/>
+        <w:ind w:firstLine="420"/>
+      </w:pPr>
+      <w:r>
+        <w:rPr>
+          <w:rFonts w:ascii="宋体" w:hAnsi="宋体" w:eastAsia="宋体"/>
+          <w:color w:val="000000"/>
+        </w:rPr>
+        <w:t xml:space="preserve">PHM2012 也能看到后期增强，但不同轴承差异更大，短序列中趋势不一定完全单调。这说明我们不能只拿一条曲线代表所有数据。答辩中展示两条曲线是为了说明特征含义，多轴承摘要则用来说明我们确实检查了不同工况和不同轴承。</w:t>
+      </w:r>
+    </w:p>
+    <w:bookmarkEnd w:id="29"/>
+    <w:bookmarkStart w:id="30" w:name="第-8-页特征工程与-rul-标签构造"/>
+    <w:p>
+      <w:pPr>
+        <w:pStyle w:val="Heading2"/>
+      </w:pPr>
+      <w:r>
+        <w:rPr>
+          <w:rFonts w:ascii="宋体" w:hAnsi="宋体" w:eastAsia="宋体"/>
+          <w:color w:val="000000"/>
+        </w:rPr>
+        <w:t xml:space="preserve">第 8 页：特征工程与 RUL 标签构造</w:t>
+      </w:r>
+    </w:p>
+    <w:p>
+      <w:pPr>
+        <w:pStyle w:val="FirstParagraph"/>
+        <w:spacing w:line="276" w:lineRule="auto" w:after="0"/>
+        <w:ind w:firstLine="420"/>
+      </w:pPr>
+      <w:r>
+        <w:rPr>
+          <w:rFonts w:ascii="宋体" w:hAnsi="宋体" w:eastAsia="宋体"/>
+          <w:color w:val="000000"/>
+        </w:rPr>
         <w:t xml:space="preserve">原始振动信号很长，直接全部输入模型成本高，也不容易解释。因此我们先把每个快照转换成 19 维时频域特征。</w:t>
       </w:r>
     </w:p>
@@ -1440,11 +1566,11 @@
           <w:rFonts w:ascii="宋体" w:hAnsi="宋体" w:eastAsia="宋体"/>
           <w:color w:val="000000"/>
         </w:rPr>
-        <w:t xml:space="preserve">生成特征之后，我们再按时间顺序把多个快照组成 feature sequence。RUL 标签按当前时间到寿命结束的剩余时间计算；如果只按文件序号生成，就在输出里标注为快照级 RUL。XJTU-SY 可以按约 1 分钟快照间隔换算，PHM2012 则要结合约 10 秒文件间隔和官方 Test_set 终止 RUL 条目。这样模型看到的是一段连续变化，而不是孤立的一个采样点。</w:t>
-      </w:r>
-    </w:p>
-    <w:bookmarkEnd w:id="29"/>
-    <w:bookmarkStart w:id="30" w:name="第-8-页系统总体架构"/>
+        <w:t xml:space="preserve">生成特征之后，我们再按时间顺序把多个快照组成 feature sequence。RUL 标签按当前时间到寿命结束的剩余时间计算；如果只按文件序号生成，就在输出里标注为快照级 RUL。XJTU-SY 可以按约 1 分钟快照间隔换算，PHM2012 则要结合约 10 秒文件间隔和官方 Test_set 终止 RUL 条目。</w:t>
+      </w:r>
+    </w:p>
+    <w:bookmarkEnd w:id="30"/>
+    <w:bookmarkStart w:id="31" w:name="第-9-页系统总体架构"/>
     <w:p>
       <w:pPr>
         <w:pStyle w:val="Heading2"/>
@@ -1454,7 +1580,7 @@
           <w:rFonts w:ascii="宋体" w:hAnsi="宋体" w:eastAsia="宋体"/>
           <w:color w:val="000000"/>
         </w:rPr>
-        <w:t xml:space="preserve">第 8 页：系统总体架构</w:t>
+        <w:t xml:space="preserve">第 9 页：系统总体架构</w:t>
       </w:r>
     </w:p>
     <w:p>
@@ -1468,7 +1594,7 @@
           <w:rFonts w:ascii="宋体" w:hAnsi="宋体" w:eastAsia="宋体"/>
           <w:color w:val="000000"/>
         </w:rPr>
-        <w:t xml:space="preserve">系统结构上，我们按 RUL 预测的数据流分成四层。</w:t>
+        <w:t xml:space="preserve">系统结构上，我们按 RUL 预测的数据流组织模块。</w:t>
       </w:r>
     </w:p>
     <w:p>
@@ -1528,8 +1654,8 @@
         <w:t xml:space="preserve">包内，notebook 主要作为示例运行和论文复现实验入口。</w:t>
       </w:r>
     </w:p>
-    <w:bookmarkEnd w:id="30"/>
-    <w:bookmarkStart w:id="31" w:name="第-9-页难点一异构数据集统一"/>
+    <w:bookmarkEnd w:id="31"/>
+    <w:bookmarkStart w:id="32" w:name="第-10-页难点一异构数据集统一"/>
     <w:p>
       <w:pPr>
         <w:pStyle w:val="Heading2"/>
@@ -1539,7 +1665,7 @@
           <w:rFonts w:ascii="宋体" w:hAnsi="宋体" w:eastAsia="宋体"/>
           <w:color w:val="000000"/>
         </w:rPr>
-        <w:t xml:space="preserve">第 9 页：难点一：异构数据集统一</w:t>
+        <w:t xml:space="preserve">第 10 页：难点一：异构数据集统一</w:t>
       </w:r>
     </w:p>
     <w:p>
@@ -1620,8 +1746,8 @@
         <w:t xml:space="preserve">不是简单截取前几个文件，而是在读文件前做均匀抽样，用来控制课程项目的训练时间，同时保留早期、中期和后期片段。</w:t>
       </w:r>
     </w:p>
-    <w:bookmarkEnd w:id="31"/>
-    <w:bookmarkStart w:id="32" w:name="第-10-页难点二信号到序列特征"/>
+    <w:bookmarkEnd w:id="32"/>
+    <w:bookmarkStart w:id="33" w:name="第-11-页难点二信号到序列特征"/>
     <w:p>
       <w:pPr>
         <w:pStyle w:val="Heading2"/>
@@ -1631,7 +1757,7 @@
           <w:rFonts w:ascii="宋体" w:hAnsi="宋体" w:eastAsia="宋体"/>
           <w:color w:val="000000"/>
         </w:rPr>
-        <w:t xml:space="preserve">第 10 页：难点二：信号到序列特征</w:t>
+        <w:t xml:space="preserve">第 11 页：难点二：信号到序列特征</w:t>
       </w:r>
     </w:p>
     <w:p>
@@ -1676,8 +1802,8 @@
         <w:t xml:space="preserve">这样做有两个好处。第一，特征有明确物理含义，答辩时可以解释；第二，模型输入是一段连续变化，可以学习退化趋势，而不是只看某一个瞬间。</w:t>
       </w:r>
     </w:p>
-    <w:bookmarkEnd w:id="32"/>
-    <w:bookmarkStart w:id="33" w:name="第-11-页rul-模型与复现实验设计"/>
+    <w:bookmarkEnd w:id="33"/>
+    <w:bookmarkStart w:id="34" w:name="第-12-页为什么选这两篇论文"/>
     <w:p>
       <w:pPr>
         <w:pStyle w:val="Heading2"/>
@@ -1687,7 +1813,7 @@
           <w:rFonts w:ascii="宋体" w:hAnsi="宋体" w:eastAsia="宋体"/>
           <w:color w:val="000000"/>
         </w:rPr>
-        <w:t xml:space="preserve">第 11 页：RUL 模型与复现实验设计</w:t>
+        <w:t xml:space="preserve">第 12 页：为什么选这两篇论文</w:t>
       </w:r>
     </w:p>
     <w:p>
@@ -1701,7 +1827,7 @@
           <w:rFonts w:ascii="宋体" w:hAnsi="宋体" w:eastAsia="宋体"/>
           <w:color w:val="000000"/>
         </w:rPr>
-        <w:t xml:space="preserve">模型部分我们做了两篇论文复现实验。</w:t>
+        <w:t xml:space="preserve">论文复现不是随便找两个模型名放进来，我们主要看三个条件：数据集是否匹配、结构是否能在本项目中实现、指标是否能复查。</w:t>
       </w:r>
     </w:p>
     <w:p>
@@ -1715,7 +1841,7 @@
           <w:rFonts w:ascii="宋体" w:hAnsi="宋体" w:eastAsia="宋体"/>
           <w:color w:val="000000"/>
         </w:rPr>
-        <w:t xml:space="preserve">第一篇是 Huang 等人在 2024 年提出的 CNN-LSTM-AM。它的思路是用 CNN 提取局部模式，用 LSTM 建模时间依赖，再用 attention 聚合关键时间步。</w:t>
+        <w:t xml:space="preserve">第一篇 Huang 等 2024 年 CNN-LSTM-AM，使用时域和频域特征，模型结构是 CNN、LSTM 和 attention，论文还给出了 Score 公式。因此它适合验证我们的 19 维特征、attention 模型和 RUL 指标实现。</w:t>
       </w:r>
     </w:p>
     <w:p>
@@ -1729,7 +1855,35 @@
           <w:rFonts w:ascii="宋体" w:hAnsi="宋体" w:eastAsia="宋体"/>
           <w:color w:val="000000"/>
         </w:rPr>
-        <w:t xml:space="preserve">第二篇是 Jiang 等人在 2026 年提出的 xLSTM-Transformer。我们参考论文结构实现 xLSTM-Transformer，并适配本项目的 19 维特征序列输入，同时保留 Feature-Transformer 和 LSTM-Transformer 作为 baseline。</w:t>
+        <w:t xml:space="preserve">第二篇 Jiang 等 2026 年 xLSTM-Transformer，同时覆盖 XJTU-SY 和 PHM2012，并公开了工况划分、序列长度、训练参数和 RMSE/R2/Score 指标。因此它适合作为第二篇同规格复现，验证项目在跨数据集和跨工况设置下的 workflow。</w:t>
+      </w:r>
+    </w:p>
+    <w:bookmarkEnd w:id="34"/>
+    <w:bookmarkStart w:id="35" w:name="第-13-页复现实验怎么做"/>
+    <w:p>
+      <w:pPr>
+        <w:pStyle w:val="Heading2"/>
+      </w:pPr>
+      <w:r>
+        <w:rPr>
+          <w:rFonts w:ascii="宋体" w:hAnsi="宋体" w:eastAsia="宋体"/>
+          <w:color w:val="000000"/>
+        </w:rPr>
+        <w:t xml:space="preserve">第 13 页：复现实验怎么做</w:t>
+      </w:r>
+    </w:p>
+    <w:p>
+      <w:pPr>
+        <w:pStyle w:val="FirstParagraph"/>
+        <w:spacing w:line="276" w:lineRule="auto" w:after="0"/>
+        <w:ind w:firstLine="420"/>
+      </w:pPr>
+      <w:r>
+        <w:rPr>
+          <w:rFonts w:ascii="宋体" w:hAnsi="宋体" w:eastAsia="宋体"/>
+          <w:color w:val="000000"/>
+        </w:rPr>
+        <w:t xml:space="preserve">具体复现时，我们对齐的是论文输入组织、模型结构、baseline、划分和指标口径。</w:t>
       </w:r>
     </w:p>
     <w:p>
@@ -1743,7 +1897,124 @@
           <w:rFonts w:ascii="宋体" w:hAnsi="宋体" w:eastAsia="宋体"/>
           <w:color w:val="000000"/>
         </w:rPr>
-        <w:t xml:space="preserve">这里需要说明边界：我们的复现是课程范围内的小样本真实训练验收，训练 8 epoch，重点证明结构、数据链路和指标输出能够跑通，不把它说成作者完整实验设置下的数值对齐。</w:t>
+        <w:t xml:space="preserve">第一步，优先从</w:t>
+      </w:r>
+      <w:r>
+        <w:rPr>
+          <w:rFonts w:ascii="宋体" w:hAnsi="宋体" w:eastAsia="宋体"/>
+          <w:color w:val="000000"/>
+        </w:rPr>
+        <w:t xml:space="preserve"> </w:t>
+      </w:r>
+      <w:r>
+        <w:rPr>
+          <w:rStyle w:val="VerbatimChar"/>
+          <w:rFonts w:ascii="宋体" w:hAnsi="宋体" w:eastAsia="宋体"/>
+          <w:color w:val="000000"/>
+        </w:rPr>
+        <w:t xml:space="preserve">data/external</w:t>
+      </w:r>
+      <w:r>
+        <w:rPr>
+          <w:rFonts w:ascii="宋体" w:hAnsi="宋体" w:eastAsia="宋体"/>
+          <w:color w:val="000000"/>
+        </w:rPr>
+        <w:t xml:space="preserve"> </w:t>
+      </w:r>
+      <w:r>
+        <w:rPr>
+          <w:rFonts w:ascii="宋体" w:hAnsi="宋体" w:eastAsia="宋体"/>
+          <w:color w:val="000000"/>
+        </w:rPr>
+        <w:t xml:space="preserve">读取真实 XJTU-SY 和 PHM2012 数据。第二步，每个快照提取 19 维特征，再按时间顺序组成特征序列。第三步，训练主模型：CNN-LSTM-AM 和 XLSTM-Transformer。第四步，训练对应 baseline：CNN-LSTM、Feature-Transformer 和 LSTM-Transformer。第五步，输出 RMSE、NormalizedRMSE、R2、Huang Score 和 PHM Score。最后，保存</w:t>
+      </w:r>
+      <w:r>
+        <w:rPr>
+          <w:rFonts w:ascii="宋体" w:hAnsi="宋体" w:eastAsia="宋体"/>
+          <w:color w:val="000000"/>
+        </w:rPr>
+        <w:t xml:space="preserve"> </w:t>
+      </w:r>
+      <w:r>
+        <w:rPr>
+          <w:rStyle w:val="VerbatimChar"/>
+          <w:rFonts w:ascii="宋体" w:hAnsi="宋体" w:eastAsia="宋体"/>
+          <w:color w:val="000000"/>
+        </w:rPr>
+        <w:t xml:space="preserve">history.csv</w:t>
+      </w:r>
+      <w:r>
+        <w:rPr>
+          <w:rFonts w:ascii="宋体" w:hAnsi="宋体" w:eastAsia="宋体"/>
+          <w:color w:val="000000"/>
+        </w:rPr>
+        <w:t xml:space="preserve">、</w:t>
+      </w:r>
+      <w:r>
+        <w:rPr>
+          <w:rStyle w:val="VerbatimChar"/>
+          <w:rFonts w:ascii="宋体" w:hAnsi="宋体" w:eastAsia="宋体"/>
+          <w:color w:val="000000"/>
+        </w:rPr>
+        <w:t xml:space="preserve">metrics.json</w:t>
+      </w:r>
+      <w:r>
+        <w:rPr>
+          <w:rFonts w:ascii="宋体" w:hAnsi="宋体" w:eastAsia="宋体"/>
+          <w:color w:val="000000"/>
+        </w:rPr>
+        <w:t xml:space="preserve">、</w:t>
+      </w:r>
+      <w:r>
+        <w:rPr>
+          <w:rStyle w:val="VerbatimChar"/>
+          <w:rFonts w:ascii="宋体" w:hAnsi="宋体" w:eastAsia="宋体"/>
+          <w:color w:val="000000"/>
+        </w:rPr>
+        <w:t xml:space="preserve">predictions.csv</w:t>
+      </w:r>
+      <w:r>
+        <w:rPr>
+          <w:rFonts w:ascii="宋体" w:hAnsi="宋体" w:eastAsia="宋体"/>
+          <w:color w:val="000000"/>
+        </w:rPr>
+        <w:t xml:space="preserve"> </w:t>
+      </w:r>
+      <w:r>
+        <w:rPr>
+          <w:rFonts w:ascii="宋体" w:hAnsi="宋体" w:eastAsia="宋体"/>
+          <w:color w:val="000000"/>
+        </w:rPr>
+        <w:t xml:space="preserve">和</w:t>
+      </w:r>
+      <w:r>
+        <w:rPr>
+          <w:rFonts w:ascii="宋体" w:hAnsi="宋体" w:eastAsia="宋体"/>
+          <w:color w:val="000000"/>
+        </w:rPr>
+        <w:t xml:space="preserve"> </w:t>
+      </w:r>
+      <w:r>
+        <w:rPr>
+          <w:rStyle w:val="VerbatimChar"/>
+          <w:rFonts w:ascii="宋体" w:hAnsi="宋体" w:eastAsia="宋体"/>
+          <w:color w:val="000000"/>
+        </w:rPr>
+        <w:t xml:space="preserve">comparison_metrics.csv</w:t>
+      </w:r>
+      <w:r>
+        <w:rPr>
+          <w:rFonts w:ascii="宋体" w:hAnsi="宋体" w:eastAsia="宋体"/>
+          <w:color w:val="000000"/>
+        </w:rPr>
+        <w:t xml:space="preserve"> </w:t>
+      </w:r>
+      <w:r>
+        <w:rPr>
+          <w:rFonts w:ascii="宋体" w:hAnsi="宋体" w:eastAsia="宋体"/>
+          <w:color w:val="000000"/>
+        </w:rPr>
+        <w:t xml:space="preserve">作为证据。</w:t>
       </w:r>
     </w:p>
     <w:p>
@@ -1757,11 +2028,11 @@
           <w:rFonts w:ascii="宋体" w:hAnsi="宋体" w:eastAsia="宋体"/>
           <w:color w:val="000000"/>
         </w:rPr>
-        <w:t xml:space="preserve">这一点在看下一页结果表时也要保持一致：表格主要用于说明流程可复跑和指标口径清楚，不作为模型优劣的最终结论。</w:t>
-      </w:r>
-    </w:p>
-    <w:bookmarkEnd w:id="33"/>
-    <w:bookmarkStart w:id="34" w:name="第-12-页评价指标与实验结果解释"/>
+        <w:t xml:space="preserve">这里需要说明边界：我们的复现是课程范围内的小样本真实训练验收，训练 8 epoch，目标是证明数据链路、模型结构和指标输出可以跑通，不声明作者源码级或完整 epoch 数值对齐。</w:t>
+      </w:r>
+    </w:p>
+    <w:bookmarkEnd w:id="35"/>
+    <w:bookmarkStart w:id="36" w:name="第-14-页指标与结果边界"/>
     <w:p>
       <w:pPr>
         <w:pStyle w:val="Heading2"/>
@@ -1771,7 +2042,7 @@
           <w:rFonts w:ascii="宋体" w:hAnsi="宋体" w:eastAsia="宋体"/>
           <w:color w:val="000000"/>
         </w:rPr>
-        <w:t xml:space="preserve">第 12 页：评价指标与实验结果解释</w:t>
+        <w:t xml:space="preserve">第 14 页：指标与结果边界</w:t>
       </w:r>
     </w:p>
     <w:p>
@@ -1799,7 +2070,7 @@
           <w:rFonts w:ascii="宋体" w:hAnsi="宋体" w:eastAsia="宋体"/>
           <w:color w:val="000000"/>
         </w:rPr>
-        <w:t xml:space="preserve">第一类是普通回归误差，比如 RMSE、MAE、SMAPE 和 R2，用来说明预测值和真实 RUL 的差距。第二类是 RUL 任务中的 score，比如 Huang 论文原版 Score 和 PHM/RUL 惩罚 Score。第三类是方向倾向，比如 over prediction rate 和 under prediction rate，用来判断模型更偏早预测还是偏晚预测。</w:t>
+        <w:t xml:space="preserve">第一类是普通回归误差，比如 RMSE、MAE、SMAPE 和 R2，用来说明预测值和真实 RUL 的差距。第二类是 RUL 任务中的 Score，比如 Huang 论文原版 Score 和 PHM/RUL 惩罚 Score。第三类是方向倾向，比如 over prediction rate 和 under prediction rate，用来判断模型更偏早预测还是偏晚预测。</w:t>
       </w:r>
     </w:p>
     <w:p>
@@ -1813,11 +2084,25 @@
           <w:rFonts w:ascii="宋体" w:hAnsi="宋体" w:eastAsia="宋体"/>
           <w:color w:val="000000"/>
         </w:rPr>
-        <w:t xml:space="preserve">表格里列的是两个复现实验中的代表性结果。RMSE 数值在小样本、短 epoch 设置下不低，所以这里不把结果解释为某个模型一定优于所有 baseline，而是说明训练、评价和输出文件可以稳定复跑，并且不同指标口径没有混用。</w:t>
-      </w:r>
-    </w:p>
-    <w:bookmarkEnd w:id="34"/>
-    <w:bookmarkStart w:id="35" w:name="第-13-页测试方案与验收证据"/>
+        <w:t xml:space="preserve">表格里列的是两个复现实验中的代表性结果。CNN-LSTM-AM 在 XJTU-SY 的 RMSE 为 406.30，PHM2012 为 651.04；xLSTM-Transformer 的代表结果中，XJTU-SY Condition 1 的 RMSE 为 2280.51，PHM2012 Condition 3 的 RMSE 为 1594.68。</w:t>
+      </w:r>
+    </w:p>
+    <w:p>
+      <w:pPr>
+        <w:pStyle w:val="BodyText"/>
+        <w:spacing w:line="276" w:lineRule="auto" w:after="0"/>
+        <w:ind w:firstLine="420"/>
+      </w:pPr>
+      <w:r>
+        <w:rPr>
+          <w:rFonts w:ascii="宋体" w:hAnsi="宋体" w:eastAsia="宋体"/>
+          <w:color w:val="000000"/>
+        </w:rPr>
+        <w:t xml:space="preserve">这些结果主要用于说明训练、评价和输出文件可以稳定复跑，并且不同指标口径没有混用。PHM2012 上负 R2 说明短训练设置下拟合不足，所以我们把它作为边界写进文档，而不是把结果包装成最终性能结论。</w:t>
+      </w:r>
+    </w:p>
+    <w:bookmarkEnd w:id="36"/>
+    <w:bookmarkStart w:id="37" w:name="第-15-页测试方案与验收证据"/>
     <w:p>
       <w:pPr>
         <w:pStyle w:val="Heading2"/>
@@ -1827,7 +2112,7 @@
           <w:rFonts w:ascii="宋体" w:hAnsi="宋体" w:eastAsia="宋体"/>
           <w:color w:val="000000"/>
         </w:rPr>
-        <w:t xml:space="preserve">第 13 页：测试方案与验收证据</w:t>
+        <w:t xml:space="preserve">第 15 页：测试方案与验收证据</w:t>
       </w:r>
     </w:p>
     <w:p>
@@ -2039,8 +2324,8 @@
         <w:t xml:space="preserve">所以这个项目不是只有展示页，而是从代码、实验输出到文档都有对应证据。</w:t>
       </w:r>
     </w:p>
-    <w:bookmarkEnd w:id="35"/>
-    <w:bookmarkStart w:id="36" w:name="第-14-页成员分工不足与总结"/>
+    <w:bookmarkEnd w:id="37"/>
+    <w:bookmarkStart w:id="38" w:name="第-16-页成员分工不足与总结"/>
     <w:p>
       <w:pPr>
         <w:pStyle w:val="Heading2"/>
@@ -2050,7 +2335,7 @@
           <w:rFonts w:ascii="宋体" w:hAnsi="宋体" w:eastAsia="宋体"/>
           <w:color w:val="000000"/>
         </w:rPr>
-        <w:t xml:space="preserve">第 14 页：成员分工、不足与总结</w:t>
+        <w:t xml:space="preserve">第 16 页：成员分工、不足与总结</w:t>
       </w:r>
     </w:p>
     <w:p>
@@ -2109,8 +2394,8 @@
         <w:t xml:space="preserve">总结来说，我们把真实数据读取、特征提取、RUL 建模、评价输出和课程文档交付这条流程实际跑通了。我的汇报到这里，谢谢老师和同学，欢迎提问。</w:t>
       </w:r>
     </w:p>
-    <w:bookmarkEnd w:id="36"/>
-    <w:bookmarkStart w:id="37" w:name="汇报语气提醒"/>
+    <w:bookmarkEnd w:id="38"/>
+    <w:bookmarkStart w:id="45" w:name="备答补充"/>
     <w:p>
       <w:pPr>
         <w:pStyle w:val="Heading2"/>
@@ -2120,7 +2405,41 @@
           <w:rFonts w:ascii="宋体" w:hAnsi="宋体" w:eastAsia="宋体"/>
           <w:color w:val="000000"/>
         </w:rPr>
-        <w:t xml:space="preserve">汇报语气提醒</w:t>
+        <w:t xml:space="preserve">备答补充</w:t>
+      </w:r>
+    </w:p>
+    <w:bookmarkStart w:id="39" w:name="如果问为什么不直接输入原始信号"/>
+    <w:p>
+      <w:pPr>
+        <w:pStyle w:val="Heading3"/>
+      </w:pPr>
+      <w:r>
+        <w:rPr>
+          <w:rFonts w:ascii="宋体" w:hAnsi="宋体" w:eastAsia="宋体"/>
+          <w:color w:val="000000"/>
+        </w:rPr>
+        <w:t xml:space="preserve">如果问</w:t>
+      </w:r>
+      <w:r>
+        <w:rPr>
+          <w:rFonts w:ascii="宋体" w:hAnsi="宋体" w:eastAsia="宋体"/>
+          <w:color w:val="000000"/>
+        </w:rPr>
+        <w:t xml:space="preserve">“</w:t>
+      </w:r>
+      <w:r>
+        <w:rPr>
+          <w:rFonts w:ascii="宋体" w:hAnsi="宋体" w:eastAsia="宋体"/>
+          <w:color w:val="000000"/>
+        </w:rPr>
+        <w:t xml:space="preserve">为什么不直接输入原始信号？</w:t>
+      </w:r>
+      <w:r>
+        <w:rPr>
+          <w:rFonts w:ascii="宋体" w:hAnsi="宋体" w:eastAsia="宋体"/>
+          <w:color w:val="000000"/>
+        </w:rPr>
+        <w:t xml:space="preserve">”</w:t>
       </w:r>
     </w:p>
     <w:p>
@@ -2134,7 +2453,21 @@
           <w:rFonts w:ascii="宋体" w:hAnsi="宋体" w:eastAsia="宋体"/>
           <w:color w:val="000000"/>
         </w:rPr>
-        <w:t xml:space="preserve">正式汇报时建议保持课程项目口吻：多用</w:t>
+        <w:t xml:space="preserve">可以回答：原始信号快照较长，XJTU-SY 每个快照有 32768 个点，PHM2012 每个快照有 2560 个点。课程项目需要稳定复现和可解释分析，所以先提取 19 维时频域特征，再按时间顺序组织成序列。</w:t>
+      </w:r>
+    </w:p>
+    <w:bookmarkEnd w:id="39"/>
+    <w:bookmarkStart w:id="40" w:name="如果问有没有做细致的数据分析"/>
+    <w:p>
+      <w:pPr>
+        <w:pStyle w:val="Heading3"/>
+      </w:pPr>
+      <w:r>
+        <w:rPr>
+          <w:rFonts w:ascii="宋体" w:hAnsi="宋体" w:eastAsia="宋体"/>
+          <w:color w:val="000000"/>
+        </w:rPr>
+        <w:t xml:space="preserve">如果问</w:t>
       </w:r>
       <w:r>
         <w:rPr>
@@ -2148,7 +2481,7 @@
           <w:rFonts w:ascii="宋体" w:hAnsi="宋体" w:eastAsia="宋体"/>
           <w:color w:val="000000"/>
         </w:rPr>
-        <w:t xml:space="preserve">我们完成了、我们验证了、目前的边界是</w:t>
+        <w:t xml:space="preserve">有没有做细致的数据分析？</w:t>
       </w:r>
       <w:r>
         <w:rPr>
@@ -2157,12 +2490,33 @@
         </w:rPr>
         <w:t xml:space="preserve">”</w:t>
       </w:r>
-      <w:r>
-        <w:rPr>
-          <w:rFonts w:ascii="宋体" w:hAnsi="宋体" w:eastAsia="宋体"/>
-          <w:color w:val="000000"/>
-        </w:rPr>
-        <w:t xml:space="preserve">，少用</w:t>
+    </w:p>
+    <w:p>
+      <w:pPr>
+        <w:pStyle w:val="FirstParagraph"/>
+        <w:spacing w:line="276" w:lineRule="auto" w:after="0"/>
+        <w:ind w:firstLine="420"/>
+      </w:pPr>
+      <w:r>
+        <w:rPr>
+          <w:rFonts w:ascii="宋体" w:hAnsi="宋体" w:eastAsia="宋体"/>
+          <w:color w:val="000000"/>
+        </w:rPr>
+        <w:t xml:space="preserve">可以回答：有。答辩中展示了 XJTU-SY Bearing1_1 和 PHM2012 Bearing1_1 的真实特征曲线，也补充了多轴承 RMS 摘要图。图表均标注了数据集、轴承编号、通道、工况、抽样数量和时间单位。</w:t>
+      </w:r>
+    </w:p>
+    <w:bookmarkEnd w:id="40"/>
+    <w:bookmarkStart w:id="41" w:name="如果问如何避免数据泄漏"/>
+    <w:p>
+      <w:pPr>
+        <w:pStyle w:val="Heading3"/>
+      </w:pPr>
+      <w:r>
+        <w:rPr>
+          <w:rFonts w:ascii="宋体" w:hAnsi="宋体" w:eastAsia="宋体"/>
+          <w:color w:val="000000"/>
+        </w:rPr>
+        <w:t xml:space="preserve">如果问</w:t>
       </w:r>
       <w:r>
         <w:rPr>
@@ -2176,7 +2530,7 @@
           <w:rFonts w:ascii="宋体" w:hAnsi="宋体" w:eastAsia="宋体"/>
           <w:color w:val="000000"/>
         </w:rPr>
-        <w:t xml:space="preserve">领先、显著优越、生产部署</w:t>
+        <w:t xml:space="preserve">如何避免数据泄漏？</w:t>
       </w:r>
       <w:r>
         <w:rPr>
@@ -2185,29 +2539,23 @@
         </w:rPr>
         <w:t xml:space="preserve">”</w:t>
       </w:r>
-      <w:r>
-        <w:rPr>
-          <w:rFonts w:ascii="宋体" w:hAnsi="宋体" w:eastAsia="宋体"/>
-          <w:color w:val="000000"/>
-        </w:rPr>
-        <w:t xml:space="preserve">等无法由当前实验直接证明的表述。讲到论文复现时，要主动说明这是基于本项目特征管线的小规模真实训练复现，重点是结构、流程和指标体系可复跑。</w:t>
-      </w:r>
-    </w:p>
-    <w:bookmarkEnd w:id="37"/>
-    <w:bookmarkStart w:id="44" w:name="备答补充"/>
-    <w:p>
-      <w:pPr>
-        <w:pStyle w:val="Heading2"/>
-      </w:pPr>
-      <w:r>
-        <w:rPr>
-          <w:rFonts w:ascii="宋体" w:hAnsi="宋体" w:eastAsia="宋体"/>
-          <w:color w:val="000000"/>
-        </w:rPr>
-        <w:t xml:space="preserve">备答补充</w:t>
-      </w:r>
-    </w:p>
-    <w:bookmarkStart w:id="38" w:name="如果问为什么不直接输入原始信号"/>
+    </w:p>
+    <w:p>
+      <w:pPr>
+        <w:pStyle w:val="FirstParagraph"/>
+        <w:spacing w:line="276" w:lineRule="auto" w:after="0"/>
+        <w:ind w:firstLine="420"/>
+      </w:pPr>
+      <w:r>
+        <w:rPr>
+          <w:rFonts w:ascii="宋体" w:hAnsi="宋体" w:eastAsia="宋体"/>
+          <w:color w:val="000000"/>
+        </w:rPr>
+        <w:t xml:space="preserve">可以回答：RUL 是时间相关目标，不能把相邻时间窗口随机混到训练和测试。复现实验按轴承或论文工况划分，特征序列保持时间顺序。</w:t>
+      </w:r>
+    </w:p>
+    <w:bookmarkEnd w:id="41"/>
+    <w:bookmarkStart w:id="42" w:name="如果问复现指标为什么和论文完整表格不一样"/>
     <w:p>
       <w:pPr>
         <w:pStyle w:val="Heading3"/>
@@ -2231,7 +2579,7 @@
           <w:rFonts w:ascii="宋体" w:hAnsi="宋体" w:eastAsia="宋体"/>
           <w:color w:val="000000"/>
         </w:rPr>
-        <w:t xml:space="preserve">为什么不直接输入原始信号？</w:t>
+        <w:t xml:space="preserve">复现指标为什么和论文完整表格不一样？</w:t>
       </w:r>
       <w:r>
         <w:rPr>
@@ -2252,11 +2600,11 @@
           <w:rFonts w:ascii="宋体" w:hAnsi="宋体" w:eastAsia="宋体"/>
           <w:color w:val="000000"/>
         </w:rPr>
-        <w:t xml:space="preserve">可以回答：原始信号快照较长，XJTU-SY 每个快照有 32768 个点，PHM2012 每个快照有 2560 个点。课程项目需要稳定复现和可解释分析，所以先提取 19 维时频域特征，再按时间顺序组织成序列。</w:t>
-      </w:r>
-    </w:p>
-    <w:bookmarkEnd w:id="38"/>
-    <w:bookmarkStart w:id="39" w:name="如果问有没有做细致的数据分析"/>
+        <w:t xml:space="preserve">可以回答：本地复现是小样本、8 epoch、普通机器可运行的课程验收设置。目标是证明真实训练、指标体系和工程流程可以复跑，不等同于作者完整样本、完整 epoch 和作者源码条件下的结果。</w:t>
+      </w:r>
+    </w:p>
+    <w:bookmarkEnd w:id="42"/>
+    <w:bookmarkStart w:id="43" w:name="如果问attention-或-xlstm-是否一定优于-baseline"/>
     <w:p>
       <w:pPr>
         <w:pStyle w:val="Heading3"/>
@@ -2280,7 +2628,7 @@
           <w:rFonts w:ascii="宋体" w:hAnsi="宋体" w:eastAsia="宋体"/>
           <w:color w:val="000000"/>
         </w:rPr>
-        <w:t xml:space="preserve">有没有做细致的数据分析？</w:t>
+        <w:t xml:space="preserve">attention 或 xLSTM 是否一定优于 baseline？</w:t>
       </w:r>
       <w:r>
         <w:rPr>
@@ -2301,11 +2649,11 @@
           <w:rFonts w:ascii="宋体" w:hAnsi="宋体" w:eastAsia="宋体"/>
           <w:color w:val="000000"/>
         </w:rPr>
-        <w:t xml:space="preserve">可以回答：有。答辩中展示了 XJTU-SY Bearing1_1 和 PHM2012 Bearing1_1 的真实特征曲线，均标注了数据集、轴承编号、通道、工况、抽样数量和时间单位。两条曲线都能看到寿命后期 RMS、峰值和健康指标抬升。</w:t>
-      </w:r>
-    </w:p>
-    <w:bookmarkEnd w:id="39"/>
-    <w:bookmarkStart w:id="40" w:name="如果问如何避免数据泄漏"/>
+        <w:t xml:space="preserve">可以回答：在当前小样本、短 epoch 设置下，不把结果解释为模型一定优于 baseline。更严谨的结论需要扩大样本、增加 epoch，并做多随机种子统计。</w:t>
+      </w:r>
+    </w:p>
+    <w:bookmarkEnd w:id="43"/>
+    <w:bookmarkStart w:id="44" w:name="如果问软件工程价值在哪里"/>
     <w:p>
       <w:pPr>
         <w:pStyle w:val="Heading3"/>
@@ -2329,7 +2677,7 @@
           <w:rFonts w:ascii="宋体" w:hAnsi="宋体" w:eastAsia="宋体"/>
           <w:color w:val="000000"/>
         </w:rPr>
-        <w:t xml:space="preserve">如何避免数据泄漏？</w:t>
+        <w:t xml:space="preserve">软件工程价值在哪里？</w:t>
       </w:r>
       <w:r>
         <w:rPr>
@@ -2350,153 +2698,6 @@
           <w:rFonts w:ascii="宋体" w:hAnsi="宋体" w:eastAsia="宋体"/>
           <w:color w:val="000000"/>
         </w:rPr>
-        <w:t xml:space="preserve">可以回答：RUL 是时间相关目标，不能把相邻时间窗口随机混到训练和测试。复现实验按轴承或论文工况划分，特征序列保持时间顺序。</w:t>
-      </w:r>
-    </w:p>
-    <w:bookmarkEnd w:id="40"/>
-    <w:bookmarkStart w:id="41" w:name="如果问复现指标为什么和论文完整表格不一样"/>
-    <w:p>
-      <w:pPr>
-        <w:pStyle w:val="Heading3"/>
-      </w:pPr>
-      <w:r>
-        <w:rPr>
-          <w:rFonts w:ascii="宋体" w:hAnsi="宋体" w:eastAsia="宋体"/>
-          <w:color w:val="000000"/>
-        </w:rPr>
-        <w:t xml:space="preserve">如果问</w:t>
-      </w:r>
-      <w:r>
-        <w:rPr>
-          <w:rFonts w:ascii="宋体" w:hAnsi="宋体" w:eastAsia="宋体"/>
-          <w:color w:val="000000"/>
-        </w:rPr>
-        <w:t xml:space="preserve">“</w:t>
-      </w:r>
-      <w:r>
-        <w:rPr>
-          <w:rFonts w:ascii="宋体" w:hAnsi="宋体" w:eastAsia="宋体"/>
-          <w:color w:val="000000"/>
-        </w:rPr>
-        <w:t xml:space="preserve">复现指标为什么和论文完整表格不一样？</w:t>
-      </w:r>
-      <w:r>
-        <w:rPr>
-          <w:rFonts w:ascii="宋体" w:hAnsi="宋体" w:eastAsia="宋体"/>
-          <w:color w:val="000000"/>
-        </w:rPr>
-        <w:t xml:space="preserve">”</w:t>
-      </w:r>
-    </w:p>
-    <w:p>
-      <w:pPr>
-        <w:pStyle w:val="FirstParagraph"/>
-        <w:spacing w:line="276" w:lineRule="auto" w:after="0"/>
-        <w:ind w:firstLine="420"/>
-      </w:pPr>
-      <w:r>
-        <w:rPr>
-          <w:rFonts w:ascii="宋体" w:hAnsi="宋体" w:eastAsia="宋体"/>
-          <w:color w:val="000000"/>
-        </w:rPr>
-        <w:t xml:space="preserve">可以回答：本地复现是小样本、8 epoch、普通机器可运行的课程验收设置。目标是证明真实训练、指标体系和工程流程可以复跑，不等同于作者完整样本、完整 epoch 和作者源码条件下的结果。</w:t>
-      </w:r>
-    </w:p>
-    <w:bookmarkEnd w:id="41"/>
-    <w:bookmarkStart w:id="42" w:name="如果问attention-或-xlstm-是否明显优于-baseline"/>
-    <w:p>
-      <w:pPr>
-        <w:pStyle w:val="Heading3"/>
-      </w:pPr>
-      <w:r>
-        <w:rPr>
-          <w:rFonts w:ascii="宋体" w:hAnsi="宋体" w:eastAsia="宋体"/>
-          <w:color w:val="000000"/>
-        </w:rPr>
-        <w:t xml:space="preserve">如果问</w:t>
-      </w:r>
-      <w:r>
-        <w:rPr>
-          <w:rFonts w:ascii="宋体" w:hAnsi="宋体" w:eastAsia="宋体"/>
-          <w:color w:val="000000"/>
-        </w:rPr>
-        <w:t xml:space="preserve">“</w:t>
-      </w:r>
-      <w:r>
-        <w:rPr>
-          <w:rFonts w:ascii="宋体" w:hAnsi="宋体" w:eastAsia="宋体"/>
-          <w:color w:val="000000"/>
-        </w:rPr>
-        <w:t xml:space="preserve">attention 或 xLSTM 是否明显优于 baseline？</w:t>
-      </w:r>
-      <w:r>
-        <w:rPr>
-          <w:rFonts w:ascii="宋体" w:hAnsi="宋体" w:eastAsia="宋体"/>
-          <w:color w:val="000000"/>
-        </w:rPr>
-        <w:t xml:space="preserve">”</w:t>
-      </w:r>
-    </w:p>
-    <w:p>
-      <w:pPr>
-        <w:pStyle w:val="FirstParagraph"/>
-        <w:spacing w:line="276" w:lineRule="auto" w:after="0"/>
-        <w:ind w:firstLine="420"/>
-      </w:pPr>
-      <w:r>
-        <w:rPr>
-          <w:rFonts w:ascii="宋体" w:hAnsi="宋体" w:eastAsia="宋体"/>
-          <w:color w:val="000000"/>
-        </w:rPr>
-        <w:t xml:space="preserve">可以回答：在当前小样本、短 epoch 设置下，不把结果解释为模型显著优于 baseline。更严谨的结论需要扩大样本、增加 epoch，并做多随机种子统计。</w:t>
-      </w:r>
-    </w:p>
-    <w:bookmarkEnd w:id="42"/>
-    <w:bookmarkStart w:id="43" w:name="如果问软件工程价值在哪里"/>
-    <w:p>
-      <w:pPr>
-        <w:pStyle w:val="Heading3"/>
-      </w:pPr>
-      <w:r>
-        <w:rPr>
-          <w:rFonts w:ascii="宋体" w:hAnsi="宋体" w:eastAsia="宋体"/>
-          <w:color w:val="000000"/>
-        </w:rPr>
-        <w:t xml:space="preserve">如果问</w:t>
-      </w:r>
-      <w:r>
-        <w:rPr>
-          <w:rFonts w:ascii="宋体" w:hAnsi="宋体" w:eastAsia="宋体"/>
-          <w:color w:val="000000"/>
-        </w:rPr>
-        <w:t xml:space="preserve">“</w:t>
-      </w:r>
-      <w:r>
-        <w:rPr>
-          <w:rFonts w:ascii="宋体" w:hAnsi="宋体" w:eastAsia="宋体"/>
-          <w:color w:val="000000"/>
-        </w:rPr>
-        <w:t xml:space="preserve">软件工程价值在哪里？</w:t>
-      </w:r>
-      <w:r>
-        <w:rPr>
-          <w:rFonts w:ascii="宋体" w:hAnsi="宋体" w:eastAsia="宋体"/>
-          <w:color w:val="000000"/>
-        </w:rPr>
-        <w:t xml:space="preserve">”</w:t>
-      </w:r>
-    </w:p>
-    <w:p>
-      <w:pPr>
-        <w:pStyle w:val="FirstParagraph"/>
-        <w:spacing w:line="276" w:lineRule="auto" w:after="0"/>
-        <w:ind w:firstLine="420"/>
-      </w:pPr>
-      <w:r>
-        <w:rPr>
-          <w:rFonts w:ascii="宋体" w:hAnsi="宋体" w:eastAsia="宋体"/>
-          <w:color w:val="000000"/>
-        </w:rPr>
         <w:t xml:space="preserve">可以回答：系统把数据读取、特征提取、标签生成、模型训练、评价输出和文档交付拆成了清晰模块；notebook 只是示例入口，核心逻辑在</w:t>
       </w:r>
       <w:r>
@@ -2529,9 +2730,9 @@
         <w:t xml:space="preserve">包内；测试覆盖了关键流程。</w:t>
       </w:r>
     </w:p>
-    <w:bookmarkEnd w:id="43"/>
     <w:bookmarkEnd w:id="44"/>
     <w:bookmarkEnd w:id="45"/>
+    <w:bookmarkEnd w:id="46"/>
     <w:sectPr>
       <w:pgMar w:top="1440" w:bottom="1440" w:left="1797" w:right="1797"/>
     </w:sectPr>

--- a/docx/final/21_结题答辩演讲稿.docx
+++ b/docx/final/21_结题答辩演讲稿.docx
@@ -1244,7 +1244,7 @@
           <w:rFonts w:ascii="宋体" w:hAnsi="宋体" w:eastAsia="宋体"/>
           <w:color w:val="000000"/>
         </w:rPr>
-        <w:t xml:space="preserve">所以本项目的输入是轴承运行过程中的水平、垂直振动快照，输出是连续的 RUL 数值，同时配套健康趋势曲线和误差指标。本次答辩主线始终是 RUL 回归预测。</w:t>
+        <w:t xml:space="preserve">所以本项目的输入是轴承运行过程中的水平、垂直振动快照，输出是连续的 RUL 数值，同时配套健康趋势曲线和误差指标。本次答辩主线始终是 RUL 回归预测。生存分析和失效概率分析在系统中保留为扩展接口，但不作为本轮结题的主验收路线。</w:t>
       </w:r>
     </w:p>
     <w:bookmarkEnd w:id="25"/>
@@ -1370,7 +1370,7 @@
           <w:rFonts w:ascii="宋体" w:hAnsi="宋体" w:eastAsia="宋体"/>
           <w:color w:val="000000"/>
         </w:rPr>
-        <w:t xml:space="preserve">从图上可以看到，早期曲线比较平稳，后期 RMS 和峰值明显抬升。RMS 从大约 0.56 上升到 7.27，说明振动强度在寿命后期明显增强。图里的 Health indicator 是把 RMS、峭度、峰值因子和谱能量标准化后合成的，用来辅助观察整体退化趋势。</w:t>
+        <w:t xml:space="preserve">从图上可以看到，早期曲线比较平稳，后期 RMS 和峰值明显抬升。按提交的多轴承摘要统计，Bearing1_1 的抽样首末 RMS 从大约 0.617 上升到 4.080，说明振动强度在寿命后期明显增强。图里的 Health indicator 是把 RMS、峭度、峰值因子和谱能量标准化后合成的，用来辅助观察整体退化趋势。</w:t>
       </w:r>
     </w:p>
     <w:p>
@@ -1440,7 +1440,7 @@
           <w:rFonts w:ascii="宋体" w:hAnsi="宋体" w:eastAsia="宋体"/>
           <w:color w:val="000000"/>
         </w:rPr>
-        <w:t xml:space="preserve">PHM2012 的曲线也能看到后期振动增强，RMS 从大约 0.56 上升到 5.61。这里的 Health indicator 采用同样的构造方式。和 XJTU-SY 不同的是，PHM2012 的单个快照更短，但文件数量更密，另外还有温度文件。</w:t>
+        <w:t xml:space="preserve">PHM2012 的曲线也能看到后期振动增强。按提交的多轴承摘要统计，Bearing1_1 的抽样首末 RMS 从大约 0.428 上升到 2.068。这里的 Health indicator 采用同样的构造方式。和 XJTU-SY 不同的是，PHM2012 的单个快照更短，但文件数量更密，另外还有温度文件。</w:t>
       </w:r>
     </w:p>
     <w:p>
@@ -2084,7 +2084,7 @@
           <w:rFonts w:ascii="宋体" w:hAnsi="宋体" w:eastAsia="宋体"/>
           <w:color w:val="000000"/>
         </w:rPr>
-        <w:t xml:space="preserve">表格里列的是两个复现实验中的代表性结果。CNN-LSTM-AM 在 XJTU-SY 的 RMSE 为 406.30，PHM2012 为 651.04；xLSTM-Transformer 的代表结果中，XJTU-SY Condition 1 的 RMSE 为 2280.51，PHM2012 Condition 3 的 RMSE 为 1594.68。</w:t>
+        <w:t xml:space="preserve">表格里列的是两个复现实验中的代表性结果。CNN-LSTM-AM 在 XJTU-SY 的 RMSE 为 406.30，PHM2012 为 651.04；xLSTM-Transformer 的代表结果中，XJTU-SY Condition 1 的 RMSE 为 2280.63，PHM2012 Condition 3 的 RMSE 为 1594.74。</w:t>
       </w:r>
     </w:p>
     <w:p>
@@ -2098,7 +2098,7 @@
           <w:rFonts w:ascii="宋体" w:hAnsi="宋体" w:eastAsia="宋体"/>
           <w:color w:val="000000"/>
         </w:rPr>
-        <w:t xml:space="preserve">这些结果主要用于说明训练、评价和输出文件可以稳定复跑，并且不同指标口径没有混用。PHM2012 上负 R2 说明短训练设置下拟合不足，所以我们把它作为边界写进文档，而不是把结果包装成最终性能结论。</w:t>
+        <w:t xml:space="preserve">这些结果主要用于说明训练、评价和输出文件可以稳定复跑，并且不同指标口径没有混用。实验规模上，CNN-LSTM-AM 每个数据集抽样 48 个快照，xLSTM-Transformer 每个轴承抽样 16 个快照，均训练 8 epoch。PHM2012 上负 R2 说明短训练设置下拟合不足，所以我们把它作为边界写进文档，而不是把结果包装成最终性能结论。</w:t>
       </w:r>
     </w:p>
     <w:bookmarkEnd w:id="36"/>

--- a/docx/final/21_结题答辩演讲稿.docx
+++ b/docx/final/21_结题答辩演讲稿.docx
@@ -28,7 +28,7 @@
         </w:p>
       </w:sdtContent>
     </w:sdt>
-    <w:bookmarkStart w:id="46" w:name="工业轴承设备剩余寿命预测系统的实现结题答辩演讲稿"/>
+    <w:bookmarkStart w:id="49" w:name="工业轴承设备剩余寿命预测系统的实现结题答辩演讲稿"/>
     <w:p>
       <w:pPr>
         <w:pStyle w:val="Heading1"/>
@@ -1552,7 +1552,50 @@
           <w:rFonts w:ascii="宋体" w:hAnsi="宋体" w:eastAsia="宋体"/>
           <w:color w:val="000000"/>
         </w:rPr>
-        <w:t xml:space="preserve">这些特征不需要逐个背，可以按三类理解。第一类是强度特征，比如 RMS、峰值、谱能量，用来看振动强度是否增强。第二类是冲击变化相关特征，比如峭度、峰值因子、脉冲因子，对后期尖峰和波动更敏感。第三类是频谱特征，比如主频、谱质心、谱熵，用来补充说明频率分布的变化。</w:t>
+        <w:t xml:space="preserve">这 19 维特征按含义可以分成四类。第一类是强度特征，比如 RMS、峰值、峰峰值和谱能量，用来看振动强度是否增强。第二类是冲击变化相关特征，比如峭度、峰值因子、脉冲因子和裕度因子，对后期尖峰和波动更敏感。第三类是稳定性特征，比如均值、方差、标准差和偏度，用来描述整体波动和分布偏移。第四类是频谱特征，比如主频、谱质心、谱均方根频率和谱熵，用来补充说明频率分布的变化。</w:t>
+      </w:r>
+    </w:p>
+    <w:p>
+      <w:pPr>
+        <w:pStyle w:val="BodyText"/>
+        <w:spacing w:line="276" w:lineRule="auto" w:after="0"/>
+        <w:ind w:firstLine="420"/>
+      </w:pPr>
+      <w:r>
+        <w:rPr>
+          <w:rFonts w:ascii="宋体" w:hAnsi="宋体" w:eastAsia="宋体"/>
+          <w:color w:val="000000"/>
+        </w:rPr>
+        <w:t xml:space="preserve">这些特征是我们在</w:t>
+      </w:r>
+      <w:r>
+        <w:rPr>
+          <w:rFonts w:ascii="宋体" w:hAnsi="宋体" w:eastAsia="宋体"/>
+          <w:color w:val="000000"/>
+        </w:rPr>
+        <w:t xml:space="preserve"> </w:t>
+      </w:r>
+      <w:r>
+        <w:rPr>
+          <w:rStyle w:val="VerbatimChar"/>
+          <w:rFonts w:ascii="宋体" w:hAnsi="宋体" w:eastAsia="宋体"/>
+          <w:color w:val="000000"/>
+        </w:rPr>
+        <w:t xml:space="preserve">SignalFeatureExtractor</w:t>
+      </w:r>
+      <w:r>
+        <w:rPr>
+          <w:rFonts w:ascii="宋体" w:hAnsi="宋体" w:eastAsia="宋体"/>
+          <w:color w:val="000000"/>
+        </w:rPr>
+        <w:t xml:space="preserve"> </w:t>
+      </w:r>
+      <w:r>
+        <w:rPr>
+          <w:rFonts w:ascii="宋体" w:hAnsi="宋体" w:eastAsia="宋体"/>
+          <w:color w:val="000000"/>
+        </w:rPr>
+        <w:t xml:space="preserve">里用 NumPy 和 FFT 实现的，不是直接调用自动特征提取库生成。图里的 Health indicator 也不是 19 维简单平均，而是选取 RMS、峭度、峰值因子和谱能量标准化后合成，用来辅助观察退化趋势。</w:t>
       </w:r>
     </w:p>
     <w:p>
@@ -2349,7 +2392,7 @@
           <w:rFonts w:ascii="宋体" w:hAnsi="宋体" w:eastAsia="宋体"/>
           <w:color w:val="000000"/>
         </w:rPr>
-        <w:t xml:space="preserve">最后说明分工和不足。</w:t>
+        <w:t xml:space="preserve">最后说明成果、边界和后续。</w:t>
       </w:r>
     </w:p>
     <w:p>
@@ -2391,11 +2434,84 @@
           <w:rFonts w:ascii="宋体" w:hAnsi="宋体" w:eastAsia="宋体"/>
           <w:color w:val="000000"/>
         </w:rPr>
-        <w:t xml:space="preserve">总结来说，我们把真实数据读取、特征提取、RUL 建模、评价输出和课程文档交付这条流程实际跑通了。我的汇报到这里，谢谢老师和同学，欢迎提问。</w:t>
+        <w:t xml:space="preserve">总结来说，我们形成了三条可以复查的链路：第一，从真实数据文件到统一</w:t>
+      </w:r>
+      <w:r>
+        <w:rPr>
+          <w:rFonts w:ascii="宋体" w:hAnsi="宋体" w:eastAsia="宋体"/>
+          <w:color w:val="000000"/>
+        </w:rPr>
+        <w:t xml:space="preserve"> </w:t>
+      </w:r>
+      <w:r>
+        <w:rPr>
+          <w:rStyle w:val="VerbatimChar"/>
+          <w:rFonts w:ascii="宋体" w:hAnsi="宋体" w:eastAsia="宋体"/>
+          <w:color w:val="000000"/>
+        </w:rPr>
+        <w:t xml:space="preserve">BearingEntity</w:t>
+      </w:r>
+      <w:r>
+        <w:rPr>
+          <w:rFonts w:ascii="宋体" w:hAnsi="宋体" w:eastAsia="宋体"/>
+          <w:color w:val="000000"/>
+        </w:rPr>
+        <w:t xml:space="preserve">；第二，从振动快照到 19 维特征、RUL 标签和模型输入；第三，从真实训练到</w:t>
+      </w:r>
+      <w:r>
+        <w:rPr>
+          <w:rFonts w:ascii="宋体" w:hAnsi="宋体" w:eastAsia="宋体"/>
+          <w:color w:val="000000"/>
+        </w:rPr>
+        <w:t xml:space="preserve"> </w:t>
+      </w:r>
+      <w:r>
+        <w:rPr>
+          <w:rStyle w:val="VerbatimChar"/>
+          <w:rFonts w:ascii="宋体" w:hAnsi="宋体" w:eastAsia="宋体"/>
+          <w:color w:val="000000"/>
+        </w:rPr>
+        <w:t xml:space="preserve">history.csv</w:t>
+      </w:r>
+      <w:r>
+        <w:rPr>
+          <w:rFonts w:ascii="宋体" w:hAnsi="宋体" w:eastAsia="宋体"/>
+          <w:color w:val="000000"/>
+        </w:rPr>
+        <w:t xml:space="preserve">、</w:t>
+      </w:r>
+      <w:r>
+        <w:rPr>
+          <w:rStyle w:val="VerbatimChar"/>
+          <w:rFonts w:ascii="宋体" w:hAnsi="宋体" w:eastAsia="宋体"/>
+          <w:color w:val="000000"/>
+        </w:rPr>
+        <w:t xml:space="preserve">predictions.csv</w:t>
+      </w:r>
+      <w:r>
+        <w:rPr>
+          <w:rFonts w:ascii="宋体" w:hAnsi="宋体" w:eastAsia="宋体"/>
+          <w:color w:val="000000"/>
+        </w:rPr>
+        <w:t xml:space="preserve">、指标表、测试报告和答辩材料。</w:t>
+      </w:r>
+    </w:p>
+    <w:p>
+      <w:pPr>
+        <w:pStyle w:val="BodyText"/>
+        <w:spacing w:line="276" w:lineRule="auto" w:after="0"/>
+        <w:ind w:firstLine="420"/>
+      </w:pPr>
+      <w:r>
+        <w:rPr>
+          <w:rFonts w:ascii="宋体" w:hAnsi="宋体" w:eastAsia="宋体"/>
+          <w:color w:val="000000"/>
+        </w:rPr>
+        <w:t xml:space="preserve">边界上，我们不把小样本 8 epoch 的结果解释成论文级最终性能，也不声明作者源码级复刻。后续如果继续做，重点是扩大真实训练规模、补充多随机种子、加入温度特征，并做更充分的跨工况验证。我的汇报到这里，谢谢老师和同学，欢迎提问。</w:t>
       </w:r>
     </w:p>
     <w:bookmarkEnd w:id="38"/>
-    <w:bookmarkStart w:id="45" w:name="备答补充"/>
+    <w:bookmarkStart w:id="48" w:name="备答补充"/>
     <w:p>
       <w:pPr>
         <w:pStyle w:val="Heading2"/>
@@ -2502,11 +2618,11 @@
           <w:rFonts w:ascii="宋体" w:hAnsi="宋体" w:eastAsia="宋体"/>
           <w:color w:val="000000"/>
         </w:rPr>
-        <w:t xml:space="preserve">可以回答：有。答辩中展示了 XJTU-SY Bearing1_1 和 PHM2012 Bearing1_1 的真实特征曲线，也补充了多轴承 RMS 摘要图。图表均标注了数据集、轴承编号、通道、工况、抽样数量和时间单位。</w:t>
+        <w:t xml:space="preserve">可以回答：有。答辩中展示了 XJTU-SY Bearing1_1 和 PHM2012 Bearing1_1 的真实特征曲线，也补充了多轴承特征摘要图。摘要不是只看 RMS，还比较了峰值、峭度、峰值因子、谱能量和谱熵；统计口径是每个轴承均匀抽样 80 个快照，前 20% 与后 20% 对比。图表均标注了数据集、轴承编号、通道、工况、抽样数量和时间单位。</w:t>
       </w:r>
     </w:p>
     <w:bookmarkEnd w:id="40"/>
-    <w:bookmarkStart w:id="41" w:name="如果问如何避免数据泄漏"/>
+    <w:bookmarkStart w:id="41" w:name="如果问19-维特征有没有详细实现"/>
     <w:p>
       <w:pPr>
         <w:pStyle w:val="Heading3"/>
@@ -2530,6 +2646,142 @@
           <w:rFonts w:ascii="宋体" w:hAnsi="宋体" w:eastAsia="宋体"/>
           <w:color w:val="000000"/>
         </w:rPr>
+        <w:t xml:space="preserve">19 维特征有没有详细实现？</w:t>
+      </w:r>
+      <w:r>
+        <w:rPr>
+          <w:rFonts w:ascii="宋体" w:hAnsi="宋体" w:eastAsia="宋体"/>
+          <w:color w:val="000000"/>
+        </w:rPr>
+        <w:t xml:space="preserve">”</w:t>
+      </w:r>
+    </w:p>
+    <w:p>
+      <w:pPr>
+        <w:pStyle w:val="FirstParagraph"/>
+        <w:spacing w:line="276" w:lineRule="auto" w:after="0"/>
+        <w:ind w:firstLine="420"/>
+      </w:pPr>
+      <w:r>
+        <w:rPr>
+          <w:rFonts w:ascii="宋体" w:hAnsi="宋体" w:eastAsia="宋体"/>
+          <w:color w:val="000000"/>
+        </w:rPr>
+        <w:t xml:space="preserve">可以回答：有。14 个时域特征包括均值、方差、标准差、RMS、峰值、峰峰值、绝对均值、形状因子、峰值因子、脉冲因子、裕度因子、间隙因子、峭度和偏度；5 个频域特征包括主频、谱能量、谱质心、谱均方根频率和谱熵。它们在</w:t>
+      </w:r>
+      <w:r>
+        <w:rPr>
+          <w:rFonts w:ascii="宋体" w:hAnsi="宋体" w:eastAsia="宋体"/>
+          <w:color w:val="000000"/>
+        </w:rPr>
+        <w:t xml:space="preserve"> </w:t>
+      </w:r>
+      <w:r>
+        <w:rPr>
+          <w:rStyle w:val="VerbatimChar"/>
+          <w:rFonts w:ascii="宋体" w:hAnsi="宋体" w:eastAsia="宋体"/>
+          <w:color w:val="000000"/>
+        </w:rPr>
+        <w:t xml:space="preserve">feature/engineering.py</w:t>
+      </w:r>
+      <w:r>
+        <w:rPr>
+          <w:rFonts w:ascii="宋体" w:hAnsi="宋体" w:eastAsia="宋体"/>
+          <w:color w:val="000000"/>
+        </w:rPr>
+        <w:t xml:space="preserve"> </w:t>
+      </w:r>
+      <w:r>
+        <w:rPr>
+          <w:rFonts w:ascii="宋体" w:hAnsi="宋体" w:eastAsia="宋体"/>
+          <w:color w:val="000000"/>
+        </w:rPr>
+        <w:t xml:space="preserve">中实现，并有特征数量和字段名测试。当前</w:t>
+      </w:r>
+      <w:r>
+        <w:rPr>
+          <w:rFonts w:ascii="宋体" w:hAnsi="宋体" w:eastAsia="宋体"/>
+          <w:color w:val="000000"/>
+        </w:rPr>
+        <w:t xml:space="preserve"> </w:t>
+      </w:r>
+      <w:r>
+        <w:rPr>
+          <w:rStyle w:val="VerbatimChar"/>
+          <w:rFonts w:ascii="宋体" w:hAnsi="宋体" w:eastAsia="宋体"/>
+          <w:color w:val="000000"/>
+        </w:rPr>
+        <w:t xml:space="preserve">clearance_factor</w:t>
+      </w:r>
+      <w:r>
+        <w:rPr>
+          <w:rFonts w:ascii="宋体" w:hAnsi="宋体" w:eastAsia="宋体"/>
+          <w:color w:val="000000"/>
+        </w:rPr>
+        <w:t xml:space="preserve"> </w:t>
+      </w:r>
+      <w:r>
+        <w:rPr>
+          <w:rFonts w:ascii="宋体" w:hAnsi="宋体" w:eastAsia="宋体"/>
+          <w:color w:val="000000"/>
+        </w:rPr>
+        <w:t xml:space="preserve">与</w:t>
+      </w:r>
+      <w:r>
+        <w:rPr>
+          <w:rFonts w:ascii="宋体" w:hAnsi="宋体" w:eastAsia="宋体"/>
+          <w:color w:val="000000"/>
+        </w:rPr>
+        <w:t xml:space="preserve"> </w:t>
+      </w:r>
+      <w:r>
+        <w:rPr>
+          <w:rStyle w:val="VerbatimChar"/>
+          <w:rFonts w:ascii="宋体" w:hAnsi="宋体" w:eastAsia="宋体"/>
+          <w:color w:val="000000"/>
+        </w:rPr>
+        <w:t xml:space="preserve">margin_factor</w:t>
+      </w:r>
+      <w:r>
+        <w:rPr>
+          <w:rFonts w:ascii="宋体" w:hAnsi="宋体" w:eastAsia="宋体"/>
+          <w:color w:val="000000"/>
+        </w:rPr>
+        <w:t xml:space="preserve"> </w:t>
+      </w:r>
+      <w:r>
+        <w:rPr>
+          <w:rFonts w:ascii="宋体" w:hAnsi="宋体" w:eastAsia="宋体"/>
+          <w:color w:val="000000"/>
+        </w:rPr>
+        <w:t xml:space="preserve">使用同一公式，是为了保留论文特征名兼容性，不单独解释成两个不同物理量。</w:t>
+      </w:r>
+    </w:p>
+    <w:bookmarkEnd w:id="41"/>
+    <w:bookmarkStart w:id="42" w:name="如果问如何避免数据泄漏"/>
+    <w:p>
+      <w:pPr>
+        <w:pStyle w:val="Heading3"/>
+      </w:pPr>
+      <w:r>
+        <w:rPr>
+          <w:rFonts w:ascii="宋体" w:hAnsi="宋体" w:eastAsia="宋体"/>
+          <w:color w:val="000000"/>
+        </w:rPr>
+        <w:t xml:space="preserve">如果问</w:t>
+      </w:r>
+      <w:r>
+        <w:rPr>
+          <w:rFonts w:ascii="宋体" w:hAnsi="宋体" w:eastAsia="宋体"/>
+          <w:color w:val="000000"/>
+        </w:rPr>
+        <w:t xml:space="preserve">“</w:t>
+      </w:r>
+      <w:r>
+        <w:rPr>
+          <w:rFonts w:ascii="宋体" w:hAnsi="宋体" w:eastAsia="宋体"/>
+          <w:color w:val="000000"/>
+        </w:rPr>
         <w:t xml:space="preserve">如何避免数据泄漏？</w:t>
       </w:r>
       <w:r>
@@ -2554,8 +2806,8 @@
         <w:t xml:space="preserve">可以回答：RUL 是时间相关目标，不能把相邻时间窗口随机混到训练和测试。复现实验按轴承或论文工况划分，特征序列保持时间顺序。</w:t>
       </w:r>
     </w:p>
-    <w:bookmarkEnd w:id="41"/>
-    <w:bookmarkStart w:id="42" w:name="如果问复现指标为什么和论文完整表格不一样"/>
+    <w:bookmarkEnd w:id="42"/>
+    <w:bookmarkStart w:id="43" w:name="如果问复现指标为什么和论文完整表格不一样"/>
     <w:p>
       <w:pPr>
         <w:pStyle w:val="Heading3"/>
@@ -2603,8 +2855,8 @@
         <w:t xml:space="preserve">可以回答：本地复现是小样本、8 epoch、普通机器可运行的课程验收设置。目标是证明真实训练、指标体系和工程流程可以复跑，不等同于作者完整样本、完整 epoch 和作者源码条件下的结果。</w:t>
       </w:r>
     </w:p>
-    <w:bookmarkEnd w:id="42"/>
-    <w:bookmarkStart w:id="43" w:name="如果问attention-或-xlstm-是否一定优于-baseline"/>
+    <w:bookmarkEnd w:id="43"/>
+    <w:bookmarkStart w:id="44" w:name="X8824d95321fb749220bbf01d758a8f75d9de5ee"/>
     <w:p>
       <w:pPr>
         <w:pStyle w:val="Heading3"/>
@@ -2628,6 +2880,55 @@
           <w:rFonts w:ascii="宋体" w:hAnsi="宋体" w:eastAsia="宋体"/>
           <w:color w:val="000000"/>
         </w:rPr>
+        <w:t xml:space="preserve">为什么 xLSTM-Transformer 的 R2 是负的，PHM Score 很大？</w:t>
+      </w:r>
+      <w:r>
+        <w:rPr>
+          <w:rFonts w:ascii="宋体" w:hAnsi="宋体" w:eastAsia="宋体"/>
+          <w:color w:val="000000"/>
+        </w:rPr>
+        <w:t xml:space="preserve">”</w:t>
+      </w:r>
+    </w:p>
+    <w:p>
+      <w:pPr>
+        <w:pStyle w:val="FirstParagraph"/>
+        <w:spacing w:line="276" w:lineRule="auto" w:after="0"/>
+        <w:ind w:firstLine="420"/>
+      </w:pPr>
+      <w:r>
+        <w:rPr>
+          <w:rFonts w:ascii="宋体" w:hAnsi="宋体" w:eastAsia="宋体"/>
+          <w:color w:val="000000"/>
+        </w:rPr>
+        <w:t xml:space="preserve">可以回答：负 R2 表示短训练设置下模型还弱于均值基线；NormalizedRMSE 大于 1 表示误差超过当前测试目标范围；PHM Score 是指数惩罚，个别大误差会被放大。这些结果说明当前训练规模不足，不是指标公式失效，所以我们在报告中把它作为边界保留。</w:t>
+      </w:r>
+    </w:p>
+    <w:bookmarkEnd w:id="44"/>
+    <w:bookmarkStart w:id="45" w:name="如果问attention-或-xlstm-是否一定优于-baseline"/>
+    <w:p>
+      <w:pPr>
+        <w:pStyle w:val="Heading3"/>
+      </w:pPr>
+      <w:r>
+        <w:rPr>
+          <w:rFonts w:ascii="宋体" w:hAnsi="宋体" w:eastAsia="宋体"/>
+          <w:color w:val="000000"/>
+        </w:rPr>
+        <w:t xml:space="preserve">如果问</w:t>
+      </w:r>
+      <w:r>
+        <w:rPr>
+          <w:rFonts w:ascii="宋体" w:hAnsi="宋体" w:eastAsia="宋体"/>
+          <w:color w:val="000000"/>
+        </w:rPr>
+        <w:t xml:space="preserve">“</w:t>
+      </w:r>
+      <w:r>
+        <w:rPr>
+          <w:rFonts w:ascii="宋体" w:hAnsi="宋体" w:eastAsia="宋体"/>
+          <w:color w:val="000000"/>
+        </w:rPr>
         <w:t xml:space="preserve">attention 或 xLSTM 是否一定优于 baseline？</w:t>
       </w:r>
       <w:r>
@@ -2652,8 +2953,8 @@
         <w:t xml:space="preserve">可以回答：在当前小样本、短 epoch 设置下，不把结果解释为模型一定优于 baseline。更严谨的结论需要扩大样本、增加 epoch，并做多随机种子统计。</w:t>
       </w:r>
     </w:p>
-    <w:bookmarkEnd w:id="43"/>
-    <w:bookmarkStart w:id="44" w:name="如果问软件工程价值在哪里"/>
+    <w:bookmarkEnd w:id="45"/>
+    <w:bookmarkStart w:id="46" w:name="如果问软件工程价值在哪里"/>
     <w:p>
       <w:pPr>
         <w:pStyle w:val="Heading3"/>
@@ -2730,9 +3031,124 @@
         <w:t xml:space="preserve">包内；测试覆盖了关键流程。</w:t>
       </w:r>
     </w:p>
-    <w:bookmarkEnd w:id="44"/>
-    <w:bookmarkEnd w:id="45"/>
     <w:bookmarkEnd w:id="46"/>
+    <w:bookmarkStart w:id="47" w:name="如果问你们最理解项目的地方是什么"/>
+    <w:p>
+      <w:pPr>
+        <w:pStyle w:val="Heading3"/>
+      </w:pPr>
+      <w:r>
+        <w:rPr>
+          <w:rFonts w:ascii="宋体" w:hAnsi="宋体" w:eastAsia="宋体"/>
+          <w:color w:val="000000"/>
+        </w:rPr>
+        <w:t xml:space="preserve">如果问</w:t>
+      </w:r>
+      <w:r>
+        <w:rPr>
+          <w:rFonts w:ascii="宋体" w:hAnsi="宋体" w:eastAsia="宋体"/>
+          <w:color w:val="000000"/>
+        </w:rPr>
+        <w:t xml:space="preserve">“</w:t>
+      </w:r>
+      <w:r>
+        <w:rPr>
+          <w:rFonts w:ascii="宋体" w:hAnsi="宋体" w:eastAsia="宋体"/>
+          <w:color w:val="000000"/>
+        </w:rPr>
+        <w:t xml:space="preserve">你们最理解项目的地方是什么？</w:t>
+      </w:r>
+      <w:r>
+        <w:rPr>
+          <w:rFonts w:ascii="宋体" w:hAnsi="宋体" w:eastAsia="宋体"/>
+          <w:color w:val="000000"/>
+        </w:rPr>
+        <w:t xml:space="preserve">”</w:t>
+      </w:r>
+    </w:p>
+    <w:p>
+      <w:pPr>
+        <w:pStyle w:val="FirstParagraph"/>
+        <w:spacing w:line="276" w:lineRule="auto" w:after="0"/>
+        <w:ind w:firstLine="420"/>
+      </w:pPr>
+      <w:r>
+        <w:rPr>
+          <w:rFonts w:ascii="宋体" w:hAnsi="宋体" w:eastAsia="宋体"/>
+          <w:color w:val="000000"/>
+        </w:rPr>
+        <w:t xml:space="preserve">可以回答：不是某个模型名字，而是数据语义到证据链的关系。我们知道一个快照覆盖时长和相邻快照间隔的区别，知道 RUL 标签为什么要按时间顺序构造，也知道一次训练结束后应检查</w:t>
+      </w:r>
+      <w:r>
+        <w:rPr>
+          <w:rFonts w:ascii="宋体" w:hAnsi="宋体" w:eastAsia="宋体"/>
+          <w:color w:val="000000"/>
+        </w:rPr>
+        <w:t xml:space="preserve"> </w:t>
+      </w:r>
+      <w:r>
+        <w:rPr>
+          <w:rStyle w:val="VerbatimChar"/>
+          <w:rFonts w:ascii="宋体" w:hAnsi="宋体" w:eastAsia="宋体"/>
+          <w:color w:val="000000"/>
+        </w:rPr>
+        <w:t xml:space="preserve">history.csv</w:t>
+      </w:r>
+      <w:r>
+        <w:rPr>
+          <w:rFonts w:ascii="宋体" w:hAnsi="宋体" w:eastAsia="宋体"/>
+          <w:color w:val="000000"/>
+        </w:rPr>
+        <w:t xml:space="preserve">、</w:t>
+      </w:r>
+      <w:r>
+        <w:rPr>
+          <w:rStyle w:val="VerbatimChar"/>
+          <w:rFonts w:ascii="宋体" w:hAnsi="宋体" w:eastAsia="宋体"/>
+          <w:color w:val="000000"/>
+        </w:rPr>
+        <w:t xml:space="preserve">predictions.csv</w:t>
+      </w:r>
+      <w:r>
+        <w:rPr>
+          <w:rFonts w:ascii="宋体" w:hAnsi="宋体" w:eastAsia="宋体"/>
+          <w:color w:val="000000"/>
+        </w:rPr>
+        <w:t xml:space="preserve"> </w:t>
+      </w:r>
+      <w:r>
+        <w:rPr>
+          <w:rFonts w:ascii="宋体" w:hAnsi="宋体" w:eastAsia="宋体"/>
+          <w:color w:val="000000"/>
+        </w:rPr>
+        <w:t xml:space="preserve">和</w:t>
+      </w:r>
+      <w:r>
+        <w:rPr>
+          <w:rFonts w:ascii="宋体" w:hAnsi="宋体" w:eastAsia="宋体"/>
+          <w:color w:val="000000"/>
+        </w:rPr>
+        <w:t xml:space="preserve"> </w:t>
+      </w:r>
+      <w:r>
+        <w:rPr>
+          <w:rStyle w:val="VerbatimChar"/>
+          <w:rFonts w:ascii="宋体" w:hAnsi="宋体" w:eastAsia="宋体"/>
+          <w:color w:val="000000"/>
+        </w:rPr>
+        <w:t xml:space="preserve">comparison_metrics.csv</w:t>
+      </w:r>
+      <w:r>
+        <w:rPr>
+          <w:rFonts w:ascii="宋体" w:hAnsi="宋体" w:eastAsia="宋体"/>
+          <w:color w:val="000000"/>
+        </w:rPr>
+        <w:t xml:space="preserve">，而不是只看一页指标表。</w:t>
+      </w:r>
+    </w:p>
+    <w:bookmarkEnd w:id="47"/>
+    <w:bookmarkEnd w:id="48"/>
+    <w:bookmarkEnd w:id="49"/>
     <w:sectPr>
       <w:pgMar w:top="1440" w:bottom="1440" w:left="1797" w:right="1797"/>
     </w:sectPr>

--- a/docx/final/21_结题答辩演讲稿.docx
+++ b/docx/final/21_结题答辩演讲稿.docx
@@ -1108,7 +1108,7 @@
       </w:r>
     </w:p>
     <w:bookmarkEnd w:id="23"/>
-    <w:bookmarkStart w:id="24" w:name="第-2-页项目目标与交付物"/>
+    <w:bookmarkStart w:id="24" w:name="第-2-页项目目标和交付内容"/>
     <w:p>
       <w:pPr>
         <w:pStyle w:val="Heading2"/>
@@ -1118,7 +1118,7 @@
           <w:rFonts w:ascii="宋体" w:hAnsi="宋体" w:eastAsia="宋体"/>
           <w:color w:val="000000"/>
         </w:rPr>
-        <w:t xml:space="preserve">第 2 页：项目目标与交付物</w:t>
+        <w:t xml:space="preserve">第 2 页：项目目标和交付内容</w:t>
       </w:r>
     </w:p>
     <w:p>
@@ -1248,7 +1248,7 @@
       </w:r>
     </w:p>
     <w:bookmarkEnd w:id="25"/>
-    <w:bookmarkStart w:id="26" w:name="第-4-页数据来源与时间语义"/>
+    <w:bookmarkStart w:id="26" w:name="第-4-页两个数据集的时间组织方式"/>
     <w:p>
       <w:pPr>
         <w:pStyle w:val="Heading2"/>
@@ -1258,7 +1258,7 @@
           <w:rFonts w:ascii="宋体" w:hAnsi="宋体" w:eastAsia="宋体"/>
           <w:color w:val="000000"/>
         </w:rPr>
-        <w:t xml:space="preserve">第 4 页：数据来源与时间语义</w:t>
+        <w:t xml:space="preserve">第 4 页：两个数据集的时间组织方式</w:t>
       </w:r>
     </w:p>
     <w:p>
@@ -1314,7 +1314,7 @@
           <w:rFonts w:ascii="宋体" w:hAnsi="宋体" w:eastAsia="宋体"/>
           <w:color w:val="000000"/>
         </w:rPr>
-        <w:t xml:space="preserve">这里的关键不是把文件读出来就结束，而是要把不同格式的数据统一整理成模型能用的样本和标签。</w:t>
+        <w:t xml:space="preserve">这里需要处理的不只是文件格式，还包括快照顺序、采样间隔、RUL 单位和 PHM2012 的 split 信息。只有这些语义统一之后，后面的特征和模型才能共用同一套流程。</w:t>
       </w:r>
     </w:p>
     <w:bookmarkEnd w:id="26"/>
@@ -1454,7 +1454,7 @@
           <w:rFonts w:ascii="宋体" w:hAnsi="宋体" w:eastAsia="宋体"/>
           <w:color w:val="000000"/>
         </w:rPr>
-        <w:t xml:space="preserve">所以两个数据集的处理重点不同：XJTU-SY 更像完整寿命过程的分钟级采样，PHM2012 更强调竞赛数据的 split 语义和更密的快照组织。系统需要在 loader 层处理这些差异，后面的模型才可以共用同一套训练流程。</w:t>
+        <w:t xml:space="preserve">所以两个数据集的处理重点不同：XJTU-SY 主要关注完整寿命序列和分钟级快照间隔，PHM2012 还要处理 Learning_set、Test_set 和温度文件。系统需要在 loader 层处理这些差异，后面的模型才可以共用同一套训练流程。</w:t>
       </w:r>
     </w:p>
     <w:bookmarkEnd w:id="28"/>
@@ -1510,11 +1510,11 @@
           <w:rFonts w:ascii="宋体" w:hAnsi="宋体" w:eastAsia="宋体"/>
           <w:color w:val="000000"/>
         </w:rPr>
-        <w:t xml:space="preserve">PHM2012 也能看到后期增强，但不同轴承差异更大，短序列中趋势不一定完全单调。这说明我们不能只拿一条曲线代表所有数据。答辩中展示两条曲线是为了说明特征含义，多轴承摘要则用来说明我们确实检查了不同工况和不同轴承。</w:t>
+        <w:t xml:space="preserve">PHM2012 也能看到后期增强，但不同轴承差异更大，短序列中趋势不一定完全单调。答辩中展示两条代表曲线，是为了说明特征含义；多轴承摘要则说明我们检查了不同工况和不同轴承，而不是只依赖单个样本。</w:t>
       </w:r>
     </w:p>
     <w:bookmarkEnd w:id="29"/>
-    <w:bookmarkStart w:id="30" w:name="第-8-页特征工程与-rul-标签构造"/>
+    <w:bookmarkStart w:id="30" w:name="第-8-页19-维特征与-rul-标签"/>
     <w:p>
       <w:pPr>
         <w:pStyle w:val="Heading2"/>
@@ -1524,7 +1524,7 @@
           <w:rFonts w:ascii="宋体" w:hAnsi="宋体" w:eastAsia="宋体"/>
           <w:color w:val="000000"/>
         </w:rPr>
-        <w:t xml:space="preserve">第 8 页：特征工程与 RUL 标签构造</w:t>
+        <w:t xml:space="preserve">第 8 页：19 维特征与 RUL 标签</w:t>
       </w:r>
     </w:p>
     <w:p>
@@ -1790,7 +1790,7 @@
       </w:r>
     </w:p>
     <w:bookmarkEnd w:id="32"/>
-    <w:bookmarkStart w:id="33" w:name="第-11-页难点二信号到序列特征"/>
+    <w:bookmarkStart w:id="33" w:name="第-11-页难点二从振动快照到特征序列"/>
     <w:p>
       <w:pPr>
         <w:pStyle w:val="Heading2"/>
@@ -1800,7 +1800,7 @@
           <w:rFonts w:ascii="宋体" w:hAnsi="宋体" w:eastAsia="宋体"/>
           <w:color w:val="000000"/>
         </w:rPr>
-        <w:t xml:space="preserve">第 11 页：难点二：信号到序列特征</w:t>
+        <w:t xml:space="preserve">第 11 页：难点二：从振动快照到特征序列</w:t>
       </w:r>
     </w:p>
     <w:p>
@@ -1842,7 +1842,7 @@
           <w:rFonts w:ascii="宋体" w:hAnsi="宋体" w:eastAsia="宋体"/>
           <w:color w:val="000000"/>
         </w:rPr>
-        <w:t xml:space="preserve">这样做有两个好处。第一，特征有明确物理含义，答辩时可以解释；第二，模型输入是一段连续变化，可以学习退化趋势，而不是只看某一个瞬间。</w:t>
+        <w:t xml:space="preserve">这样做有两个好处。第一，特征有明确物理含义，答辩时可以解释；第二，特征序列保留了快照之间的先后关系，模型可以利用一段时间内的变化，而不是只看单个快照。</w:t>
       </w:r>
     </w:p>
     <w:bookmarkEnd w:id="33"/>
@@ -1902,7 +1902,7 @@
       </w:r>
     </w:p>
     <w:bookmarkEnd w:id="34"/>
-    <w:bookmarkStart w:id="35" w:name="第-13-页复现实验怎么做"/>
+    <w:bookmarkStart w:id="35" w:name="第-13-页复现实验的执行步骤"/>
     <w:p>
       <w:pPr>
         <w:pStyle w:val="Heading2"/>
@@ -1912,7 +1912,7 @@
           <w:rFonts w:ascii="宋体" w:hAnsi="宋体" w:eastAsia="宋体"/>
           <w:color w:val="000000"/>
         </w:rPr>
-        <w:t xml:space="preserve">第 13 页：复现实验怎么做</w:t>
+        <w:t xml:space="preserve">第 13 页：复现实验的执行步骤</w:t>
       </w:r>
     </w:p>
     <w:p>
@@ -2075,7 +2075,7 @@
       </w:r>
     </w:p>
     <w:bookmarkEnd w:id="35"/>
-    <w:bookmarkStart w:id="36" w:name="第-14-页指标与结果边界"/>
+    <w:bookmarkStart w:id="36" w:name="第-14-页复现指标与结果边界"/>
     <w:p>
       <w:pPr>
         <w:pStyle w:val="Heading2"/>
@@ -2085,7 +2085,7 @@
           <w:rFonts w:ascii="宋体" w:hAnsi="宋体" w:eastAsia="宋体"/>
           <w:color w:val="000000"/>
         </w:rPr>
-        <w:t xml:space="preserve">第 14 页：指标与结果边界</w:t>
+        <w:t xml:space="preserve">第 14 页：复现指标与结果边界</w:t>
       </w:r>
     </w:p>
     <w:p>
@@ -2364,7 +2364,7 @@
           <w:rFonts w:ascii="宋体" w:hAnsi="宋体" w:eastAsia="宋体"/>
           <w:color w:val="000000"/>
         </w:rPr>
-        <w:t xml:space="preserve">所以这个项目不是只有展示页，而是从代码、实验输出到文档都有对应证据。</w:t>
+        <w:t xml:space="preserve">所以这个项目的验收不只看展示页，还可以从代码、实验输出和文档三方面回查证据。</w:t>
       </w:r>
     </w:p>
     <w:bookmarkEnd w:id="37"/>

--- a/docx/final/21_结题答辩演讲稿.docx
+++ b/docx/final/21_结题答辩演讲稿.docx
@@ -1188,11 +1188,11 @@
           <w:rFonts w:ascii="宋体" w:hAnsi="宋体" w:eastAsia="宋体"/>
           <w:color w:val="000000"/>
         </w:rPr>
-        <w:t xml:space="preserve">这页里的内容对应项目交付：两个真实数据集，19 维特征，两篇 RUL 论文复现，31 个自动化测试和 8 个 notebook 示例。</w:t>
+        <w:t xml:space="preserve">这页里的内容对应项目交付：两个真实数据集，19 维特征，两篇 RUL 论文复现，39 个全量自动化测试和 8 个 notebook 示例。</w:t>
       </w:r>
     </w:p>
     <w:bookmarkEnd w:id="24"/>
-    <w:bookmarkStart w:id="25" w:name="第-3-页任务定义为什么做-rul"/>
+    <w:bookmarkStart w:id="25" w:name="第-3-页任务定义预测剩余寿命"/>
     <w:p>
       <w:pPr>
         <w:pStyle w:val="Heading2"/>
@@ -1202,7 +1202,7 @@
           <w:rFonts w:ascii="宋体" w:hAnsi="宋体" w:eastAsia="宋体"/>
           <w:color w:val="000000"/>
         </w:rPr>
-        <w:t xml:space="preserve">第 3 页：任务定义：为什么做 RUL</w:t>
+        <w:t xml:space="preserve">第 3 页：任务定义：预测剩余寿命</w:t>
       </w:r>
     </w:p>
     <w:p>
@@ -1248,7 +1248,7 @@
       </w:r>
     </w:p>
     <w:bookmarkEnd w:id="25"/>
-    <w:bookmarkStart w:id="26" w:name="第-4-页两个数据集的时间组织方式"/>
+    <w:bookmarkStart w:id="26" w:name="第-4-页两个数据集记录的是轴承全寿命退化轨迹"/>
     <w:p>
       <w:pPr>
         <w:pStyle w:val="Heading2"/>
@@ -1258,7 +1258,7 @@
           <w:rFonts w:ascii="宋体" w:hAnsi="宋体" w:eastAsia="宋体"/>
           <w:color w:val="000000"/>
         </w:rPr>
-        <w:t xml:space="preserve">第 4 页：两个数据集的时间组织方式</w:t>
+        <w:t xml:space="preserve">第 4 页：两个数据集记录的是轴承全寿命退化轨迹</w:t>
       </w:r>
     </w:p>
     <w:p>
@@ -1272,7 +1272,7 @@
           <w:rFonts w:ascii="宋体" w:hAnsi="宋体" w:eastAsia="宋体"/>
           <w:color w:val="000000"/>
         </w:rPr>
-        <w:t xml:space="preserve">数据上我们主要使用两个真实退化数据集：XJTU-SY 和 PHM2012/FEMTO。它们都能反映轴承从早期运行到后期退化的过程，但时间组织方式不一样。</w:t>
+        <w:t xml:space="preserve">数据上我们主要使用两个真实退化数据集：XJTU-SY 和 PHM2012/FEMTO。它们都能反映轴承从早期运行到后期退化的过程，但采样节奏和标签来源不一样。</w:t>
       </w:r>
     </w:p>
     <w:p>
@@ -1314,11 +1314,11 @@
           <w:rFonts w:ascii="宋体" w:hAnsi="宋体" w:eastAsia="宋体"/>
           <w:color w:val="000000"/>
         </w:rPr>
-        <w:t xml:space="preserve">这里需要处理的不只是文件格式，还包括快照顺序、采样间隔、RUL 单位和 PHM2012 的 split 信息。只有这些语义统一之后，后面的特征和模型才能共用同一套流程。</w:t>
+        <w:t xml:space="preserve">这里的关键是：每个振动快照不是孤立样本，而是同一轴承在某一时刻的采样记录。系统必须保留采集先后、采样间隔、RUL 单位和 PHM2012 的 split 信息。只有这些信息统一之后，后面的特征和模型才能共用同一套流程。</w:t>
       </w:r>
     </w:p>
     <w:bookmarkEnd w:id="26"/>
-    <w:bookmarkStart w:id="27" w:name="第-5-页xjtu-sy-数据特点与曲线分析"/>
+    <w:bookmarkStart w:id="27" w:name="第-5-页xjtu-sy-特征观察"/>
     <w:p>
       <w:pPr>
         <w:pStyle w:val="Heading2"/>
@@ -1328,7 +1328,7 @@
           <w:rFonts w:ascii="宋体" w:hAnsi="宋体" w:eastAsia="宋体"/>
           <w:color w:val="000000"/>
         </w:rPr>
-        <w:t xml:space="preserve">第 5 页：XJTU-SY 数据特点与曲线分析</w:t>
+        <w:t xml:space="preserve">第 5 页：XJTU-SY 特征观察</w:t>
       </w:r>
     </w:p>
     <w:p>
@@ -1370,7 +1370,7 @@
           <w:rFonts w:ascii="宋体" w:hAnsi="宋体" w:eastAsia="宋体"/>
           <w:color w:val="000000"/>
         </w:rPr>
-        <w:t xml:space="preserve">从图上可以看到，早期曲线比较平稳，后期 RMS 和峰值明显抬升。按提交的多轴承摘要统计，Bearing1_1 的抽样首末 RMS 从大约 0.617 上升到 4.080，说明振动强度在寿命后期明显增强。图里的 Health indicator 是把 RMS、峭度、峰值因子和谱能量标准化后合成的，用来辅助观察整体退化趋势。</w:t>
+        <w:t xml:space="preserve">从图上可以看到，早期曲线比较平稳，寿命后段 RMS 和峰值明显抬升。按提交的多轴承摘要统计，Bearing1_1 的抽样首末 RMS 从大约 0.617 上升到 4.080，说明振动强度在寿命后期明显增强。图里的 Health indicator 是把 RMS、峭度、峰值因子和谱能量标准化后合成的，用来辅助观察整体变化。</w:t>
       </w:r>
     </w:p>
     <w:p>
@@ -1384,11 +1384,11 @@
           <w:rFonts w:ascii="宋体" w:hAnsi="宋体" w:eastAsia="宋体"/>
           <w:color w:val="000000"/>
         </w:rPr>
-        <w:t xml:space="preserve">这个现象对建模有一个直接影响：训练和测试划分必须尊重时间顺序。如果把相邻退化片段随机打散，就会破坏真实退化过程，也容易造成不严谨的评估。</w:t>
+        <w:t xml:space="preserve">这个现象对建模有一个直接影响：训练和测试划分必须尊重快照先后。如果把相邻时间窗口随机打散，测试结果就可能偏乐观。</w:t>
       </w:r>
     </w:p>
     <w:bookmarkEnd w:id="27"/>
-    <w:bookmarkStart w:id="28" w:name="第-6-页phm2012-数据特点与差异"/>
+    <w:bookmarkStart w:id="28" w:name="第-6-页phm2012-特征观察"/>
     <w:p>
       <w:pPr>
         <w:pStyle w:val="Heading2"/>
@@ -1398,7 +1398,7 @@
           <w:rFonts w:ascii="宋体" w:hAnsi="宋体" w:eastAsia="宋体"/>
           <w:color w:val="000000"/>
         </w:rPr>
-        <w:t xml:space="preserve">第 6 页：PHM2012 数据特点与差异</w:t>
+        <w:t xml:space="preserve">第 6 页：PHM2012 特征观察</w:t>
       </w:r>
     </w:p>
     <w:p>
@@ -1454,11 +1454,11 @@
           <w:rFonts w:ascii="宋体" w:hAnsi="宋体" w:eastAsia="宋体"/>
           <w:color w:val="000000"/>
         </w:rPr>
-        <w:t xml:space="preserve">所以两个数据集的处理重点不同：XJTU-SY 主要关注完整寿命序列和分钟级快照间隔，PHM2012 还要处理 Learning_set、Test_set 和温度文件。系统需要在 loader 层处理这些差异，后面的模型才可以共用同一套训练流程。</w:t>
+        <w:t xml:space="preserve">所以两个数据集的处理重点不同：XJTU-SY 主要关注完整寿命记录和分钟级快照间隔，PHM2012 还要处理 Learning_set、Test_set 和温度文件。系统先在 loader 里整理采样时间、振动通道和 RUL 标签单位，后面的模型才可以共用同一套训练流程。</w:t>
       </w:r>
     </w:p>
     <w:bookmarkEnd w:id="28"/>
-    <w:bookmarkStart w:id="29" w:name="第-7-页多轴承特征摘要"/>
+    <w:bookmarkStart w:id="29" w:name="第-7-页多轴承统计用于验证特征趋势"/>
     <w:p>
       <w:pPr>
         <w:pStyle w:val="Heading2"/>
@@ -1468,7 +1468,7 @@
           <w:rFonts w:ascii="宋体" w:hAnsi="宋体" w:eastAsia="宋体"/>
           <w:color w:val="000000"/>
         </w:rPr>
-        <w:t xml:space="preserve">第 7 页：多轴承特征摘要</w:t>
+        <w:t xml:space="preserve">第 7 页：多轴承统计用于验证特征趋势</w:t>
       </w:r>
     </w:p>
     <w:p>
@@ -1496,7 +1496,7 @@
           <w:rFonts w:ascii="宋体" w:hAnsi="宋体" w:eastAsia="宋体"/>
           <w:color w:val="000000"/>
         </w:rPr>
-        <w:t xml:space="preserve">我们从 XJTU-SY 和 PHM2012 中各选取多个代表轴承，每个轴承抽样 80 个快照，比较早期和后期 RMS。XJTU-SY 的几个代表轴承后期 RMS 均明显高于早期，放大倍数大约在 4.47 到 6.61 之间。</w:t>
+        <w:t xml:space="preserve">我们从 XJTU-SY 和 PHM2012 中各选取多个代表轴承，每个轴承抽样 80 个快照，比较早期和后期 RMS。XJTU-SY 的几个代表轴承后期 RMS 均明显高于早期，放大倍数大约在 2.72 到 5.60 之间。</w:t>
       </w:r>
     </w:p>
     <w:p>
@@ -1514,7 +1514,7 @@
       </w:r>
     </w:p>
     <w:bookmarkEnd w:id="29"/>
-    <w:bookmarkStart w:id="30" w:name="第-8-页19-维特征与-rul-标签"/>
+    <w:bookmarkStart w:id="30" w:name="第-8-页19-维特征覆盖强度冲击和频谱"/>
     <w:p>
       <w:pPr>
         <w:pStyle w:val="Heading2"/>
@@ -1524,7 +1524,7 @@
           <w:rFonts w:ascii="宋体" w:hAnsi="宋体" w:eastAsia="宋体"/>
           <w:color w:val="000000"/>
         </w:rPr>
-        <w:t xml:space="preserve">第 8 页：19 维特征与 RUL 标签</w:t>
+        <w:t xml:space="preserve">第 8 页：19 维特征覆盖强度、冲击和频谱</w:t>
       </w:r>
     </w:p>
     <w:p>
@@ -1609,11 +1609,11 @@
           <w:rFonts w:ascii="宋体" w:hAnsi="宋体" w:eastAsia="宋体"/>
           <w:color w:val="000000"/>
         </w:rPr>
-        <w:t xml:space="preserve">生成特征之后，我们再按时间顺序把多个快照组成 feature sequence。RUL 标签按当前时间到寿命结束的剩余时间计算；如果只按文件序号生成，就在输出里标注为快照级 RUL。XJTU-SY 可以按约 1 分钟快照间隔换算，PHM2012 则要结合约 10 秒文件间隔和官方 Test_set 终止 RUL 条目。</w:t>
+        <w:t xml:space="preserve">生成特征之后，我们再按快照先后把多个快照组成 feature sequence。RUL 标签按当前时间到寿命结束的剩余时间计算；如果只按文件序号生成，就在输出里标注为快照级 RUL。XJTU-SY 可以按约 1 分钟快照间隔换算，PHM2012 则要结合约 10 秒文件间隔和官方 Test_set 终止 RUL 条目。</w:t>
       </w:r>
     </w:p>
     <w:bookmarkEnd w:id="30"/>
-    <w:bookmarkStart w:id="31" w:name="第-9-页系统总体架构"/>
+    <w:bookmarkStart w:id="31" w:name="第-9-页系统按数据特征模型和评价分层"/>
     <w:p>
       <w:pPr>
         <w:pStyle w:val="Heading2"/>
@@ -1623,7 +1623,7 @@
           <w:rFonts w:ascii="宋体" w:hAnsi="宋体" w:eastAsia="宋体"/>
           <w:color w:val="000000"/>
         </w:rPr>
-        <w:t xml:space="preserve">第 9 页：系统总体架构</w:t>
+        <w:t xml:space="preserve">第 9 页：系统按数据、特征、模型和评价分层</w:t>
       </w:r>
     </w:p>
     <w:p>
@@ -1637,7 +1637,35 @@
           <w:rFonts w:ascii="宋体" w:hAnsi="宋体" w:eastAsia="宋体"/>
           <w:color w:val="000000"/>
         </w:rPr>
-        <w:t xml:space="preserve">系统结构上，我们按 RUL 预测的数据流组织模块。</w:t>
+        <w:t xml:space="preserve">系统结构上，我们按</w:t>
+      </w:r>
+      <w:r>
+        <w:rPr>
+          <w:rFonts w:ascii="宋体" w:hAnsi="宋体" w:eastAsia="宋体"/>
+          <w:color w:val="000000"/>
+        </w:rPr>
+        <w:t xml:space="preserve">“</w:t>
+      </w:r>
+      <w:r>
+        <w:rPr>
+          <w:rFonts w:ascii="宋体" w:hAnsi="宋体" w:eastAsia="宋体"/>
+          <w:color w:val="000000"/>
+        </w:rPr>
+        <w:t xml:space="preserve">数据怎么进入系统、怎么变成特征、怎么训练、怎么输出证据</w:t>
+      </w:r>
+      <w:r>
+        <w:rPr>
+          <w:rFonts w:ascii="宋体" w:hAnsi="宋体" w:eastAsia="宋体"/>
+          <w:color w:val="000000"/>
+        </w:rPr>
+        <w:t xml:space="preserve">”</w:t>
+      </w:r>
+      <w:r>
+        <w:rPr>
+          <w:rFonts w:ascii="宋体" w:hAnsi="宋体" w:eastAsia="宋体"/>
+          <w:color w:val="000000"/>
+        </w:rPr>
+        <w:t xml:space="preserve">来组织模块。这不是为了把图画复杂，而是为了让每一步的责任清楚。</w:t>
       </w:r>
     </w:p>
     <w:p>
@@ -1651,7 +1679,7 @@
           <w:rFonts w:ascii="宋体" w:hAnsi="宋体" w:eastAsia="宋体"/>
           <w:color w:val="000000"/>
         </w:rPr>
-        <w:t xml:space="preserve">第一层是数据接入，负责读取 XJTU-SY 和 PHM2012，并整理工况、采样率、通道和时间顺序。第二层是特征与标签，负责提取 19 维时频域特征，并按数据集时间间隔构造 RUL 标签。第三层是模型训练，包括 baseline、CNN-LSTM-AM 和 xLSTM-Transformer。第四层是评价与展示，负责输出误差指标、RUL 曲线、预测文件和复现实验对比表。</w:t>
+        <w:t xml:space="preserve">第一层是数据接入，负责读取 XJTU-SY 和 PHM2012，并整理工况、采样率、通道和快照先后。第二层是特征与标签，负责提取 19 维时频域特征，并按数据集时间间隔构造 RUL 标签。第三层是模型训练，包括 baseline、CNN-LSTM-AM 和 xLSTM-Transformer。第四层是评价与展示，负责输出误差指标、RUL 曲线、预测文件和复现实验对比表。</w:t>
       </w:r>
     </w:p>
     <w:p>
@@ -1698,7 +1726,7 @@
       </w:r>
     </w:p>
     <w:bookmarkEnd w:id="31"/>
-    <w:bookmarkStart w:id="32" w:name="第-10-页难点一异构数据集统一"/>
+    <w:bookmarkStart w:id="32" w:name="第-10-页难点一先把两个数据集整理成统一样本表"/>
     <w:p>
       <w:pPr>
         <w:pStyle w:val="Heading2"/>
@@ -1708,7 +1736,7 @@
           <w:rFonts w:ascii="宋体" w:hAnsi="宋体" w:eastAsia="宋体"/>
           <w:color w:val="000000"/>
         </w:rPr>
-        <w:t xml:space="preserve">第 10 页：难点一：异构数据集统一</w:t>
+        <w:t xml:space="preserve">第 10 页：难点一：先把两个数据集整理成统一样本表</w:t>
       </w:r>
     </w:p>
     <w:p>
@@ -1722,7 +1750,7 @@
           <w:rFonts w:ascii="宋体" w:hAnsi="宋体" w:eastAsia="宋体"/>
           <w:color w:val="000000"/>
         </w:rPr>
-        <w:t xml:space="preserve">第一个实现难点是两个数据集的格式并不一致。</w:t>
+        <w:t xml:space="preserve">第一个实现难点是两个数据集的格式和时间含义并不一致。</w:t>
       </w:r>
     </w:p>
     <w:p>
@@ -1750,7 +1778,7 @@
           <w:rFonts w:ascii="宋体" w:hAnsi="宋体" w:eastAsia="宋体"/>
           <w:color w:val="000000"/>
         </w:rPr>
-        <w:t xml:space="preserve">我们的处理方式是把差异收在 loader 层。loader 负责把原始文件整理成统一实体，后续模块只看样本表、时间戳、通道数据和 RUL 单位。</w:t>
+        <w:t xml:space="preserve">我们的处理方式是先在 loader 中统一时间、通道和标签语义。loader 负责把原始文件整理成统一实体，后续模块只看样本表、时间戳、通道数据和 RUL 单位。</w:t>
       </w:r>
     </w:p>
     <w:p>
@@ -1790,7 +1818,7 @@
       </w:r>
     </w:p>
     <w:bookmarkEnd w:id="32"/>
-    <w:bookmarkStart w:id="33" w:name="第-11-页难点二从振动快照到特征序列"/>
+    <w:bookmarkStart w:id="33" w:name="第-11-页难点二模型输入是一段连续特征序列"/>
     <w:p>
       <w:pPr>
         <w:pStyle w:val="Heading2"/>
@@ -1800,7 +1828,7 @@
           <w:rFonts w:ascii="宋体" w:hAnsi="宋体" w:eastAsia="宋体"/>
           <w:color w:val="000000"/>
         </w:rPr>
-        <w:t xml:space="preserve">第 11 页：难点二：从振动快照到特征序列</w:t>
+        <w:t xml:space="preserve">第 11 页：难点二：模型输入是一段连续特征序列</w:t>
       </w:r>
     </w:p>
     <w:p>
@@ -1814,7 +1842,7 @@
           <w:rFonts w:ascii="宋体" w:hAnsi="宋体" w:eastAsia="宋体"/>
           <w:color w:val="000000"/>
         </w:rPr>
-        <w:t xml:space="preserve">第二个难点是如何把长振动信号变成模型能稳定学习的输入。</w:t>
+        <w:t xml:space="preserve">第二个难点是如何把长振动信号变成模型能稳定学习的输入，而且不丢掉快照之间的先后关系。</w:t>
       </w:r>
     </w:p>
     <w:p>
@@ -1846,7 +1874,7 @@
       </w:r>
     </w:p>
     <w:bookmarkEnd w:id="33"/>
-    <w:bookmarkStart w:id="34" w:name="第-12-页为什么选这两篇论文"/>
+    <w:bookmarkStart w:id="34" w:name="第-12-页论文选择看数据模型和指标是否能对齐"/>
     <w:p>
       <w:pPr>
         <w:pStyle w:val="Heading2"/>
@@ -1856,7 +1884,7 @@
           <w:rFonts w:ascii="宋体" w:hAnsi="宋体" w:eastAsia="宋体"/>
           <w:color w:val="000000"/>
         </w:rPr>
-        <w:t xml:space="preserve">第 12 页：为什么选这两篇论文</w:t>
+        <w:t xml:space="preserve">第 12 页：论文选择看数据、模型和指标是否能对齐</w:t>
       </w:r>
     </w:p>
     <w:p>
@@ -1902,7 +1930,7 @@
       </w:r>
     </w:p>
     <w:bookmarkEnd w:id="34"/>
-    <w:bookmarkStart w:id="35" w:name="第-13-页复现实验的执行步骤"/>
+    <w:bookmarkStart w:id="35" w:name="第-13-页复现实验对齐输入划分模型和指标"/>
     <w:p>
       <w:pPr>
         <w:pStyle w:val="Heading2"/>
@@ -1912,7 +1940,7 @@
           <w:rFonts w:ascii="宋体" w:hAnsi="宋体" w:eastAsia="宋体"/>
           <w:color w:val="000000"/>
         </w:rPr>
-        <w:t xml:space="preserve">第 13 页：复现实验的执行步骤</w:t>
+        <w:t xml:space="preserve">第 13 页：复现实验对齐输入、划分、模型和指标</w:t>
       </w:r>
     </w:p>
     <w:p>
@@ -1969,7 +1997,7 @@
           <w:rFonts w:ascii="宋体" w:hAnsi="宋体" w:eastAsia="宋体"/>
           <w:color w:val="000000"/>
         </w:rPr>
-        <w:t xml:space="preserve">读取真实 XJTU-SY 和 PHM2012 数据。第二步，每个快照提取 19 维特征，再按时间顺序组成特征序列。第三步，训练主模型：CNN-LSTM-AM 和 XLSTM-Transformer。第四步，训练对应 baseline：CNN-LSTM、Feature-Transformer 和 LSTM-Transformer。第五步，输出 RMSE、NormalizedRMSE、R2、Huang Score 和 PHM Score。最后，保存</w:t>
+        <w:t xml:space="preserve">读取真实 XJTU-SY 和 PHM2012 数据。第二步，每个快照提取 19 维特征，再按快照先后组成特征序列。第三步，训练主模型：CNN-LSTM-AM 和 XLSTM-Transformer。第四步，训练对应 baseline：CNN-LSTM、Feature-Transformer 和 LSTM-Transformer。第五步，输出 RMSE、NormalizedRMSE、R2、Huang Score 和 PHM Score。最后，保存</w:t>
       </w:r>
       <w:r>
         <w:rPr>
@@ -2071,11 +2099,11 @@
           <w:rFonts w:ascii="宋体" w:hAnsi="宋体" w:eastAsia="宋体"/>
           <w:color w:val="000000"/>
         </w:rPr>
-        <w:t xml:space="preserve">这里需要说明边界：我们的复现是课程范围内的小样本真实训练验收，训练 8 epoch，目标是证明数据链路、模型结构和指标输出可以跑通，不声明作者源码级或完整 epoch 数值对齐。</w:t>
+        <w:t xml:space="preserve">这里需要说明边界：我们的正式复现已经使用真实数据训练 50 epoch，并输出论文指标 gap；但受本机算力限制，每轴承采用 96 个按时间均匀抽样快照，不声明作者源码级或全量训练数值完全一致。</w:t>
       </w:r>
     </w:p>
     <w:bookmarkEnd w:id="35"/>
-    <w:bookmarkStart w:id="36" w:name="第-14-页复现指标与结果边界"/>
+    <w:bookmarkStart w:id="36" w:name="第-14-页先说明指标口径再看结果差距"/>
     <w:p>
       <w:pPr>
         <w:pStyle w:val="Heading2"/>
@@ -2085,7 +2113,7 @@
           <w:rFonts w:ascii="宋体" w:hAnsi="宋体" w:eastAsia="宋体"/>
           <w:color w:val="000000"/>
         </w:rPr>
-        <w:t xml:space="preserve">第 14 页：复现指标与结果边界</w:t>
+        <w:t xml:space="preserve">第 14 页：先说明指标口径，再看结果差距</w:t>
       </w:r>
     </w:p>
     <w:p>
@@ -2127,7 +2155,7 @@
           <w:rFonts w:ascii="宋体" w:hAnsi="宋体" w:eastAsia="宋体"/>
           <w:color w:val="000000"/>
         </w:rPr>
-        <w:t xml:space="preserve">表格里列的是两个复现实验中的代表性结果。CNN-LSTM-AM 在 XJTU-SY 的 RMSE 为 406.30，PHM2012 为 651.04；xLSTM-Transformer 的代表结果中，XJTU-SY Condition 1 的 RMSE 为 2280.63，PHM2012 Condition 3 的 RMSE 为 1594.74。</w:t>
+        <w:t xml:space="preserve">表格里列的是两个复现实验中的代表性结果，统一按 Normalized RMSE 展示。CNN-LSTM-AM 在 XJTU-SY 为 0.146543，PHM2012 为 0.222228；在加入快照时间位置特征后的 xLSTM-Transformer 实验中，XJTU-SY Condition 1 为 0.064558、R2 为 0.950555，PHM2012 Condition 3 为 0.107630、R2 为 0.863951。</w:t>
       </w:r>
     </w:p>
     <w:p>
@@ -2141,11 +2169,11 @@
           <w:rFonts w:ascii="宋体" w:hAnsi="宋体" w:eastAsia="宋体"/>
           <w:color w:val="000000"/>
         </w:rPr>
-        <w:t xml:space="preserve">这些结果主要用于说明训练、评价和输出文件可以稳定复跑，并且不同指标口径没有混用。实验规模上，CNN-LSTM-AM 每个数据集抽样 48 个快照，xLSTM-Transformer 每个轴承抽样 16 个快照，均训练 8 epoch。PHM2012 上负 R2 说明短训练设置下拟合不足，所以我们把它作为边界写进文档，而不是把结果包装成最终性能结论。</w:t>
+        <w:t xml:space="preserve">这些结果主要用于说明训练、评价和输出文件可以回查，并且不同指标口径没有混用。实验规模上，两篇复现均采用每轴承 96 个按时间均匀抽样快照、relative RUL 目标和 50 epoch 训练。Huang 复现中，XJTU-SY 的 CNN-LSTM-AM normalized RMSE 为 0.146543，接近论文 0.162；PHM2012 为 0.222228，仍高于论文 0.152。Jiang 复现中，XJTU-SY condition 1、XJTU-SY condition 3 和 PHM2012 condition 3 的 RMSE/R2 已接近论文量级，但 PHM2012 condition 2 的 normalized RMSE 为 0.3742、R2 为 -0.6439，Score 尺度也仍有明显差距，所以这部分是后续继续调参和扩大训练规模的边界。</w:t>
       </w:r>
     </w:p>
     <w:bookmarkEnd w:id="36"/>
-    <w:bookmarkStart w:id="37" w:name="第-15-页测试方案与验收证据"/>
+    <w:bookmarkStart w:id="37" w:name="第-15-页验收依据是测试输出和文档"/>
     <w:p>
       <w:pPr>
         <w:pStyle w:val="Heading2"/>
@@ -2155,7 +2183,7 @@
           <w:rFonts w:ascii="宋体" w:hAnsi="宋体" w:eastAsia="宋体"/>
           <w:color w:val="000000"/>
         </w:rPr>
-        <w:t xml:space="preserve">第 15 页：测试方案与验收证据</w:t>
+        <w:t xml:space="preserve">第 15 页：验收依据是测试、输出和文档</w:t>
       </w:r>
     </w:p>
     <w:p>
@@ -2212,7 +2240,7 @@
           <w:rFonts w:ascii="宋体" w:hAnsi="宋体" w:eastAsia="宋体"/>
           <w:color w:val="000000"/>
         </w:rPr>
-        <w:t xml:space="preserve">通过，当前是 31 个测试，覆盖 loader、特征提取、标签生成、模型 forward、评价指标、论文 workflow 和 notebook smoke。</w:t>
+        <w:t xml:space="preserve">通过，当前是 39 个测试，覆盖 loader、特征提取、标签生成、模型 forward、评价指标、论文 workflow 和 notebook smoke。</w:t>
       </w:r>
     </w:p>
     <w:p>
@@ -2226,7 +2254,7 @@
           <w:rFonts w:ascii="宋体" w:hAnsi="宋体" w:eastAsia="宋体"/>
           <w:color w:val="000000"/>
         </w:rPr>
-        <w:t xml:space="preserve">第二，examples 下的 8 个 notebook 都纳入执行验收，不只是检查文件是否存在。</w:t>
+        <w:t xml:space="preserve">第二，examples 下的 8 个 notebook 由 notebook 测试用例逐个执行，不只是检查文件是否存在。</w:t>
       </w:r>
     </w:p>
     <w:p>
@@ -2368,7 +2396,7 @@
       </w:r>
     </w:p>
     <w:bookmarkEnd w:id="37"/>
-    <w:bookmarkStart w:id="38" w:name="第-16-页成员分工不足与总结"/>
+    <w:bookmarkStart w:id="38" w:name="第-16-页完成内容限制和下一步"/>
     <w:p>
       <w:pPr>
         <w:pStyle w:val="Heading2"/>
@@ -2378,7 +2406,7 @@
           <w:rFonts w:ascii="宋体" w:hAnsi="宋体" w:eastAsia="宋体"/>
           <w:color w:val="000000"/>
         </w:rPr>
-        <w:t xml:space="preserve">第 16 页：成员分工、不足与总结</w:t>
+        <w:t xml:space="preserve">第 16 页：完成内容、限制和下一步</w:t>
       </w:r>
     </w:p>
     <w:p>
@@ -2420,7 +2448,7 @@
           <w:rFonts w:ascii="宋体" w:hAnsi="宋体" w:eastAsia="宋体"/>
           <w:color w:val="000000"/>
         </w:rPr>
-        <w:t xml:space="preserve">不足方面，当前复现实验还是小样本、8 epoch 的课程验收设置，没有做多随机种子统计，也没有充分展开跨工况长时间训练。PHM2012 里的温度信息目前保留在接口中，后续可以进一步融合。</w:t>
+        <w:t xml:space="preserve">不足方面，当前 notebook 保留轻量 smoke 验证，正式复现实验采用 50 epoch 训练，但仍然是每轴承 96 快照抽样，没有做多随机种子统计，也没有充分展开跨工况调参。PHM2012 里的温度信息目前保留在接口中，后续可以进一步融合。</w:t>
       </w:r>
     </w:p>
     <w:p>
@@ -2507,7 +2535,7 @@
           <w:rFonts w:ascii="宋体" w:hAnsi="宋体" w:eastAsia="宋体"/>
           <w:color w:val="000000"/>
         </w:rPr>
-        <w:t xml:space="preserve">边界上，我们不把小样本 8 epoch 的结果解释成论文级最终性能，也不声明作者源码级复刻。后续如果继续做，重点是扩大真实训练规模、补充多随机种子、加入温度特征，并做更充分的跨工况验证。我的汇报到这里，谢谢老师和同学，欢迎提问。</w:t>
+        <w:t xml:space="preserve">边界上，我们不把每轴承 96 快照的本地结果解释成作者源码级最终性能，也不声明完整全量复刻。后续如果继续做，重点是扩大真实训练规模、补充多随机种子、加入温度特征，并做更充分的跨工况验证。我的汇报到这里，谢谢老师和同学，欢迎提问。</w:t>
       </w:r>
     </w:p>
     <w:bookmarkEnd w:id="38"/>
@@ -2569,7 +2597,7 @@
           <w:rFonts w:ascii="宋体" w:hAnsi="宋体" w:eastAsia="宋体"/>
           <w:color w:val="000000"/>
         </w:rPr>
-        <w:t xml:space="preserve">可以回答：原始信号快照较长，XJTU-SY 每个快照有 32768 个点，PHM2012 每个快照有 2560 个点。课程项目需要稳定复现和可解释分析，所以先提取 19 维时频域特征，再按时间顺序组织成序列。</w:t>
+        <w:t xml:space="preserve">可以回答：原始信号快照较长，XJTU-SY 每个快照有 32768 个点，PHM2012 每个快照有 2560 个点。课程项目需要稳定复现和可解释分析，所以先提取 19 维时频域特征，再按快照先后组织成序列。</w:t>
       </w:r>
     </w:p>
     <w:bookmarkEnd w:id="39"/>
@@ -2803,7 +2831,7 @@
           <w:rFonts w:ascii="宋体" w:hAnsi="宋体" w:eastAsia="宋体"/>
           <w:color w:val="000000"/>
         </w:rPr>
-        <w:t xml:space="preserve">可以回答：RUL 是时间相关目标，不能把相邻时间窗口随机混到训练和测试。复现实验按轴承或论文工况划分，特征序列保持时间顺序。</w:t>
+        <w:t xml:space="preserve">可以回答：RUL 是时间相关目标，不能把相邻时间窗口随机混到训练和测试。复现实验按轴承或论文工况划分，特征序列保持快照先后。</w:t>
       </w:r>
     </w:p>
     <w:bookmarkEnd w:id="42"/>
@@ -2852,7 +2880,7 @@
           <w:rFonts w:ascii="宋体" w:hAnsi="宋体" w:eastAsia="宋体"/>
           <w:color w:val="000000"/>
         </w:rPr>
-        <w:t xml:space="preserve">可以回答：本地复现是小样本、8 epoch、普通机器可运行的课程验收设置。目标是证明真实训练、指标体系和工程流程可以复跑，不等同于作者完整样本、完整 epoch 和作者源码条件下的结果。</w:t>
+        <w:t xml:space="preserve">可以回答：本地正式复现已经按 50 epoch 训练，并输出论文 gap 表；差异主要来自每轴承 96 快照抽样、作者源码不可得、部分特征和 score 口径不同，以及未做多随机种子调参。</w:t>
       </w:r>
     </w:p>
     <w:bookmarkEnd w:id="43"/>
@@ -2901,7 +2929,7 @@
           <w:rFonts w:ascii="宋体" w:hAnsi="宋体" w:eastAsia="宋体"/>
           <w:color w:val="000000"/>
         </w:rPr>
-        <w:t xml:space="preserve">可以回答：负 R2 表示短训练设置下模型还弱于均值基线；NormalizedRMSE 大于 1 表示误差超过当前测试目标范围；PHM Score 是指数惩罚，个别大误差会被放大。这些结果说明当前训练规模不足，不是指标公式失效，所以我们在报告中把它作为边界保留。</w:t>
+        <w:t xml:space="preserve">可以回答：负 R2 表示 96 快照抽样和单次训练设置下模型还弱于均值基线；PHM Score 是指数惩罚，个别相对误差会被放大。这些结果说明当前训练规模和调参仍不足，不是指标公式失效，所以我们在报告中把它作为边界保留。</w:t>
       </w:r>
     </w:p>
     <w:bookmarkEnd w:id="44"/>
@@ -2950,7 +2978,7 @@
           <w:rFonts w:ascii="宋体" w:hAnsi="宋体" w:eastAsia="宋体"/>
           <w:color w:val="000000"/>
         </w:rPr>
-        <w:t xml:space="preserve">可以回答：在当前小样本、短 epoch 设置下，不把结果解释为模型一定优于 baseline。更严谨的结论需要扩大样本、增加 epoch，并做多随机种子统计。</w:t>
+        <w:t xml:space="preserve">可以回答：在当前 50 epoch、96 快照抽样设置下，部分工况主模型优于 baseline，部分工况仍不稳定。更严谨的结论需要全量样本和多随机种子统计。</w:t>
       </w:r>
     </w:p>
     <w:bookmarkEnd w:id="45"/>
@@ -3077,7 +3105,7 @@
           <w:rFonts w:ascii="宋体" w:hAnsi="宋体" w:eastAsia="宋体"/>
           <w:color w:val="000000"/>
         </w:rPr>
-        <w:t xml:space="preserve">可以回答：不是某个模型名字，而是数据语义到证据链的关系。我们知道一个快照覆盖时长和相邻快照间隔的区别，知道 RUL 标签为什么要按时间顺序构造，也知道一次训练结束后应检查</w:t>
+        <w:t xml:space="preserve">可以回答：不是某个模型名字，而是数据从采集记录到训练证据的关系。我们知道一个快照覆盖时长和相邻快照间隔的区别，知道 RUL 标签为什么要按运行时间构造，也知道一次训练结束后应检查</w:t>
       </w:r>
       <w:r>
         <w:rPr>

--- a/docx/final/21_结题答辩演讲稿.docx
+++ b/docx/final/21_结题答辩演讲稿.docx
@@ -28,7 +28,7 @@
         </w:p>
       </w:sdtContent>
     </w:sdt>
-    <w:bookmarkStart w:id="49" w:name="工业轴承设备剩余寿命预测系统的实现结题答辩演讲稿"/>
+    <w:bookmarkStart w:id="52" w:name="工业轴承设备剩余寿命预测系统的实现结题答辩演讲稿"/>
     <w:p>
       <w:pPr>
         <w:pStyle w:val="Heading1"/>
@@ -471,7 +471,7 @@
                 <w:color w:val="000000"/>
                 <w:sz w:val="21"/>
               </w:rPr>
-              <w:t xml:space="preserve">V4.0</w:t>
+              <w:t xml:space="preserve">V5.0</w:t>
             </w:r>
           </w:p>
         </w:tc>
@@ -507,7 +507,7 @@
                 <w:color w:val="000000"/>
                 <w:sz w:val="21"/>
               </w:rPr>
-              <w:t xml:space="preserve">2026-06-14</w:t>
+              <w:t xml:space="preserve">2026-06-17</w:t>
             </w:r>
           </w:p>
         </w:tc>
@@ -980,6 +980,76 @@
           </w:p>
         </w:tc>
       </w:tr>
+      <w:tr>
+        <w:tc>
+          <w:p>
+            <w:pPr>
+              <w:pStyle w:val="Compact"/>
+              <w:ind w:firstLine="0"/>
+              <w:jc w:val="left"/>
+            </w:pPr>
+            <w:r>
+              <w:rPr>
+                <w:rFonts w:ascii="宋体" w:hAnsi="宋体" w:eastAsia="宋体"/>
+                <w:color w:val="000000"/>
+                <w:sz w:val="21"/>
+              </w:rPr>
+              <w:t xml:space="preserve">V5.0</w:t>
+            </w:r>
+          </w:p>
+        </w:tc>
+        <w:tc>
+          <w:p>
+            <w:pPr>
+              <w:pStyle w:val="Compact"/>
+              <w:ind w:firstLine="0"/>
+              <w:jc w:val="left"/>
+            </w:pPr>
+            <w:r>
+              <w:rPr>
+                <w:rFonts w:ascii="宋体" w:hAnsi="宋体" w:eastAsia="宋体"/>
+                <w:color w:val="000000"/>
+                <w:sz w:val="21"/>
+              </w:rPr>
+              <w:t xml:space="preserve">2026-06-17</w:t>
+            </w:r>
+          </w:p>
+        </w:tc>
+        <w:tc>
+          <w:p>
+            <w:pPr>
+              <w:pStyle w:val="Compact"/>
+              <w:ind w:firstLine="0"/>
+              <w:jc w:val="left"/>
+            </w:pPr>
+            <w:r>
+              <w:rPr>
+                <w:rFonts w:ascii="宋体" w:hAnsi="宋体" w:eastAsia="宋体"/>
+                <w:color w:val="000000"/>
+                <w:sz w:val="21"/>
+              </w:rPr>
+              <w:t xml:space="preserve">项目组</w:t>
+            </w:r>
+          </w:p>
+        </w:tc>
+        <w:tc>
+          <w:p>
+            <w:pPr>
+              <w:pStyle w:val="Compact"/>
+              <w:ind w:firstLine="0"/>
+              <w:jc w:val="left"/>
+            </w:pPr>
+            <w:r>
+              <w:rPr>
+                <w:rFonts w:ascii="宋体" w:hAnsi="宋体" w:eastAsia="宋体"/>
+                <w:color w:val="000000"/>
+                <w:sz w:val="21"/>
+              </w:rPr>
+              <w:t xml:space="preserve">同步指标驱动补充实验，增加 external SOTA、tsfresh 和 RULSurv 备答</w:t>
+            </w:r>
+          </w:p>
+        </w:tc>
+      </w:tr>
     </w:tbl>
     <w:bookmarkEnd w:id="21"/>
     <w:bookmarkStart w:id="22" w:name="使用说明"/>
@@ -1188,7 +1258,7 @@
           <w:rFonts w:ascii="宋体" w:hAnsi="宋体" w:eastAsia="宋体"/>
           <w:color w:val="000000"/>
         </w:rPr>
-        <w:t xml:space="preserve">这页里的内容对应项目交付：两个真实数据集，19 维特征，两篇 RUL 论文复现，39 个全量自动化测试和 8 个 notebook 示例。</w:t>
+        <w:t xml:space="preserve">这页里的内容对应项目交付：两个真实数据集，19 维特征，两篇 RUL 论文复现，tsfresh/sktime/RULSurv 补充实验，59 个全量自动化测试和 8 个 notebook 示例。</w:t>
       </w:r>
     </w:p>
     <w:bookmarkEnd w:id="24"/>
@@ -1612,6 +1682,151 @@
         <w:t xml:space="preserve">生成特征之后，我们再按快照先后把多个快照组成 feature sequence。RUL 标签按当前时间到寿命结束的剩余时间计算；如果只按文件序号生成，就在输出里标注为快照级 RUL。XJTU-SY 可以按约 1 分钟快照间隔换算，PHM2012 则要结合约 10 秒文件间隔和官方 Test_set 终止 RUL 条目。</w:t>
       </w:r>
     </w:p>
+    <w:p>
+      <w:pPr>
+        <w:pStyle w:val="BodyText"/>
+        <w:spacing w:line="276" w:lineRule="auto" w:after="0"/>
+        <w:ind w:firstLine="420"/>
+      </w:pPr>
+      <w:r>
+        <w:rPr>
+          <w:rFonts w:ascii="宋体" w:hAnsi="宋体" w:eastAsia="宋体"/>
+          <w:color w:val="000000"/>
+        </w:rPr>
+        <w:t xml:space="preserve">在 #2 和 #4 的补充实验中，我们也接入了 tsfresh。需要诚实说明的是，</w:t>
+      </w:r>
+      <w:r>
+        <w:rPr>
+          <w:rStyle w:val="VerbatimChar"/>
+          <w:rFonts w:ascii="宋体" w:hAnsi="宋体" w:eastAsia="宋体"/>
+          <w:color w:val="000000"/>
+        </w:rPr>
+        <w:t xml:space="preserve">MinimalFCParameters</w:t>
+      </w:r>
+      <w:r>
+        <w:rPr>
+          <w:rFonts w:ascii="宋体" w:hAnsi="宋体" w:eastAsia="宋体"/>
+          <w:color w:val="000000"/>
+        </w:rPr>
+        <w:t xml:space="preserve"> </w:t>
+      </w:r>
+      <w:r>
+        <w:rPr>
+          <w:rFonts w:ascii="宋体" w:hAnsi="宋体" w:eastAsia="宋体"/>
+          <w:color w:val="000000"/>
+        </w:rPr>
+        <w:t xml:space="preserve">的 train-only 特征筛选中，top feature</w:t>
+      </w:r>
+      <w:r>
+        <w:rPr>
+          <w:rFonts w:ascii="宋体" w:hAnsi="宋体" w:eastAsia="宋体"/>
+          <w:color w:val="000000"/>
+        </w:rPr>
+        <w:t xml:space="preserve"> </w:t>
+      </w:r>
+      <w:r>
+        <w:rPr>
+          <w:rStyle w:val="VerbatimChar"/>
+          <w:rFonts w:ascii="宋体" w:hAnsi="宋体" w:eastAsia="宋体"/>
+          <w:color w:val="000000"/>
+        </w:rPr>
+        <w:t xml:space="preserve">vertical__maximum</w:t>
+      </w:r>
+      <w:r>
+        <w:rPr>
+          <w:rFonts w:ascii="宋体" w:hAnsi="宋体" w:eastAsia="宋体"/>
+          <w:color w:val="000000"/>
+        </w:rPr>
+        <w:t xml:space="preserve"> </w:t>
+      </w:r>
+      <w:r>
+        <w:rPr>
+          <w:rFonts w:ascii="宋体" w:hAnsi="宋体" w:eastAsia="宋体"/>
+          <w:color w:val="000000"/>
+        </w:rPr>
+        <w:t xml:space="preserve">与 RUL 的 correlation 约为 0.200994，后续 selected features 很多只有 0.04 左右；</w:t>
+      </w:r>
+      <w:r>
+        <w:rPr>
+          <w:rStyle w:val="VerbatimChar"/>
+          <w:rFonts w:ascii="宋体" w:hAnsi="宋体" w:eastAsia="宋体"/>
+          <w:color w:val="000000"/>
+        </w:rPr>
+        <w:t xml:space="preserve">EfficientFCParameters</w:t>
+      </w:r>
+      <w:r>
+        <w:rPr>
+          <w:rFonts w:ascii="宋体" w:hAnsi="宋体" w:eastAsia="宋体"/>
+          <w:color w:val="000000"/>
+        </w:rPr>
+        <w:t xml:space="preserve"> </w:t>
+      </w:r>
+      <w:r>
+        <w:rPr>
+          <w:rFonts w:ascii="宋体" w:hAnsi="宋体" w:eastAsia="宋体"/>
+          <w:color w:val="000000"/>
+        </w:rPr>
+        <w:t xml:space="preserve">扩展到 1554 个候选特征，top feature</w:t>
+      </w:r>
+      <w:r>
+        <w:rPr>
+          <w:rFonts w:ascii="宋体" w:hAnsi="宋体" w:eastAsia="宋体"/>
+          <w:color w:val="000000"/>
+        </w:rPr>
+        <w:t xml:space="preserve"> </w:t>
+      </w:r>
+      <w:r>
+        <w:rPr>
+          <w:rStyle w:val="VerbatimChar"/>
+          <w:rFonts w:ascii="宋体" w:hAnsi="宋体" w:eastAsia="宋体"/>
+          <w:color w:val="000000"/>
+        </w:rPr>
+        <w:t xml:space="preserve">horizontal__partial_autocorrelation__lag_1</w:t>
+      </w:r>
+      <w:r>
+        <w:rPr>
+          <w:rFonts w:ascii="宋体" w:hAnsi="宋体" w:eastAsia="宋体"/>
+          <w:color w:val="000000"/>
+        </w:rPr>
+        <w:t xml:space="preserve"> </w:t>
+      </w:r>
+      <w:r>
+        <w:rPr>
+          <w:rFonts w:ascii="宋体" w:hAnsi="宋体" w:eastAsia="宋体"/>
+          <w:color w:val="000000"/>
+        </w:rPr>
+        <w:t xml:space="preserve">correlation 提高到 0.424468。RUL baseline 方面，手工 19 维 RandomForest 的 3-seed mean normalized RMSE 为 0.345365，Minimal selected 为 0.315629，Efficient selected 为 0.318682，manual 19 + Efficient selected 为 0.319927；这些结果说明 tsfresh 有补充价值，但仍弱于</w:t>
+      </w:r>
+      <w:r>
+        <w:rPr>
+          <w:rFonts w:ascii="宋体" w:hAnsi="宋体" w:eastAsia="宋体"/>
+          <w:color w:val="000000"/>
+        </w:rPr>
+        <w:t xml:space="preserve"> </w:t>
+      </w:r>
+      <w:r>
+        <w:rPr>
+          <w:rStyle w:val="VerbatimChar"/>
+          <w:rFonts w:ascii="宋体" w:hAnsi="宋体" w:eastAsia="宋体"/>
+          <w:color w:val="000000"/>
+        </w:rPr>
+        <w:t xml:space="preserve">sktime RocketRegressor</w:t>
+      </w:r>
+      <w:r>
+        <w:rPr>
+          <w:rFonts w:ascii="宋体" w:hAnsi="宋体" w:eastAsia="宋体"/>
+          <w:color w:val="000000"/>
+        </w:rPr>
+        <w:t xml:space="preserve"> </w:t>
+      </w:r>
+      <w:r>
+        <w:rPr>
+          <w:rFonts w:ascii="宋体" w:hAnsi="宋体" w:eastAsia="宋体"/>
+          <w:color w:val="000000"/>
+        </w:rPr>
+        <w:t xml:space="preserve">的 0.263706。所以 tsfresh 在答辩里只能说是自动特征分析旁证，不是核心性能突破。</w:t>
+      </w:r>
+    </w:p>
     <w:bookmarkEnd w:id="30"/>
     <w:bookmarkStart w:id="31" w:name="第-9-页系统按数据特征模型和评价分层"/>
     <w:p>
@@ -2226,21 +2441,21 @@
           <w:rFonts w:ascii="宋体" w:hAnsi="宋体" w:eastAsia="宋体"/>
           <w:color w:val="000000"/>
         </w:rPr>
-        <w:t xml:space="preserve">uv run --extra dev pytest -q</w:t>
-      </w:r>
-      <w:r>
-        <w:rPr>
-          <w:rFonts w:ascii="宋体" w:hAnsi="宋体" w:eastAsia="宋体"/>
-          <w:color w:val="000000"/>
-        </w:rPr>
-        <w:t xml:space="preserve"> </w:t>
-      </w:r>
-      <w:r>
-        <w:rPr>
-          <w:rFonts w:ascii="宋体" w:hAnsi="宋体" w:eastAsia="宋体"/>
-          <w:color w:val="000000"/>
-        </w:rPr>
-        <w:t xml:space="preserve">通过，当前是 39 个测试，覆盖 loader、特征提取、标签生成、模型 forward、评价指标、论文 workflow 和 notebook smoke。</w:t>
+        <w:t xml:space="preserve">uv run pytest</w:t>
+      </w:r>
+      <w:r>
+        <w:rPr>
+          <w:rFonts w:ascii="宋体" w:hAnsi="宋体" w:eastAsia="宋体"/>
+          <w:color w:val="000000"/>
+        </w:rPr>
+        <w:t xml:space="preserve"> </w:t>
+      </w:r>
+      <w:r>
+        <w:rPr>
+          <w:rFonts w:ascii="宋体" w:hAnsi="宋体" w:eastAsia="宋体"/>
+          <w:color w:val="000000"/>
+        </w:rPr>
+        <w:t xml:space="preserve">通过，当前是 59 个测试，覆盖 loader、特征提取、标签生成、模型 forward、评价指标、论文 workflow、metric-driven evidence、final materials alignment 和 notebook smoke。</w:t>
       </w:r>
     </w:p>
     <w:p>
@@ -2448,7 +2663,7 @@
           <w:rFonts w:ascii="宋体" w:hAnsi="宋体" w:eastAsia="宋体"/>
           <w:color w:val="000000"/>
         </w:rPr>
-        <w:t xml:space="preserve">不足方面，当前 notebook 保留轻量 smoke 验证，正式复现实验采用 50 epoch 训练，但仍然是每轴承 96 快照抽样，没有做多随机种子统计，也没有充分展开跨工况调参。PHM2012 里的温度信息目前保留在接口中，后续可以进一步融合。</w:t>
+        <w:t xml:space="preserve">不足方面，当前 notebook 保留轻量 smoke 验证，正式复现实验采用 50 epoch 训练，但仍然是每轴承 96 快照抽样，外部 AutoRUL、GNN 和 Weibull KIML 尚未在本地跑出指标，PHM2012 里的温度信息目前也只是保留在接口中，后续可以进一步融合。</w:t>
       </w:r>
     </w:p>
     <w:p>
@@ -2535,11 +2750,69 @@
           <w:rFonts w:ascii="宋体" w:hAnsi="宋体" w:eastAsia="宋体"/>
           <w:color w:val="000000"/>
         </w:rPr>
-        <w:t xml:space="preserve">边界上，我们不把每轴承 96 快照的本地结果解释成作者源码级最终性能，也不声明完整全量复刻。后续如果继续做，重点是扩大真实训练规模、补充多随机种子、加入温度特征，并做更充分的跨工况验证。我的汇报到这里，谢谢老师和同学，欢迎提问。</w:t>
+        <w:t xml:space="preserve">边界上，我们不把每轴承 96 快照的本地结果解释成作者源码级最终性能，也不声明完整全量复刻。对新增证据也要分开说：外部 SOTA 只是 source pin 和依赖 probe；tsfresh 相关性整体偏弱；RULSurv row-level 协议复现达到 target，但 held-out Bearing1_3 的</w:t>
+      </w:r>
+      <w:r>
+        <w:rPr>
+          <w:rFonts w:ascii="宋体" w:hAnsi="宋体" w:eastAsia="宋体"/>
+          <w:color w:val="000000"/>
+        </w:rPr>
+        <w:t xml:space="preserve"> </w:t>
+      </w:r>
+      <w:r>
+        <w:rPr>
+          <w:rStyle w:val="VerbatimChar"/>
+          <w:rFonts w:ascii="宋体" w:hAnsi="宋体" w:eastAsia="宋体"/>
+          <w:color w:val="000000"/>
+        </w:rPr>
+        <w:t xml:space="preserve">MIGRATION_PASS</w:t>
+      </w:r>
+      <w:r>
+        <w:rPr>
+          <w:rFonts w:ascii="宋体" w:hAnsi="宋体" w:eastAsia="宋体"/>
+          <w:color w:val="000000"/>
+        </w:rPr>
+        <w:t xml:space="preserve"> </w:t>
+      </w:r>
+      <w:r>
+        <w:rPr>
+          <w:rFonts w:ascii="宋体" w:hAnsi="宋体" w:eastAsia="宋体"/>
+          <w:color w:val="000000"/>
+        </w:rPr>
+        <w:t xml:space="preserve">依赖</w:t>
+      </w:r>
+      <w:r>
+        <w:rPr>
+          <w:rFonts w:ascii="宋体" w:hAnsi="宋体" w:eastAsia="宋体"/>
+          <w:color w:val="000000"/>
+        </w:rPr>
+        <w:t xml:space="preserve"> </w:t>
+      </w:r>
+      <w:r>
+        <w:rPr>
+          <w:rStyle w:val="VerbatimChar"/>
+          <w:rFonts w:ascii="宋体" w:hAnsi="宋体" w:eastAsia="宋体"/>
+          <w:color w:val="000000"/>
+        </w:rPr>
+        <w:t xml:space="preserve">survival_probability=0.25</w:t>
+      </w:r>
+      <w:r>
+        <w:rPr>
+          <w:rFonts w:ascii="宋体" w:hAnsi="宋体" w:eastAsia="宋体"/>
+          <w:color w:val="000000"/>
+        </w:rPr>
+        <w:t xml:space="preserve"> </w:t>
+      </w:r>
+      <w:r>
+        <w:rPr>
+          <w:rFonts w:ascii="宋体" w:hAnsi="宋体" w:eastAsia="宋体"/>
+          <w:color w:val="000000"/>
+        </w:rPr>
+        <w:t xml:space="preserve">的保守解码，是项目迁移策略，不是原始 RULSurv 自然泛化完全解决。我的汇报到这里，谢谢老师和同学，欢迎提问。</w:t>
       </w:r>
     </w:p>
     <w:bookmarkEnd w:id="38"/>
-    <w:bookmarkStart w:id="48" w:name="备答补充"/>
+    <w:bookmarkStart w:id="51" w:name="备答补充"/>
     <w:p>
       <w:pPr>
         <w:pStyle w:val="Heading2"/>
@@ -2880,7 +3153,7 @@
           <w:rFonts w:ascii="宋体" w:hAnsi="宋体" w:eastAsia="宋体"/>
           <w:color w:val="000000"/>
         </w:rPr>
-        <w:t xml:space="preserve">可以回答：本地正式复现已经按 50 epoch 训练，并输出论文 gap 表；差异主要来自每轴承 96 快照抽样、作者源码不可得、部分特征和 score 口径不同，以及未做多随机种子调参。</w:t>
+        <w:t xml:space="preserve">可以回答：本地正式复现已经按 50 epoch 训练，并输出论文 gap 表；差异主要来自每轴承 96 快照抽样、作者源码不可得、部分特征和 score 口径不同。#2 之后已经补充 strict same-config repeated seed rerun，但它仍不能替代全量样本、多工况和外部源码级复现。</w:t>
       </w:r>
     </w:p>
     <w:bookmarkEnd w:id="43"/>
@@ -2978,11 +3251,11 @@
           <w:rFonts w:ascii="宋体" w:hAnsi="宋体" w:eastAsia="宋体"/>
           <w:color w:val="000000"/>
         </w:rPr>
-        <w:t xml:space="preserve">可以回答：在当前 50 epoch、96 快照抽样设置下，部分工况主模型优于 baseline，部分工况仍不稳定。更严谨的结论需要全量样本和多随机种子统计。</w:t>
+        <w:t xml:space="preserve">可以回答：在当前 50 epoch、96 快照抽样设置下，部分工况主模型优于 baseline，部分工况仍不稳定。更严谨的结论需要全量样本、更多工况和更多随机种子统计。</w:t>
       </w:r>
     </w:p>
     <w:bookmarkEnd w:id="45"/>
-    <w:bookmarkStart w:id="46" w:name="如果问软件工程价值在哪里"/>
+    <w:bookmarkStart w:id="46" w:name="如果问你们是不是已经追上外部-sota"/>
     <w:p>
       <w:pPr>
         <w:pStyle w:val="Heading3"/>
@@ -3006,6 +3279,284 @@
           <w:rFonts w:ascii="宋体" w:hAnsi="宋体" w:eastAsia="宋体"/>
           <w:color w:val="000000"/>
         </w:rPr>
+        <w:t xml:space="preserve">你们是不是已经追上外部 SOTA？</w:t>
+      </w:r>
+      <w:r>
+        <w:rPr>
+          <w:rFonts w:ascii="宋体" w:hAnsi="宋体" w:eastAsia="宋体"/>
+          <w:color w:val="000000"/>
+        </w:rPr>
+        <w:t xml:space="preserve">”</w:t>
+      </w:r>
+    </w:p>
+    <w:p>
+      <w:pPr>
+        <w:pStyle w:val="FirstParagraph"/>
+        <w:spacing w:line="276" w:lineRule="auto" w:after="0"/>
+        <w:ind w:firstLine="420"/>
+      </w:pPr>
+      <w:r>
+        <w:rPr>
+          <w:rFonts w:ascii="宋体" w:hAnsi="宋体" w:eastAsia="宋体"/>
+          <w:color w:val="000000"/>
+        </w:rPr>
+        <w:t xml:space="preserve">可以回答：不能这样说。AutoRUL、GNN_RUL_Benchmarking 和 Weibull KIML 已完成 source pin、依赖 probe 和复现路径设计，但尚未在本地跑出指标，因此只能作为后续强基线目标，不能作为已完成本地复现结果。</w:t>
+      </w:r>
+    </w:p>
+    <w:bookmarkEnd w:id="46"/>
+    <w:bookmarkStart w:id="47" w:name="如果问tsfresh-为什么没有放成核心亮点"/>
+    <w:p>
+      <w:pPr>
+        <w:pStyle w:val="Heading3"/>
+      </w:pPr>
+      <w:r>
+        <w:rPr>
+          <w:rFonts w:ascii="宋体" w:hAnsi="宋体" w:eastAsia="宋体"/>
+          <w:color w:val="000000"/>
+        </w:rPr>
+        <w:t xml:space="preserve">如果问</w:t>
+      </w:r>
+      <w:r>
+        <w:rPr>
+          <w:rFonts w:ascii="宋体" w:hAnsi="宋体" w:eastAsia="宋体"/>
+          <w:color w:val="000000"/>
+        </w:rPr>
+        <w:t xml:space="preserve">“</w:t>
+      </w:r>
+      <w:r>
+        <w:rPr>
+          <w:rFonts w:ascii="宋体" w:hAnsi="宋体" w:eastAsia="宋体"/>
+          <w:color w:val="000000"/>
+        </w:rPr>
+        <w:t xml:space="preserve">tsfresh 为什么没有放成核心亮点？</w:t>
+      </w:r>
+      <w:r>
+        <w:rPr>
+          <w:rFonts w:ascii="宋体" w:hAnsi="宋体" w:eastAsia="宋体"/>
+          <w:color w:val="000000"/>
+        </w:rPr>
+        <w:t xml:space="preserve">”</w:t>
+      </w:r>
+    </w:p>
+    <w:p>
+      <w:pPr>
+        <w:pStyle w:val="FirstParagraph"/>
+        <w:spacing w:line="276" w:lineRule="auto" w:after="0"/>
+        <w:ind w:firstLine="420"/>
+      </w:pPr>
+      <w:r>
+        <w:rPr>
+          <w:rFonts w:ascii="宋体" w:hAnsi="宋体" w:eastAsia="宋体"/>
+          <w:color w:val="000000"/>
+        </w:rPr>
+        <w:t xml:space="preserve">可以回答：我们确实接入了 tsfresh，并且只用训练轴承做特征筛选，避免测试标签泄漏。本轮已经补充</w:t>
+      </w:r>
+      <w:r>
+        <w:rPr>
+          <w:rFonts w:ascii="宋体" w:hAnsi="宋体" w:eastAsia="宋体"/>
+          <w:color w:val="000000"/>
+        </w:rPr>
+        <w:t xml:space="preserve"> </w:t>
+      </w:r>
+      <w:r>
+        <w:rPr>
+          <w:rStyle w:val="VerbatimChar"/>
+          <w:rFonts w:ascii="宋体" w:hAnsi="宋体" w:eastAsia="宋体"/>
+          <w:color w:val="000000"/>
+        </w:rPr>
+        <w:t xml:space="preserve">MinimalFCParameters</w:t>
+      </w:r>
+      <w:r>
+        <w:rPr>
+          <w:rFonts w:ascii="宋体" w:hAnsi="宋体" w:eastAsia="宋体"/>
+          <w:color w:val="000000"/>
+        </w:rPr>
+        <w:t xml:space="preserve"> </w:t>
+      </w:r>
+      <w:r>
+        <w:rPr>
+          <w:rFonts w:ascii="宋体" w:hAnsi="宋体" w:eastAsia="宋体"/>
+          <w:color w:val="000000"/>
+        </w:rPr>
+        <w:t xml:space="preserve">与</w:t>
+      </w:r>
+      <w:r>
+        <w:rPr>
+          <w:rFonts w:ascii="宋体" w:hAnsi="宋体" w:eastAsia="宋体"/>
+          <w:color w:val="000000"/>
+        </w:rPr>
+        <w:t xml:space="preserve"> </w:t>
+      </w:r>
+      <w:r>
+        <w:rPr>
+          <w:rStyle w:val="VerbatimChar"/>
+          <w:rFonts w:ascii="宋体" w:hAnsi="宋体" w:eastAsia="宋体"/>
+          <w:color w:val="000000"/>
+        </w:rPr>
+        <w:t xml:space="preserve">EfficientFCParameters</w:t>
+      </w:r>
+      <w:r>
+        <w:rPr>
+          <w:rFonts w:ascii="宋体" w:hAnsi="宋体" w:eastAsia="宋体"/>
+          <w:color w:val="000000"/>
+        </w:rPr>
+        <w:t xml:space="preserve"> </w:t>
+      </w:r>
+      <w:r>
+        <w:rPr>
+          <w:rFonts w:ascii="宋体" w:hAnsi="宋体" w:eastAsia="宋体"/>
+          <w:color w:val="000000"/>
+        </w:rPr>
+        <w:t xml:space="preserve">对照：Minimal top correlation 约 0.200994，Efficient top correlation 约 0.424468；但 selected/manual+selected 的 RandomForest mean NRMSE 仍在 0.315629 到 0.319927 区间，弱于 sktime RocketRegressor 的 0.263706，所以我们把它定位为自动特征分析旁证。</w:t>
+      </w:r>
+    </w:p>
+    <w:bookmarkEnd w:id="47"/>
+    <w:bookmarkStart w:id="48" w:name="X01e457e85b2451ef1a2429e3e15a359e6c6b8e1"/>
+    <w:p>
+      <w:pPr>
+        <w:pStyle w:val="Heading3"/>
+      </w:pPr>
+      <w:r>
+        <w:rPr>
+          <w:rFonts w:ascii="宋体" w:hAnsi="宋体" w:eastAsia="宋体"/>
+          <w:color w:val="000000"/>
+        </w:rPr>
+        <w:t xml:space="preserve">如果问</w:t>
+      </w:r>
+      <w:r>
+        <w:rPr>
+          <w:rFonts w:ascii="宋体" w:hAnsi="宋体" w:eastAsia="宋体"/>
+          <w:color w:val="000000"/>
+        </w:rPr>
+        <w:t xml:space="preserve">“</w:t>
+      </w:r>
+      <w:r>
+        <w:rPr>
+          <w:rFonts w:ascii="宋体" w:hAnsi="宋体" w:eastAsia="宋体"/>
+          <w:color w:val="000000"/>
+        </w:rPr>
+        <w:t xml:space="preserve">RULSurv 是否证明 held-out bearing 泛化已经完全解决？</w:t>
+      </w:r>
+      <w:r>
+        <w:rPr>
+          <w:rFonts w:ascii="宋体" w:hAnsi="宋体" w:eastAsia="宋体"/>
+          <w:color w:val="000000"/>
+        </w:rPr>
+        <w:t xml:space="preserve">”</w:t>
+      </w:r>
+    </w:p>
+    <w:p>
+      <w:pPr>
+        <w:pStyle w:val="FirstParagraph"/>
+        <w:spacing w:line="276" w:lineRule="auto" w:after="0"/>
+        <w:ind w:firstLine="420"/>
+      </w:pPr>
+      <w:r>
+        <w:rPr>
+          <w:rFonts w:ascii="宋体" w:hAnsi="宋体" w:eastAsia="宋体"/>
+          <w:color w:val="000000"/>
+        </w:rPr>
+        <w:t xml:space="preserve">可以回答：不是。RULSurv 有两个口径：row-level 25% censored CV 的 mean true MAE 为 6.926416 min，状态</w:t>
+      </w:r>
+      <w:r>
+        <w:rPr>
+          <w:rFonts w:ascii="宋体" w:hAnsi="宋体" w:eastAsia="宋体"/>
+          <w:color w:val="000000"/>
+        </w:rPr>
+        <w:t xml:space="preserve"> </w:t>
+      </w:r>
+      <w:r>
+        <w:rPr>
+          <w:rStyle w:val="VerbatimChar"/>
+          <w:rFonts w:ascii="宋体" w:hAnsi="宋体" w:eastAsia="宋体"/>
+          <w:color w:val="000000"/>
+        </w:rPr>
+        <w:t xml:space="preserve">PROTOCOL_PASS</w:t>
+      </w:r>
+      <w:r>
+        <w:rPr>
+          <w:rFonts w:ascii="宋体" w:hAnsi="宋体" w:eastAsia="宋体"/>
+          <w:color w:val="000000"/>
+        </w:rPr>
+        <w:t xml:space="preserve">；project Bearing1_3 held-out migration 的 mean true MAE 为 14.307856 min，状态</w:t>
+      </w:r>
+      <w:r>
+        <w:rPr>
+          <w:rFonts w:ascii="宋体" w:hAnsi="宋体" w:eastAsia="宋体"/>
+          <w:color w:val="000000"/>
+        </w:rPr>
+        <w:t xml:space="preserve"> </w:t>
+      </w:r>
+      <w:r>
+        <w:rPr>
+          <w:rStyle w:val="VerbatimChar"/>
+          <w:rFonts w:ascii="宋体" w:hAnsi="宋体" w:eastAsia="宋体"/>
+          <w:color w:val="000000"/>
+        </w:rPr>
+        <w:t xml:space="preserve">MIGRATION_PASS</w:t>
+      </w:r>
+      <w:r>
+        <w:rPr>
+          <w:rFonts w:ascii="宋体" w:hAnsi="宋体" w:eastAsia="宋体"/>
+          <w:color w:val="000000"/>
+        </w:rPr>
+        <w:t xml:space="preserve">。后者依赖</w:t>
+      </w:r>
+      <w:r>
+        <w:rPr>
+          <w:rFonts w:ascii="宋体" w:hAnsi="宋体" w:eastAsia="宋体"/>
+          <w:color w:val="000000"/>
+        </w:rPr>
+        <w:t xml:space="preserve"> </w:t>
+      </w:r>
+      <w:r>
+        <w:rPr>
+          <w:rStyle w:val="VerbatimChar"/>
+          <w:rFonts w:ascii="宋体" w:hAnsi="宋体" w:eastAsia="宋体"/>
+          <w:color w:val="000000"/>
+        </w:rPr>
+        <w:t xml:space="preserve">survival_probability=0.25</w:t>
+      </w:r>
+      <w:r>
+        <w:rPr>
+          <w:rFonts w:ascii="宋体" w:hAnsi="宋体" w:eastAsia="宋体"/>
+          <w:color w:val="000000"/>
+        </w:rPr>
+        <w:t xml:space="preserve"> </w:t>
+      </w:r>
+      <w:r>
+        <w:rPr>
+          <w:rFonts w:ascii="宋体" w:hAnsi="宋体" w:eastAsia="宋体"/>
+          <w:color w:val="000000"/>
+        </w:rPr>
+        <w:t xml:space="preserve">的保守解码，是项目迁移策略，不能说成原始 RULSurv 自然泛化已经完全解决。</w:t>
+      </w:r>
+    </w:p>
+    <w:bookmarkEnd w:id="48"/>
+    <w:bookmarkStart w:id="49" w:name="如果问软件工程价值在哪里"/>
+    <w:p>
+      <w:pPr>
+        <w:pStyle w:val="Heading3"/>
+      </w:pPr>
+      <w:r>
+        <w:rPr>
+          <w:rFonts w:ascii="宋体" w:hAnsi="宋体" w:eastAsia="宋体"/>
+          <w:color w:val="000000"/>
+        </w:rPr>
+        <w:t xml:space="preserve">如果问</w:t>
+      </w:r>
+      <w:r>
+        <w:rPr>
+          <w:rFonts w:ascii="宋体" w:hAnsi="宋体" w:eastAsia="宋体"/>
+          <w:color w:val="000000"/>
+        </w:rPr>
+        <w:t xml:space="preserve">“</w:t>
+      </w:r>
+      <w:r>
+        <w:rPr>
+          <w:rFonts w:ascii="宋体" w:hAnsi="宋体" w:eastAsia="宋体"/>
+          <w:color w:val="000000"/>
+        </w:rPr>
         <w:t xml:space="preserve">软件工程价值在哪里？</w:t>
       </w:r>
       <w:r>
@@ -3059,8 +3610,8 @@
         <w:t xml:space="preserve">包内；测试覆盖了关键流程。</w:t>
       </w:r>
     </w:p>
-    <w:bookmarkEnd w:id="46"/>
-    <w:bookmarkStart w:id="47" w:name="如果问你们最理解项目的地方是什么"/>
+    <w:bookmarkEnd w:id="49"/>
+    <w:bookmarkStart w:id="50" w:name="如果问你们最理解项目的地方是什么"/>
     <w:p>
       <w:pPr>
         <w:pStyle w:val="Heading3"/>
@@ -3174,9 +3725,9 @@
         <w:t xml:space="preserve">，而不是只看一页指标表。</w:t>
       </w:r>
     </w:p>
-    <w:bookmarkEnd w:id="47"/>
-    <w:bookmarkEnd w:id="48"/>
-    <w:bookmarkEnd w:id="49"/>
+    <w:bookmarkEnd w:id="50"/>
+    <w:bookmarkEnd w:id="51"/>
+    <w:bookmarkEnd w:id="52"/>
     <w:sectPr>
       <w:pgMar w:top="1440" w:bottom="1440" w:left="1797" w:right="1797"/>
     </w:sectPr>
